--- a/rediseno_2026/4.5 Itinerarios formateados y corregidos/CPA-508 Auditoría Forense, Peritaje y Prevención de Delitos Económicos.docx
+++ b/rediseno_2026/4.5 Itinerarios formateados y corregidos/CPA-508 Auditoría Forense, Peritaje y Prevención de Delitos Económicos.docx
@@ -85,8 +85,10 @@
         </w:tblBorders>
         <w:tblLayout w:type="fixed"/>
         <w:tblCellMar>
-          <w:left w:w="10" w:type="dxa"/>
-          <w:right w:w="10" w:type="dxa"/>
+          <w:top w:w="40" w:type="dxa"/>
+          <w:left w:w="90" w:type="dxa"/>
+          <w:bottom w:w="40" w:type="dxa"/>
+          <w:right w:w="90" w:type="dxa"/>
         </w:tblCellMar>
         <w:tblLook w:val="0000" w:firstRow="0" w:lastRow="0" w:firstColumn="0" w:lastColumn="0" w:noHBand="0" w:noVBand="0"/>
       </w:tblPr>
@@ -120,12 +122,6 @@
               <w:right w:val="single" w:sz="6" w:space="0" w:color="1F3864"/>
             </w:tcBorders>
             <w:shd w:val="clear" w:color="auto" w:fill="4472C4"/>
-            <w:tcMar>
-              <w:top w:w="50" w:type="dxa"/>
-              <w:left w:w="90" w:type="dxa"/>
-              <w:bottom w:w="50" w:type="dxa"/>
-              <w:right w:w="90" w:type="dxa"/>
-            </w:tcMar>
             <w:vAlign w:val="center"/>
           </w:tcPr>
           <w:p>
@@ -166,12 +162,6 @@
               <w:right w:val="single" w:sz="6" w:space="0" w:color="1F3864"/>
             </w:tcBorders>
             <w:shd w:val="clear" w:color="auto" w:fill="4472C4"/>
-            <w:tcMar>
-              <w:top w:w="50" w:type="dxa"/>
-              <w:left w:w="90" w:type="dxa"/>
-              <w:bottom w:w="50" w:type="dxa"/>
-              <w:right w:w="90" w:type="dxa"/>
-            </w:tcMar>
             <w:vAlign w:val="center"/>
           </w:tcPr>
           <w:p>
@@ -212,12 +202,6 @@
               <w:right w:val="single" w:sz="6" w:space="0" w:color="1F3864"/>
             </w:tcBorders>
             <w:shd w:val="clear" w:color="auto" w:fill="4472C4"/>
-            <w:tcMar>
-              <w:top w:w="50" w:type="dxa"/>
-              <w:left w:w="90" w:type="dxa"/>
-              <w:bottom w:w="50" w:type="dxa"/>
-              <w:right w:w="90" w:type="dxa"/>
-            </w:tcMar>
             <w:vAlign w:val="center"/>
           </w:tcPr>
           <w:p>
@@ -258,12 +242,6 @@
               <w:right w:val="single" w:sz="6" w:space="0" w:color="1F3864"/>
             </w:tcBorders>
             <w:shd w:val="clear" w:color="auto" w:fill="4472C4"/>
-            <w:tcMar>
-              <w:top w:w="50" w:type="dxa"/>
-              <w:left w:w="90" w:type="dxa"/>
-              <w:bottom w:w="50" w:type="dxa"/>
-              <w:right w:w="90" w:type="dxa"/>
-            </w:tcMar>
             <w:vAlign w:val="center"/>
           </w:tcPr>
           <w:p>
@@ -306,12 +284,6 @@
               <w:right w:val="single" w:sz="6" w:space="0" w:color="1F3864"/>
             </w:tcBorders>
             <w:shd w:val="clear" w:color="auto" w:fill="4472C4"/>
-            <w:tcMar>
-              <w:top w:w="50" w:type="dxa"/>
-              <w:left w:w="90" w:type="dxa"/>
-              <w:bottom w:w="50" w:type="dxa"/>
-              <w:right w:w="90" w:type="dxa"/>
-            </w:tcMar>
             <w:vAlign w:val="center"/>
           </w:tcPr>
           <w:p>
@@ -352,12 +324,6 @@
               <w:right w:val="single" w:sz="6" w:space="0" w:color="1F3864"/>
             </w:tcBorders>
             <w:shd w:val="clear" w:color="auto" w:fill="4472C4"/>
-            <w:tcMar>
-              <w:top w:w="50" w:type="dxa"/>
-              <w:left w:w="90" w:type="dxa"/>
-              <w:bottom w:w="50" w:type="dxa"/>
-              <w:right w:w="90" w:type="dxa"/>
-            </w:tcMar>
             <w:vAlign w:val="center"/>
           </w:tcPr>
           <w:p>
@@ -398,12 +364,6 @@
               <w:right w:val="single" w:sz="6" w:space="0" w:color="1F3864"/>
             </w:tcBorders>
             <w:shd w:val="clear" w:color="auto" w:fill="4472C4"/>
-            <w:tcMar>
-              <w:top w:w="50" w:type="dxa"/>
-              <w:left w:w="90" w:type="dxa"/>
-              <w:bottom w:w="50" w:type="dxa"/>
-              <w:right w:w="90" w:type="dxa"/>
-            </w:tcMar>
             <w:vAlign w:val="center"/>
           </w:tcPr>
           <w:p>
@@ -444,12 +404,6 @@
               <w:right w:val="single" w:sz="6" w:space="0" w:color="1F3864"/>
             </w:tcBorders>
             <w:shd w:val="clear" w:color="auto" w:fill="4472C4"/>
-            <w:tcMar>
-              <w:top w:w="50" w:type="dxa"/>
-              <w:left w:w="90" w:type="dxa"/>
-              <w:bottom w:w="50" w:type="dxa"/>
-              <w:right w:w="90" w:type="dxa"/>
-            </w:tcMar>
             <w:vAlign w:val="center"/>
           </w:tcPr>
           <w:p>
@@ -492,12 +446,6 @@
               <w:right w:val="single" w:sz="6" w:space="0" w:color="1F3864"/>
             </w:tcBorders>
             <w:shd w:val="clear" w:color="auto" w:fill="4472C4"/>
-            <w:tcMar>
-              <w:top w:w="50" w:type="dxa"/>
-              <w:left w:w="90" w:type="dxa"/>
-              <w:bottom w:w="50" w:type="dxa"/>
-              <w:right w:w="90" w:type="dxa"/>
-            </w:tcMar>
             <w:vAlign w:val="center"/>
           </w:tcPr>
           <w:p>
@@ -538,12 +486,6 @@
               <w:right w:val="single" w:sz="6" w:space="0" w:color="1F3864"/>
             </w:tcBorders>
             <w:shd w:val="clear" w:color="auto" w:fill="4472C4"/>
-            <w:tcMar>
-              <w:top w:w="50" w:type="dxa"/>
-              <w:left w:w="90" w:type="dxa"/>
-              <w:bottom w:w="50" w:type="dxa"/>
-              <w:right w:w="90" w:type="dxa"/>
-            </w:tcMar>
             <w:vAlign w:val="center"/>
           </w:tcPr>
           <w:p>
@@ -585,12 +527,6 @@
               <w:right w:val="single" w:sz="6" w:space="0" w:color="1F3864"/>
             </w:tcBorders>
             <w:shd w:val="clear" w:color="auto" w:fill="4472C4"/>
-            <w:tcMar>
-              <w:top w:w="50" w:type="dxa"/>
-              <w:left w:w="90" w:type="dxa"/>
-              <w:bottom w:w="50" w:type="dxa"/>
-              <w:right w:w="90" w:type="dxa"/>
-            </w:tcMar>
             <w:vAlign w:val="center"/>
           </w:tcPr>
           <w:p>
@@ -630,12 +566,6 @@
               <w:right w:val="single" w:sz="6" w:space="0" w:color="1F3864"/>
             </w:tcBorders>
             <w:shd w:val="clear" w:color="auto" w:fill="4472C4"/>
-            <w:tcMar>
-              <w:top w:w="50" w:type="dxa"/>
-              <w:left w:w="90" w:type="dxa"/>
-              <w:bottom w:w="50" w:type="dxa"/>
-              <w:right w:w="90" w:type="dxa"/>
-            </w:tcMar>
             <w:vAlign w:val="center"/>
           </w:tcPr>
           <w:p>
@@ -675,12 +605,6 @@
               <w:right w:val="single" w:sz="6" w:space="0" w:color="1F3864"/>
             </w:tcBorders>
             <w:shd w:val="clear" w:color="auto" w:fill="4472C4"/>
-            <w:tcMar>
-              <w:top w:w="50" w:type="dxa"/>
-              <w:left w:w="90" w:type="dxa"/>
-              <w:bottom w:w="50" w:type="dxa"/>
-              <w:right w:w="90" w:type="dxa"/>
-            </w:tcMar>
             <w:vAlign w:val="center"/>
           </w:tcPr>
           <w:p>
@@ -720,12 +644,6 @@
               <w:right w:val="single" w:sz="6" w:space="0" w:color="1F3864"/>
             </w:tcBorders>
             <w:shd w:val="clear" w:color="auto" w:fill="4472C4"/>
-            <w:tcMar>
-              <w:top w:w="50" w:type="dxa"/>
-              <w:left w:w="90" w:type="dxa"/>
-              <w:bottom w:w="50" w:type="dxa"/>
-              <w:right w:w="90" w:type="dxa"/>
-            </w:tcMar>
             <w:vAlign w:val="center"/>
           </w:tcPr>
           <w:p>
@@ -765,12 +683,6 @@
               <w:right w:val="single" w:sz="6" w:space="0" w:color="1F3864"/>
             </w:tcBorders>
             <w:shd w:val="clear" w:color="auto" w:fill="4472C4"/>
-            <w:tcMar>
-              <w:top w:w="50" w:type="dxa"/>
-              <w:left w:w="90" w:type="dxa"/>
-              <w:bottom w:w="50" w:type="dxa"/>
-              <w:right w:w="90" w:type="dxa"/>
-            </w:tcMar>
             <w:vAlign w:val="center"/>
           </w:tcPr>
           <w:p>
@@ -810,12 +722,6 @@
               <w:right w:val="single" w:sz="6" w:space="0" w:color="1F3864"/>
             </w:tcBorders>
             <w:shd w:val="clear" w:color="auto" w:fill="4472C4"/>
-            <w:tcMar>
-              <w:top w:w="50" w:type="dxa"/>
-              <w:left w:w="90" w:type="dxa"/>
-              <w:bottom w:w="50" w:type="dxa"/>
-              <w:right w:w="90" w:type="dxa"/>
-            </w:tcMar>
             <w:vAlign w:val="center"/>
           </w:tcPr>
           <w:p>
@@ -856,12 +762,6 @@
               <w:right w:val="single" w:sz="6" w:space="0" w:color="1F3864"/>
             </w:tcBorders>
             <w:shd w:val="clear" w:color="auto" w:fill="D9E2F3"/>
-            <w:tcMar>
-              <w:top w:w="50" w:type="dxa"/>
-              <w:left w:w="90" w:type="dxa"/>
-              <w:bottom w:w="50" w:type="dxa"/>
-              <w:right w:w="90" w:type="dxa"/>
-            </w:tcMar>
             <w:vAlign w:val="center"/>
           </w:tcPr>
           <w:p>
@@ -896,12 +796,6 @@
               <w:right w:val="single" w:sz="6" w:space="0" w:color="1F3864"/>
             </w:tcBorders>
             <w:shd w:val="clear" w:color="auto" w:fill="D9E2F3"/>
-            <w:tcMar>
-              <w:top w:w="50" w:type="dxa"/>
-              <w:left w:w="90" w:type="dxa"/>
-              <w:bottom w:w="50" w:type="dxa"/>
-              <w:right w:w="90" w:type="dxa"/>
-            </w:tcMar>
             <w:vAlign w:val="center"/>
           </w:tcPr>
           <w:p>
@@ -935,12 +829,6 @@
               <w:right w:val="single" w:sz="6" w:space="0" w:color="1F3864"/>
             </w:tcBorders>
             <w:shd w:val="clear" w:color="auto" w:fill="D9E2F3"/>
-            <w:tcMar>
-              <w:top w:w="50" w:type="dxa"/>
-              <w:left w:w="90" w:type="dxa"/>
-              <w:bottom w:w="50" w:type="dxa"/>
-              <w:right w:w="90" w:type="dxa"/>
-            </w:tcMar>
             <w:vAlign w:val="center"/>
           </w:tcPr>
           <w:p>
@@ -974,12 +862,6 @@
               <w:right w:val="single" w:sz="6" w:space="0" w:color="1F3864"/>
             </w:tcBorders>
             <w:shd w:val="clear" w:color="auto" w:fill="D9E2F3"/>
-            <w:tcMar>
-              <w:top w:w="50" w:type="dxa"/>
-              <w:left w:w="90" w:type="dxa"/>
-              <w:bottom w:w="50" w:type="dxa"/>
-              <w:right w:w="90" w:type="dxa"/>
-            </w:tcMar>
             <w:vAlign w:val="center"/>
           </w:tcPr>
           <w:p>
@@ -1013,12 +895,6 @@
               <w:right w:val="single" w:sz="6" w:space="0" w:color="1F3864"/>
             </w:tcBorders>
             <w:shd w:val="clear" w:color="auto" w:fill="D9E2F3"/>
-            <w:tcMar>
-              <w:top w:w="50" w:type="dxa"/>
-              <w:left w:w="90" w:type="dxa"/>
-              <w:bottom w:w="50" w:type="dxa"/>
-              <w:right w:w="90" w:type="dxa"/>
-            </w:tcMar>
             <w:vAlign w:val="center"/>
           </w:tcPr>
           <w:p>
@@ -1052,12 +928,6 @@
               <w:right w:val="single" w:sz="6" w:space="0" w:color="1F3864"/>
             </w:tcBorders>
             <w:shd w:val="clear" w:color="auto" w:fill="D9E2F3"/>
-            <w:tcMar>
-              <w:top w:w="50" w:type="dxa"/>
-              <w:left w:w="90" w:type="dxa"/>
-              <w:bottom w:w="50" w:type="dxa"/>
-              <w:right w:w="90" w:type="dxa"/>
-            </w:tcMar>
             <w:vAlign w:val="center"/>
           </w:tcPr>
           <w:p>
@@ -1091,12 +961,6 @@
               <w:right w:val="single" w:sz="6" w:space="0" w:color="1F3864"/>
             </w:tcBorders>
             <w:shd w:val="clear" w:color="auto" w:fill="D9E2F3"/>
-            <w:tcMar>
-              <w:top w:w="50" w:type="dxa"/>
-              <w:left w:w="90" w:type="dxa"/>
-              <w:bottom w:w="50" w:type="dxa"/>
-              <w:right w:w="90" w:type="dxa"/>
-            </w:tcMar>
             <w:vAlign w:val="center"/>
           </w:tcPr>
           <w:p>
@@ -1156,12 +1020,6 @@
               <w:right w:val="single" w:sz="6" w:space="0" w:color="1F3864"/>
             </w:tcBorders>
             <w:shd w:val="clear" w:color="auto" w:fill="4472C4"/>
-            <w:tcMar>
-              <w:top w:w="50" w:type="dxa"/>
-              <w:left w:w="90" w:type="dxa"/>
-              <w:bottom w:w="50" w:type="dxa"/>
-              <w:right w:w="90" w:type="dxa"/>
-            </w:tcMar>
             <w:vAlign w:val="center"/>
           </w:tcPr>
           <w:p>
@@ -1204,12 +1062,6 @@
               <w:right w:val="single" w:sz="6" w:space="0" w:color="1F3864"/>
             </w:tcBorders>
             <w:shd w:val="clear" w:color="auto" w:fill="D9E2F3"/>
-            <w:tcMar>
-              <w:top w:w="50" w:type="dxa"/>
-              <w:left w:w="90" w:type="dxa"/>
-              <w:bottom w:w="50" w:type="dxa"/>
-              <w:right w:w="90" w:type="dxa"/>
-            </w:tcMar>
             <w:vAlign w:val="center"/>
           </w:tcPr>
           <w:p>
@@ -1246,12 +1098,6 @@
               <w:right w:val="single" w:sz="6" w:space="0" w:color="1F3864"/>
             </w:tcBorders>
             <w:shd w:val="clear" w:color="auto" w:fill="D9E2F3"/>
-            <w:tcMar>
-              <w:top w:w="50" w:type="dxa"/>
-              <w:left w:w="90" w:type="dxa"/>
-              <w:bottom w:w="50" w:type="dxa"/>
-              <w:right w:w="90" w:type="dxa"/>
-            </w:tcMar>
             <w:vAlign w:val="center"/>
           </w:tcPr>
           <w:p>
@@ -1315,12 +1161,6 @@
               <w:right w:val="single" w:sz="6" w:space="0" w:color="1F3864"/>
             </w:tcBorders>
             <w:shd w:val="clear" w:color="auto" w:fill="4472C4"/>
-            <w:tcMar>
-              <w:top w:w="50" w:type="dxa"/>
-              <w:left w:w="90" w:type="dxa"/>
-              <w:bottom w:w="50" w:type="dxa"/>
-              <w:right w:w="90" w:type="dxa"/>
-            </w:tcMar>
             <w:vAlign w:val="center"/>
           </w:tcPr>
           <w:p>
@@ -1361,12 +1201,6 @@
               <w:right w:val="single" w:sz="6" w:space="0" w:color="1F3864"/>
             </w:tcBorders>
             <w:shd w:val="clear" w:color="auto" w:fill="4472C4"/>
-            <w:tcMar>
-              <w:top w:w="50" w:type="dxa"/>
-              <w:left w:w="90" w:type="dxa"/>
-              <w:bottom w:w="50" w:type="dxa"/>
-              <w:right w:w="90" w:type="dxa"/>
-            </w:tcMar>
             <w:vAlign w:val="center"/>
           </w:tcPr>
           <w:p>
@@ -1407,12 +1241,6 @@
               <w:right w:val="single" w:sz="6" w:space="0" w:color="1F3864"/>
             </w:tcBorders>
             <w:shd w:val="clear" w:color="auto" w:fill="4472C4"/>
-            <w:tcMar>
-              <w:top w:w="50" w:type="dxa"/>
-              <w:left w:w="90" w:type="dxa"/>
-              <w:bottom w:w="50" w:type="dxa"/>
-              <w:right w:w="90" w:type="dxa"/>
-            </w:tcMar>
             <w:vAlign w:val="center"/>
           </w:tcPr>
           <w:p>
@@ -1457,12 +1285,6 @@
               <w:right w:val="single" w:sz="6" w:space="0" w:color="1F3864"/>
             </w:tcBorders>
             <w:shd w:val="clear" w:color="auto" w:fill="D9E2F3"/>
-            <w:tcMar>
-              <w:top w:w="50" w:type="dxa"/>
-              <w:left w:w="90" w:type="dxa"/>
-              <w:bottom w:w="50" w:type="dxa"/>
-              <w:right w:w="90" w:type="dxa"/>
-            </w:tcMar>
             <w:vAlign w:val="center"/>
           </w:tcPr>
           <w:p>
@@ -1504,12 +1326,6 @@
               <w:right w:val="single" w:sz="6" w:space="0" w:color="1F3864"/>
             </w:tcBorders>
             <w:shd w:val="clear" w:color="auto" w:fill="D9E2F3"/>
-            <w:tcMar>
-              <w:top w:w="50" w:type="dxa"/>
-              <w:left w:w="90" w:type="dxa"/>
-              <w:bottom w:w="50" w:type="dxa"/>
-              <w:right w:w="90" w:type="dxa"/>
-            </w:tcMar>
             <w:vAlign w:val="center"/>
           </w:tcPr>
           <w:p>
@@ -1558,12 +1374,6 @@
               <w:right w:val="single" w:sz="6" w:space="0" w:color="1F3864"/>
             </w:tcBorders>
             <w:shd w:val="clear" w:color="auto" w:fill="D9E2F3"/>
-            <w:tcMar>
-              <w:top w:w="50" w:type="dxa"/>
-              <w:left w:w="90" w:type="dxa"/>
-              <w:bottom w:w="50" w:type="dxa"/>
-              <w:right w:w="90" w:type="dxa"/>
-            </w:tcMar>
             <w:vAlign w:val="center"/>
           </w:tcPr>
           <w:p>
@@ -1661,12 +1471,6 @@
               <w:right w:val="single" w:sz="6" w:space="0" w:color="1F3864"/>
             </w:tcBorders>
             <w:shd w:val="clear" w:color="auto" w:fill="D9E2F3"/>
-            <w:tcMar>
-              <w:top w:w="50" w:type="dxa"/>
-              <w:left w:w="90" w:type="dxa"/>
-              <w:bottom w:w="50" w:type="dxa"/>
-              <w:right w:w="90" w:type="dxa"/>
-            </w:tcMar>
             <w:vAlign w:val="center"/>
           </w:tcPr>
           <w:p>
@@ -1707,12 +1511,6 @@
               <w:right w:val="single" w:sz="6" w:space="0" w:color="1F3864"/>
             </w:tcBorders>
             <w:shd w:val="clear" w:color="auto" w:fill="D9E2F3"/>
-            <w:tcMar>
-              <w:top w:w="50" w:type="dxa"/>
-              <w:left w:w="90" w:type="dxa"/>
-              <w:bottom w:w="50" w:type="dxa"/>
-              <w:right w:w="90" w:type="dxa"/>
-            </w:tcMar>
             <w:vAlign w:val="center"/>
           </w:tcPr>
           <w:p>
@@ -1787,12 +1585,6 @@
               <w:right w:val="single" w:sz="6" w:space="0" w:color="1F3864"/>
             </w:tcBorders>
             <w:shd w:val="clear" w:color="auto" w:fill="D9E2F3"/>
-            <w:tcMar>
-              <w:top w:w="50" w:type="dxa"/>
-              <w:left w:w="90" w:type="dxa"/>
-              <w:bottom w:w="50" w:type="dxa"/>
-              <w:right w:w="90" w:type="dxa"/>
-            </w:tcMar>
             <w:vAlign w:val="center"/>
           </w:tcPr>
           <w:p>
@@ -1834,12 +1626,6 @@
               <w:right w:val="single" w:sz="6" w:space="0" w:color="1F3864"/>
             </w:tcBorders>
             <w:shd w:val="clear" w:color="auto" w:fill="D9E2F3"/>
-            <w:tcMar>
-              <w:top w:w="50" w:type="dxa"/>
-              <w:left w:w="90" w:type="dxa"/>
-              <w:bottom w:w="50" w:type="dxa"/>
-              <w:right w:w="90" w:type="dxa"/>
-            </w:tcMar>
             <w:vAlign w:val="center"/>
           </w:tcPr>
           <w:p>
@@ -1916,12 +1702,6 @@
               <w:right w:val="single" w:sz="6" w:space="0" w:color="1F3864"/>
             </w:tcBorders>
             <w:shd w:val="clear" w:color="auto" w:fill="D9E2F3"/>
-            <w:tcMar>
-              <w:top w:w="50" w:type="dxa"/>
-              <w:left w:w="90" w:type="dxa"/>
-              <w:bottom w:w="50" w:type="dxa"/>
-              <w:right w:w="90" w:type="dxa"/>
-            </w:tcMar>
             <w:vAlign w:val="center"/>
           </w:tcPr>
           <w:p>
@@ -1999,12 +1779,6 @@
               <w:right w:val="single" w:sz="6" w:space="0" w:color="1F3864"/>
             </w:tcBorders>
             <w:shd w:val="clear" w:color="auto" w:fill="D9E2F3"/>
-            <w:tcMar>
-              <w:top w:w="50" w:type="dxa"/>
-              <w:left w:w="90" w:type="dxa"/>
-              <w:bottom w:w="50" w:type="dxa"/>
-              <w:right w:w="90" w:type="dxa"/>
-            </w:tcMar>
             <w:vAlign w:val="center"/>
           </w:tcPr>
           <w:p>
@@ -2053,12 +1827,6 @@
               <w:right w:val="single" w:sz="6" w:space="0" w:color="1F3864"/>
             </w:tcBorders>
             <w:shd w:val="clear" w:color="auto" w:fill="D9E2F3"/>
-            <w:tcMar>
-              <w:top w:w="50" w:type="dxa"/>
-              <w:left w:w="90" w:type="dxa"/>
-              <w:bottom w:w="50" w:type="dxa"/>
-              <w:right w:w="90" w:type="dxa"/>
-            </w:tcMar>
             <w:vAlign w:val="center"/>
           </w:tcPr>
           <w:p>
@@ -2103,12 +1871,6 @@
               <w:right w:val="single" w:sz="6" w:space="0" w:color="1F3864"/>
             </w:tcBorders>
             <w:shd w:val="clear" w:color="auto" w:fill="4472C4"/>
-            <w:tcMar>
-              <w:top w:w="50" w:type="dxa"/>
-              <w:left w:w="90" w:type="dxa"/>
-              <w:bottom w:w="50" w:type="dxa"/>
-              <w:right w:w="90" w:type="dxa"/>
-            </w:tcMar>
             <w:vAlign w:val="center"/>
           </w:tcPr>
           <w:p>
@@ -2151,12 +1913,6 @@
               <w:right w:val="single" w:sz="6" w:space="0" w:color="1F3864"/>
             </w:tcBorders>
             <w:shd w:val="clear" w:color="auto" w:fill="4472C4"/>
-            <w:tcMar>
-              <w:top w:w="50" w:type="dxa"/>
-              <w:left w:w="90" w:type="dxa"/>
-              <w:bottom w:w="50" w:type="dxa"/>
-              <w:right w:w="90" w:type="dxa"/>
-            </w:tcMar>
             <w:vAlign w:val="center"/>
           </w:tcPr>
           <w:p>
@@ -2196,12 +1952,6 @@
               <w:right w:val="single" w:sz="6" w:space="0" w:color="1F3864"/>
             </w:tcBorders>
             <w:shd w:val="clear" w:color="auto" w:fill="D9E2F3"/>
-            <w:tcMar>
-              <w:top w:w="50" w:type="dxa"/>
-              <w:left w:w="90" w:type="dxa"/>
-              <w:bottom w:w="50" w:type="dxa"/>
-              <w:right w:w="90" w:type="dxa"/>
-            </w:tcMar>
             <w:vAlign w:val="center"/>
           </w:tcPr>
           <w:p>
@@ -2260,12 +2010,6 @@
               <w:right w:val="single" w:sz="6" w:space="0" w:color="1F3864"/>
             </w:tcBorders>
             <w:shd w:val="clear" w:color="auto" w:fill="4472C4"/>
-            <w:tcMar>
-              <w:top w:w="50" w:type="dxa"/>
-              <w:left w:w="90" w:type="dxa"/>
-              <w:bottom w:w="50" w:type="dxa"/>
-              <w:right w:w="90" w:type="dxa"/>
-            </w:tcMar>
             <w:vAlign w:val="center"/>
           </w:tcPr>
           <w:p>
@@ -2307,12 +2051,6 @@
               <w:right w:val="single" w:sz="6" w:space="0" w:color="1F3864"/>
             </w:tcBorders>
             <w:shd w:val="clear" w:color="auto" w:fill="D9E2F3"/>
-            <w:tcMar>
-              <w:top w:w="50" w:type="dxa"/>
-              <w:left w:w="90" w:type="dxa"/>
-              <w:bottom w:w="50" w:type="dxa"/>
-              <w:right w:w="90" w:type="dxa"/>
-            </w:tcMar>
             <w:vAlign w:val="center"/>
           </w:tcPr>
           <w:p>
@@ -2517,12 +2255,6 @@
               <w:right w:val="single" w:sz="6" w:space="0" w:color="1F3864"/>
             </w:tcBorders>
             <w:shd w:val="clear" w:color="auto" w:fill="D9E2F3"/>
-            <w:tcMar>
-              <w:top w:w="50" w:type="dxa"/>
-              <w:left w:w="90" w:type="dxa"/>
-              <w:bottom w:w="50" w:type="dxa"/>
-              <w:right w:w="90" w:type="dxa"/>
-            </w:tcMar>
             <w:vAlign w:val="center"/>
           </w:tcPr>
           <w:p>
@@ -4195,12 +3927,6 @@
               <w:right w:val="single" w:sz="6" w:space="0" w:color="1F3864"/>
             </w:tcBorders>
             <w:shd w:val="clear" w:color="auto" w:fill="D9E2F3"/>
-            <w:tcMar>
-              <w:top w:w="50" w:type="dxa"/>
-              <w:left w:w="90" w:type="dxa"/>
-              <w:bottom w:w="50" w:type="dxa"/>
-              <w:right w:w="90" w:type="dxa"/>
-            </w:tcMar>
             <w:vAlign w:val="center"/>
           </w:tcPr>
           <w:p>
@@ -4311,12 +4037,6 @@
               <w:right w:val="single" w:sz="6" w:space="0" w:color="1F3864"/>
             </w:tcBorders>
             <w:shd w:val="clear" w:color="auto" w:fill="D9E2F3"/>
-            <w:tcMar>
-              <w:top w:w="50" w:type="dxa"/>
-              <w:left w:w="90" w:type="dxa"/>
-              <w:bottom w:w="50" w:type="dxa"/>
-              <w:right w:w="90" w:type="dxa"/>
-            </w:tcMar>
             <w:vAlign w:val="center"/>
           </w:tcPr>
           <w:p>
@@ -4364,12 +4084,6 @@
               <w:right w:val="single" w:sz="6" w:space="0" w:color="1F3864"/>
             </w:tcBorders>
             <w:shd w:val="clear" w:color="auto" w:fill="4472C4"/>
-            <w:tcMar>
-              <w:top w:w="50" w:type="dxa"/>
-              <w:left w:w="90" w:type="dxa"/>
-              <w:bottom w:w="50" w:type="dxa"/>
-              <w:right w:w="90" w:type="dxa"/>
-            </w:tcMar>
             <w:vAlign w:val="center"/>
           </w:tcPr>
           <w:p>
@@ -4410,12 +4124,6 @@
               <w:right w:val="single" w:sz="6" w:space="0" w:color="1F3864"/>
             </w:tcBorders>
             <w:shd w:val="clear" w:color="auto" w:fill="4472C4"/>
-            <w:tcMar>
-              <w:top w:w="50" w:type="dxa"/>
-              <w:left w:w="90" w:type="dxa"/>
-              <w:bottom w:w="50" w:type="dxa"/>
-              <w:right w:w="90" w:type="dxa"/>
-            </w:tcMar>
             <w:vAlign w:val="center"/>
           </w:tcPr>
           <w:p>
@@ -4456,12 +4164,6 @@
               <w:right w:val="single" w:sz="6" w:space="0" w:color="1F3864"/>
             </w:tcBorders>
             <w:shd w:val="clear" w:color="auto" w:fill="4472C4"/>
-            <w:tcMar>
-              <w:top w:w="50" w:type="dxa"/>
-              <w:left w:w="90" w:type="dxa"/>
-              <w:bottom w:w="50" w:type="dxa"/>
-              <w:right w:w="90" w:type="dxa"/>
-            </w:tcMar>
             <w:vAlign w:val="center"/>
           </w:tcPr>
           <w:p>
@@ -4506,12 +4208,6 @@
               <w:right w:val="single" w:sz="6" w:space="0" w:color="1F3864"/>
             </w:tcBorders>
             <w:shd w:val="clear" w:color="auto" w:fill="D9E2F3"/>
-            <w:tcMar>
-              <w:top w:w="50" w:type="dxa"/>
-              <w:left w:w="90" w:type="dxa"/>
-              <w:bottom w:w="50" w:type="dxa"/>
-              <w:right w:w="90" w:type="dxa"/>
-            </w:tcMar>
             <w:vAlign w:val="center"/>
           </w:tcPr>
           <w:p>
@@ -4552,12 +4248,6 @@
               <w:right w:val="single" w:sz="6" w:space="0" w:color="1F3864"/>
             </w:tcBorders>
             <w:shd w:val="clear" w:color="auto" w:fill="D9E2F3"/>
-            <w:tcMar>
-              <w:top w:w="50" w:type="dxa"/>
-              <w:left w:w="90" w:type="dxa"/>
-              <w:bottom w:w="50" w:type="dxa"/>
-              <w:right w:w="90" w:type="dxa"/>
-            </w:tcMar>
             <w:vAlign w:val="center"/>
           </w:tcPr>
           <w:p>
@@ -4598,12 +4288,6 @@
               <w:right w:val="single" w:sz="6" w:space="0" w:color="1F3864"/>
             </w:tcBorders>
             <w:shd w:val="clear" w:color="auto" w:fill="D9E2F3"/>
-            <w:tcMar>
-              <w:top w:w="50" w:type="dxa"/>
-              <w:left w:w="90" w:type="dxa"/>
-              <w:bottom w:w="50" w:type="dxa"/>
-              <w:right w:w="90" w:type="dxa"/>
-            </w:tcMar>
             <w:vAlign w:val="center"/>
           </w:tcPr>
           <w:p>
@@ -4673,12 +4357,6 @@
               <w:right w:val="single" w:sz="6" w:space="0" w:color="1F3864"/>
             </w:tcBorders>
             <w:shd w:val="clear" w:color="auto" w:fill="D9E2F3"/>
-            <w:tcMar>
-              <w:top w:w="50" w:type="dxa"/>
-              <w:left w:w="90" w:type="dxa"/>
-              <w:bottom w:w="50" w:type="dxa"/>
-              <w:right w:w="90" w:type="dxa"/>
-            </w:tcMar>
             <w:vAlign w:val="center"/>
           </w:tcPr>
           <w:p>
@@ -4719,12 +4397,6 @@
               <w:right w:val="single" w:sz="6" w:space="0" w:color="1F3864"/>
             </w:tcBorders>
             <w:shd w:val="clear" w:color="auto" w:fill="D9E2F3"/>
-            <w:tcMar>
-              <w:top w:w="50" w:type="dxa"/>
-              <w:left w:w="90" w:type="dxa"/>
-              <w:bottom w:w="50" w:type="dxa"/>
-              <w:right w:w="90" w:type="dxa"/>
-            </w:tcMar>
             <w:vAlign w:val="center"/>
           </w:tcPr>
           <w:p>
@@ -4772,12 +4444,6 @@
               <w:right w:val="single" w:sz="6" w:space="0" w:color="1F3864"/>
             </w:tcBorders>
             <w:shd w:val="clear" w:color="auto" w:fill="D9E2F3"/>
-            <w:tcMar>
-              <w:top w:w="50" w:type="dxa"/>
-              <w:left w:w="90" w:type="dxa"/>
-              <w:bottom w:w="50" w:type="dxa"/>
-              <w:right w:w="90" w:type="dxa"/>
-            </w:tcMar>
             <w:vAlign w:val="center"/>
           </w:tcPr>
           <w:p>
@@ -4818,12 +4484,6 @@
               <w:right w:val="single" w:sz="6" w:space="0" w:color="1F3864"/>
             </w:tcBorders>
             <w:shd w:val="clear" w:color="auto" w:fill="D9E2F3"/>
-            <w:tcMar>
-              <w:top w:w="50" w:type="dxa"/>
-              <w:left w:w="90" w:type="dxa"/>
-              <w:bottom w:w="50" w:type="dxa"/>
-              <w:right w:w="90" w:type="dxa"/>
-            </w:tcMar>
             <w:vAlign w:val="center"/>
           </w:tcPr>
           <w:p>
@@ -4900,12 +4560,6 @@
               <w:right w:val="single" w:sz="6" w:space="0" w:color="1F3864"/>
             </w:tcBorders>
             <w:shd w:val="clear" w:color="auto" w:fill="D9E2F3"/>
-            <w:tcMar>
-              <w:top w:w="50" w:type="dxa"/>
-              <w:left w:w="90" w:type="dxa"/>
-              <w:bottom w:w="50" w:type="dxa"/>
-              <w:right w:w="90" w:type="dxa"/>
-            </w:tcMar>
             <w:vAlign w:val="center"/>
           </w:tcPr>
           <w:p>
@@ -4975,12 +4629,6 @@
               <w:right w:val="single" w:sz="6" w:space="0" w:color="1F3864"/>
             </w:tcBorders>
             <w:shd w:val="clear" w:color="auto" w:fill="D9E2F3"/>
-            <w:tcMar>
-              <w:top w:w="50" w:type="dxa"/>
-              <w:left w:w="90" w:type="dxa"/>
-              <w:bottom w:w="50" w:type="dxa"/>
-              <w:right w:w="90" w:type="dxa"/>
-            </w:tcMar>
             <w:vAlign w:val="center"/>
           </w:tcPr>
           <w:p>
@@ -5021,12 +4669,6 @@
               <w:right w:val="single" w:sz="6" w:space="0" w:color="1F3864"/>
             </w:tcBorders>
             <w:shd w:val="clear" w:color="auto" w:fill="D9E2F3"/>
-            <w:tcMar>
-              <w:top w:w="50" w:type="dxa"/>
-              <w:left w:w="90" w:type="dxa"/>
-              <w:bottom w:w="50" w:type="dxa"/>
-              <w:right w:w="90" w:type="dxa"/>
-            </w:tcMar>
             <w:vAlign w:val="center"/>
           </w:tcPr>
           <w:p>
@@ -5071,12 +4713,6 @@
               <w:right w:val="single" w:sz="6" w:space="0" w:color="1F3864"/>
             </w:tcBorders>
             <w:shd w:val="clear" w:color="auto" w:fill="4472C4"/>
-            <w:tcMar>
-              <w:top w:w="50" w:type="dxa"/>
-              <w:left w:w="90" w:type="dxa"/>
-              <w:bottom w:w="50" w:type="dxa"/>
-              <w:right w:w="90" w:type="dxa"/>
-            </w:tcMar>
             <w:vAlign w:val="center"/>
           </w:tcPr>
           <w:p>
@@ -5119,12 +4755,6 @@
               <w:right w:val="single" w:sz="6" w:space="0" w:color="1F3864"/>
             </w:tcBorders>
             <w:shd w:val="clear" w:color="auto" w:fill="4472C4"/>
-            <w:tcMar>
-              <w:top w:w="50" w:type="dxa"/>
-              <w:left w:w="90" w:type="dxa"/>
-              <w:bottom w:w="50" w:type="dxa"/>
-              <w:right w:w="90" w:type="dxa"/>
-            </w:tcMar>
             <w:vAlign w:val="center"/>
           </w:tcPr>
           <w:p>
@@ -5164,12 +4794,6 @@
               <w:right w:val="single" w:sz="6" w:space="0" w:color="1F3864"/>
             </w:tcBorders>
             <w:shd w:val="clear" w:color="auto" w:fill="D9E2F3"/>
-            <w:tcMar>
-              <w:top w:w="50" w:type="dxa"/>
-              <w:left w:w="90" w:type="dxa"/>
-              <w:bottom w:w="50" w:type="dxa"/>
-              <w:right w:w="90" w:type="dxa"/>
-            </w:tcMar>
             <w:vAlign w:val="center"/>
           </w:tcPr>
           <w:p>
@@ -5228,12 +4852,6 @@
               <w:right w:val="single" w:sz="6" w:space="0" w:color="1F3864"/>
             </w:tcBorders>
             <w:shd w:val="clear" w:color="auto" w:fill="4472C4"/>
-            <w:tcMar>
-              <w:top w:w="50" w:type="dxa"/>
-              <w:left w:w="90" w:type="dxa"/>
-              <w:bottom w:w="50" w:type="dxa"/>
-              <w:right w:w="90" w:type="dxa"/>
-            </w:tcMar>
             <w:vAlign w:val="center"/>
           </w:tcPr>
           <w:p>
@@ -5275,12 +4893,6 @@
               <w:right w:val="single" w:sz="6" w:space="0" w:color="1F3864"/>
             </w:tcBorders>
             <w:shd w:val="clear" w:color="auto" w:fill="D9E2F3"/>
-            <w:tcMar>
-              <w:top w:w="50" w:type="dxa"/>
-              <w:left w:w="90" w:type="dxa"/>
-              <w:bottom w:w="50" w:type="dxa"/>
-              <w:right w:w="90" w:type="dxa"/>
-            </w:tcMar>
             <w:vAlign w:val="center"/>
           </w:tcPr>
           <w:p>
@@ -5347,12 +4959,6 @@
               <w:right w:val="single" w:sz="6" w:space="0" w:color="1F3864"/>
             </w:tcBorders>
             <w:shd w:val="clear" w:color="auto" w:fill="D9E2F3"/>
-            <w:tcMar>
-              <w:top w:w="50" w:type="dxa"/>
-              <w:left w:w="90" w:type="dxa"/>
-              <w:bottom w:w="50" w:type="dxa"/>
-              <w:right w:w="90" w:type="dxa"/>
-            </w:tcMar>
             <w:vAlign w:val="center"/>
           </w:tcPr>
           <w:p>
@@ -5824,12 +5430,6 @@
               <w:right w:val="single" w:sz="6" w:space="0" w:color="1F3864"/>
             </w:tcBorders>
             <w:shd w:val="clear" w:color="auto" w:fill="D9E2F3"/>
-            <w:tcMar>
-              <w:top w:w="50" w:type="dxa"/>
-              <w:left w:w="90" w:type="dxa"/>
-              <w:bottom w:w="50" w:type="dxa"/>
-              <w:right w:w="90" w:type="dxa"/>
-            </w:tcMar>
             <w:vAlign w:val="center"/>
           </w:tcPr>
           <w:p>
@@ -5893,12 +5493,6 @@
               <w:right w:val="single" w:sz="6" w:space="0" w:color="1F3864"/>
             </w:tcBorders>
             <w:shd w:val="clear" w:color="auto" w:fill="D9E2F3"/>
-            <w:tcMar>
-              <w:top w:w="50" w:type="dxa"/>
-              <w:left w:w="90" w:type="dxa"/>
-              <w:bottom w:w="50" w:type="dxa"/>
-              <w:right w:w="90" w:type="dxa"/>
-            </w:tcMar>
             <w:vAlign w:val="center"/>
           </w:tcPr>
           <w:p>
@@ -5946,12 +5540,6 @@
               <w:right w:val="single" w:sz="6" w:space="0" w:color="1F3864"/>
             </w:tcBorders>
             <w:shd w:val="clear" w:color="auto" w:fill="4472C4"/>
-            <w:tcMar>
-              <w:top w:w="50" w:type="dxa"/>
-              <w:left w:w="90" w:type="dxa"/>
-              <w:bottom w:w="50" w:type="dxa"/>
-              <w:right w:w="90" w:type="dxa"/>
-            </w:tcMar>
             <w:vAlign w:val="center"/>
           </w:tcPr>
           <w:p>
@@ -5992,12 +5580,6 @@
               <w:right w:val="single" w:sz="6" w:space="0" w:color="1F3864"/>
             </w:tcBorders>
             <w:shd w:val="clear" w:color="auto" w:fill="4472C4"/>
-            <w:tcMar>
-              <w:top w:w="50" w:type="dxa"/>
-              <w:left w:w="90" w:type="dxa"/>
-              <w:bottom w:w="50" w:type="dxa"/>
-              <w:right w:w="90" w:type="dxa"/>
-            </w:tcMar>
             <w:vAlign w:val="center"/>
           </w:tcPr>
           <w:p>
@@ -6038,12 +5620,6 @@
               <w:right w:val="single" w:sz="6" w:space="0" w:color="1F3864"/>
             </w:tcBorders>
             <w:shd w:val="clear" w:color="auto" w:fill="4472C4"/>
-            <w:tcMar>
-              <w:top w:w="50" w:type="dxa"/>
-              <w:left w:w="90" w:type="dxa"/>
-              <w:bottom w:w="50" w:type="dxa"/>
-              <w:right w:w="90" w:type="dxa"/>
-            </w:tcMar>
             <w:vAlign w:val="center"/>
           </w:tcPr>
           <w:p>
@@ -6088,12 +5664,6 @@
               <w:right w:val="single" w:sz="6" w:space="0" w:color="1F3864"/>
             </w:tcBorders>
             <w:shd w:val="clear" w:color="auto" w:fill="D9E2F3"/>
-            <w:tcMar>
-              <w:top w:w="50" w:type="dxa"/>
-              <w:left w:w="90" w:type="dxa"/>
-              <w:bottom w:w="50" w:type="dxa"/>
-              <w:right w:w="90" w:type="dxa"/>
-            </w:tcMar>
             <w:vAlign w:val="center"/>
           </w:tcPr>
           <w:p>
@@ -6134,12 +5704,6 @@
               <w:right w:val="single" w:sz="6" w:space="0" w:color="1F3864"/>
             </w:tcBorders>
             <w:shd w:val="clear" w:color="auto" w:fill="D9E2F3"/>
-            <w:tcMar>
-              <w:top w:w="50" w:type="dxa"/>
-              <w:left w:w="90" w:type="dxa"/>
-              <w:bottom w:w="50" w:type="dxa"/>
-              <w:right w:w="90" w:type="dxa"/>
-            </w:tcMar>
             <w:vAlign w:val="center"/>
           </w:tcPr>
           <w:p>
@@ -6180,12 +5744,6 @@
               <w:right w:val="single" w:sz="6" w:space="0" w:color="1F3864"/>
             </w:tcBorders>
             <w:shd w:val="clear" w:color="auto" w:fill="D9E2F3"/>
-            <w:tcMar>
-              <w:top w:w="50" w:type="dxa"/>
-              <w:left w:w="90" w:type="dxa"/>
-              <w:bottom w:w="50" w:type="dxa"/>
-              <w:right w:w="90" w:type="dxa"/>
-            </w:tcMar>
             <w:vAlign w:val="center"/>
           </w:tcPr>
           <w:p>
@@ -6255,12 +5813,6 @@
               <w:right w:val="single" w:sz="6" w:space="0" w:color="1F3864"/>
             </w:tcBorders>
             <w:shd w:val="clear" w:color="auto" w:fill="D9E2F3"/>
-            <w:tcMar>
-              <w:top w:w="50" w:type="dxa"/>
-              <w:left w:w="90" w:type="dxa"/>
-              <w:bottom w:w="50" w:type="dxa"/>
-              <w:right w:w="90" w:type="dxa"/>
-            </w:tcMar>
             <w:vAlign w:val="center"/>
           </w:tcPr>
           <w:p>
@@ -6301,12 +5853,6 @@
               <w:right w:val="single" w:sz="6" w:space="0" w:color="1F3864"/>
             </w:tcBorders>
             <w:shd w:val="clear" w:color="auto" w:fill="D9E2F3"/>
-            <w:tcMar>
-              <w:top w:w="50" w:type="dxa"/>
-              <w:left w:w="90" w:type="dxa"/>
-              <w:bottom w:w="50" w:type="dxa"/>
-              <w:right w:w="90" w:type="dxa"/>
-            </w:tcMar>
             <w:vAlign w:val="center"/>
           </w:tcPr>
           <w:p>
@@ -6353,12 +5899,6 @@
               <w:right w:val="single" w:sz="6" w:space="0" w:color="1F3864"/>
             </w:tcBorders>
             <w:shd w:val="clear" w:color="auto" w:fill="D9E2F3"/>
-            <w:tcMar>
-              <w:top w:w="50" w:type="dxa"/>
-              <w:left w:w="90" w:type="dxa"/>
-              <w:bottom w:w="50" w:type="dxa"/>
-              <w:right w:w="90" w:type="dxa"/>
-            </w:tcMar>
             <w:vAlign w:val="center"/>
           </w:tcPr>
           <w:p>
@@ -6399,12 +5939,6 @@
               <w:right w:val="single" w:sz="6" w:space="0" w:color="1F3864"/>
             </w:tcBorders>
             <w:shd w:val="clear" w:color="auto" w:fill="D9E2F3"/>
-            <w:tcMar>
-              <w:top w:w="50" w:type="dxa"/>
-              <w:left w:w="90" w:type="dxa"/>
-              <w:bottom w:w="50" w:type="dxa"/>
-              <w:right w:w="90" w:type="dxa"/>
-            </w:tcMar>
             <w:vAlign w:val="center"/>
           </w:tcPr>
           <w:p>
@@ -6445,12 +5979,6 @@
               <w:right w:val="single" w:sz="6" w:space="0" w:color="1F3864"/>
             </w:tcBorders>
             <w:shd w:val="clear" w:color="auto" w:fill="D9E2F3"/>
-            <w:tcMar>
-              <w:top w:w="50" w:type="dxa"/>
-              <w:left w:w="90" w:type="dxa"/>
-              <w:bottom w:w="50" w:type="dxa"/>
-              <w:right w:w="90" w:type="dxa"/>
-            </w:tcMar>
             <w:vAlign w:val="center"/>
           </w:tcPr>
           <w:p>
@@ -6520,12 +6048,6 @@
               <w:right w:val="single" w:sz="6" w:space="0" w:color="1F3864"/>
             </w:tcBorders>
             <w:shd w:val="clear" w:color="auto" w:fill="D9E2F3"/>
-            <w:tcMar>
-              <w:top w:w="50" w:type="dxa"/>
-              <w:left w:w="90" w:type="dxa"/>
-              <w:bottom w:w="50" w:type="dxa"/>
-              <w:right w:w="90" w:type="dxa"/>
-            </w:tcMar>
             <w:vAlign w:val="center"/>
           </w:tcPr>
           <w:p>
@@ -6566,12 +6088,6 @@
               <w:right w:val="single" w:sz="6" w:space="0" w:color="1F3864"/>
             </w:tcBorders>
             <w:shd w:val="clear" w:color="auto" w:fill="D9E2F3"/>
-            <w:tcMar>
-              <w:top w:w="50" w:type="dxa"/>
-              <w:left w:w="90" w:type="dxa"/>
-              <w:bottom w:w="50" w:type="dxa"/>
-              <w:right w:w="90" w:type="dxa"/>
-            </w:tcMar>
             <w:vAlign w:val="center"/>
           </w:tcPr>
           <w:p>
@@ -6616,12 +6132,6 @@
               <w:right w:val="single" w:sz="6" w:space="0" w:color="1F3864"/>
             </w:tcBorders>
             <w:shd w:val="clear" w:color="auto" w:fill="4472C4"/>
-            <w:tcMar>
-              <w:top w:w="50" w:type="dxa"/>
-              <w:left w:w="90" w:type="dxa"/>
-              <w:bottom w:w="50" w:type="dxa"/>
-              <w:right w:w="90" w:type="dxa"/>
-            </w:tcMar>
             <w:vAlign w:val="center"/>
           </w:tcPr>
           <w:p>
@@ -6664,12 +6174,6 @@
               <w:right w:val="single" w:sz="6" w:space="0" w:color="1F3864"/>
             </w:tcBorders>
             <w:shd w:val="clear" w:color="auto" w:fill="4472C4"/>
-            <w:tcMar>
-              <w:top w:w="50" w:type="dxa"/>
-              <w:left w:w="90" w:type="dxa"/>
-              <w:bottom w:w="50" w:type="dxa"/>
-              <w:right w:w="90" w:type="dxa"/>
-            </w:tcMar>
             <w:vAlign w:val="center"/>
           </w:tcPr>
           <w:p>
@@ -6709,12 +6213,6 @@
               <w:right w:val="single" w:sz="6" w:space="0" w:color="1F3864"/>
             </w:tcBorders>
             <w:shd w:val="clear" w:color="auto" w:fill="D9E2F3"/>
-            <w:tcMar>
-              <w:top w:w="50" w:type="dxa"/>
-              <w:left w:w="90" w:type="dxa"/>
-              <w:bottom w:w="50" w:type="dxa"/>
-              <w:right w:w="90" w:type="dxa"/>
-            </w:tcMar>
             <w:vAlign w:val="center"/>
           </w:tcPr>
           <w:p>
@@ -6773,12 +6271,6 @@
               <w:right w:val="single" w:sz="6" w:space="0" w:color="1F3864"/>
             </w:tcBorders>
             <w:shd w:val="clear" w:color="auto" w:fill="4472C4"/>
-            <w:tcMar>
-              <w:top w:w="50" w:type="dxa"/>
-              <w:left w:w="90" w:type="dxa"/>
-              <w:bottom w:w="50" w:type="dxa"/>
-              <w:right w:w="90" w:type="dxa"/>
-            </w:tcMar>
             <w:vAlign w:val="center"/>
           </w:tcPr>
           <w:p>
@@ -6820,12 +6312,6 @@
               <w:right w:val="single" w:sz="6" w:space="0" w:color="1F3864"/>
             </w:tcBorders>
             <w:shd w:val="clear" w:color="auto" w:fill="D9E2F3"/>
-            <w:tcMar>
-              <w:top w:w="50" w:type="dxa"/>
-              <w:left w:w="90" w:type="dxa"/>
-              <w:bottom w:w="50" w:type="dxa"/>
-              <w:right w:w="90" w:type="dxa"/>
-            </w:tcMar>
             <w:vAlign w:val="center"/>
           </w:tcPr>
           <w:p>
@@ -6876,12 +6362,6 @@
               <w:right w:val="single" w:sz="6" w:space="0" w:color="1F3864"/>
             </w:tcBorders>
             <w:shd w:val="clear" w:color="auto" w:fill="D9E2F3"/>
-            <w:tcMar>
-              <w:top w:w="50" w:type="dxa"/>
-              <w:left w:w="90" w:type="dxa"/>
-              <w:bottom w:w="50" w:type="dxa"/>
-              <w:right w:w="90" w:type="dxa"/>
-            </w:tcMar>
             <w:vAlign w:val="center"/>
           </w:tcPr>
           <w:p>
@@ -7172,12 +6652,6 @@
               <w:right w:val="single" w:sz="6" w:space="0" w:color="1F3864"/>
             </w:tcBorders>
             <w:shd w:val="clear" w:color="auto" w:fill="D9E2F3"/>
-            <w:tcMar>
-              <w:top w:w="50" w:type="dxa"/>
-              <w:left w:w="90" w:type="dxa"/>
-              <w:bottom w:w="50" w:type="dxa"/>
-              <w:right w:w="90" w:type="dxa"/>
-            </w:tcMar>
             <w:vAlign w:val="center"/>
           </w:tcPr>
           <w:p>
@@ -7241,12 +6715,6 @@
               <w:right w:val="single" w:sz="6" w:space="0" w:color="1F3864"/>
             </w:tcBorders>
             <w:shd w:val="clear" w:color="auto" w:fill="D9E2F3"/>
-            <w:tcMar>
-              <w:top w:w="50" w:type="dxa"/>
-              <w:left w:w="90" w:type="dxa"/>
-              <w:bottom w:w="50" w:type="dxa"/>
-              <w:right w:w="90" w:type="dxa"/>
-            </w:tcMar>
             <w:vAlign w:val="center"/>
           </w:tcPr>
           <w:p>
@@ -7294,12 +6762,6 @@
               <w:right w:val="single" w:sz="6" w:space="0" w:color="1F3864"/>
             </w:tcBorders>
             <w:shd w:val="clear" w:color="auto" w:fill="4472C4"/>
-            <w:tcMar>
-              <w:top w:w="50" w:type="dxa"/>
-              <w:left w:w="90" w:type="dxa"/>
-              <w:bottom w:w="50" w:type="dxa"/>
-              <w:right w:w="90" w:type="dxa"/>
-            </w:tcMar>
             <w:vAlign w:val="center"/>
           </w:tcPr>
           <w:p>
@@ -7340,12 +6802,6 @@
               <w:right w:val="single" w:sz="6" w:space="0" w:color="1F3864"/>
             </w:tcBorders>
             <w:shd w:val="clear" w:color="auto" w:fill="4472C4"/>
-            <w:tcMar>
-              <w:top w:w="50" w:type="dxa"/>
-              <w:left w:w="90" w:type="dxa"/>
-              <w:bottom w:w="50" w:type="dxa"/>
-              <w:right w:w="90" w:type="dxa"/>
-            </w:tcMar>
             <w:vAlign w:val="center"/>
           </w:tcPr>
           <w:p>
@@ -7386,12 +6842,6 @@
               <w:right w:val="single" w:sz="6" w:space="0" w:color="1F3864"/>
             </w:tcBorders>
             <w:shd w:val="clear" w:color="auto" w:fill="4472C4"/>
-            <w:tcMar>
-              <w:top w:w="50" w:type="dxa"/>
-              <w:left w:w="90" w:type="dxa"/>
-              <w:bottom w:w="50" w:type="dxa"/>
-              <w:right w:w="90" w:type="dxa"/>
-            </w:tcMar>
             <w:vAlign w:val="center"/>
           </w:tcPr>
           <w:p>
@@ -7436,12 +6886,6 @@
               <w:right w:val="single" w:sz="6" w:space="0" w:color="1F3864"/>
             </w:tcBorders>
             <w:shd w:val="clear" w:color="auto" w:fill="D9E2F3"/>
-            <w:tcMar>
-              <w:top w:w="50" w:type="dxa"/>
-              <w:left w:w="90" w:type="dxa"/>
-              <w:bottom w:w="50" w:type="dxa"/>
-              <w:right w:w="90" w:type="dxa"/>
-            </w:tcMar>
             <w:vAlign w:val="center"/>
           </w:tcPr>
           <w:p>
@@ -7482,12 +6926,6 @@
               <w:right w:val="single" w:sz="6" w:space="0" w:color="1F3864"/>
             </w:tcBorders>
             <w:shd w:val="clear" w:color="auto" w:fill="D9E2F3"/>
-            <w:tcMar>
-              <w:top w:w="50" w:type="dxa"/>
-              <w:left w:w="90" w:type="dxa"/>
-              <w:bottom w:w="50" w:type="dxa"/>
-              <w:right w:w="90" w:type="dxa"/>
-            </w:tcMar>
             <w:vAlign w:val="center"/>
           </w:tcPr>
           <w:p>
@@ -7528,12 +6966,6 @@
               <w:right w:val="single" w:sz="6" w:space="0" w:color="1F3864"/>
             </w:tcBorders>
             <w:shd w:val="clear" w:color="auto" w:fill="D9E2F3"/>
-            <w:tcMar>
-              <w:top w:w="50" w:type="dxa"/>
-              <w:left w:w="90" w:type="dxa"/>
-              <w:bottom w:w="50" w:type="dxa"/>
-              <w:right w:w="90" w:type="dxa"/>
-            </w:tcMar>
             <w:vAlign w:val="center"/>
           </w:tcPr>
           <w:p>
@@ -7603,12 +7035,6 @@
               <w:right w:val="single" w:sz="6" w:space="0" w:color="1F3864"/>
             </w:tcBorders>
             <w:shd w:val="clear" w:color="auto" w:fill="D9E2F3"/>
-            <w:tcMar>
-              <w:top w:w="50" w:type="dxa"/>
-              <w:left w:w="90" w:type="dxa"/>
-              <w:bottom w:w="50" w:type="dxa"/>
-              <w:right w:w="90" w:type="dxa"/>
-            </w:tcMar>
             <w:vAlign w:val="center"/>
           </w:tcPr>
           <w:p>
@@ -7649,12 +7075,6 @@
               <w:right w:val="single" w:sz="6" w:space="0" w:color="1F3864"/>
             </w:tcBorders>
             <w:shd w:val="clear" w:color="auto" w:fill="D9E2F3"/>
-            <w:tcMar>
-              <w:top w:w="50" w:type="dxa"/>
-              <w:left w:w="90" w:type="dxa"/>
-              <w:bottom w:w="50" w:type="dxa"/>
-              <w:right w:w="90" w:type="dxa"/>
-            </w:tcMar>
             <w:vAlign w:val="center"/>
           </w:tcPr>
           <w:p>
@@ -7701,12 +7121,6 @@
               <w:right w:val="single" w:sz="6" w:space="0" w:color="1F3864"/>
             </w:tcBorders>
             <w:shd w:val="clear" w:color="auto" w:fill="D9E2F3"/>
-            <w:tcMar>
-              <w:top w:w="50" w:type="dxa"/>
-              <w:left w:w="90" w:type="dxa"/>
-              <w:bottom w:w="50" w:type="dxa"/>
-              <w:right w:w="90" w:type="dxa"/>
-            </w:tcMar>
             <w:vAlign w:val="center"/>
           </w:tcPr>
           <w:p>
@@ -7747,12 +7161,6 @@
               <w:right w:val="single" w:sz="6" w:space="0" w:color="1F3864"/>
             </w:tcBorders>
             <w:shd w:val="clear" w:color="auto" w:fill="D9E2F3"/>
-            <w:tcMar>
-              <w:top w:w="50" w:type="dxa"/>
-              <w:left w:w="90" w:type="dxa"/>
-              <w:bottom w:w="50" w:type="dxa"/>
-              <w:right w:w="90" w:type="dxa"/>
-            </w:tcMar>
             <w:vAlign w:val="center"/>
           </w:tcPr>
           <w:p>
@@ -7793,12 +7201,6 @@
               <w:right w:val="single" w:sz="6" w:space="0" w:color="1F3864"/>
             </w:tcBorders>
             <w:shd w:val="clear" w:color="auto" w:fill="D9E2F3"/>
-            <w:tcMar>
-              <w:top w:w="50" w:type="dxa"/>
-              <w:left w:w="90" w:type="dxa"/>
-              <w:bottom w:w="50" w:type="dxa"/>
-              <w:right w:w="90" w:type="dxa"/>
-            </w:tcMar>
             <w:vAlign w:val="center"/>
           </w:tcPr>
           <w:p>
@@ -7868,12 +7270,6 @@
               <w:right w:val="single" w:sz="6" w:space="0" w:color="1F3864"/>
             </w:tcBorders>
             <w:shd w:val="clear" w:color="auto" w:fill="D9E2F3"/>
-            <w:tcMar>
-              <w:top w:w="50" w:type="dxa"/>
-              <w:left w:w="90" w:type="dxa"/>
-              <w:bottom w:w="50" w:type="dxa"/>
-              <w:right w:w="90" w:type="dxa"/>
-            </w:tcMar>
             <w:vAlign w:val="center"/>
           </w:tcPr>
           <w:p>
@@ -7914,12 +7310,6 @@
               <w:right w:val="single" w:sz="6" w:space="0" w:color="1F3864"/>
             </w:tcBorders>
             <w:shd w:val="clear" w:color="auto" w:fill="D9E2F3"/>
-            <w:tcMar>
-              <w:top w:w="50" w:type="dxa"/>
-              <w:left w:w="90" w:type="dxa"/>
-              <w:bottom w:w="50" w:type="dxa"/>
-              <w:right w:w="90" w:type="dxa"/>
-            </w:tcMar>
             <w:vAlign w:val="center"/>
           </w:tcPr>
           <w:p>
@@ -7964,12 +7354,6 @@
               <w:right w:val="single" w:sz="6" w:space="0" w:color="1F3864"/>
             </w:tcBorders>
             <w:shd w:val="clear" w:color="auto" w:fill="4472C4"/>
-            <w:tcMar>
-              <w:top w:w="50" w:type="dxa"/>
-              <w:left w:w="90" w:type="dxa"/>
-              <w:bottom w:w="50" w:type="dxa"/>
-              <w:right w:w="90" w:type="dxa"/>
-            </w:tcMar>
             <w:vAlign w:val="center"/>
           </w:tcPr>
           <w:p>
@@ -8012,12 +7396,6 @@
               <w:right w:val="single" w:sz="6" w:space="0" w:color="1F3864"/>
             </w:tcBorders>
             <w:shd w:val="clear" w:color="auto" w:fill="4472C4"/>
-            <w:tcMar>
-              <w:top w:w="50" w:type="dxa"/>
-              <w:left w:w="90" w:type="dxa"/>
-              <w:bottom w:w="50" w:type="dxa"/>
-              <w:right w:w="90" w:type="dxa"/>
-            </w:tcMar>
             <w:vAlign w:val="center"/>
           </w:tcPr>
           <w:p>
@@ -8057,12 +7435,6 @@
               <w:right w:val="single" w:sz="6" w:space="0" w:color="1F3864"/>
             </w:tcBorders>
             <w:shd w:val="clear" w:color="auto" w:fill="D9E2F3"/>
-            <w:tcMar>
-              <w:top w:w="50" w:type="dxa"/>
-              <w:left w:w="90" w:type="dxa"/>
-              <w:bottom w:w="50" w:type="dxa"/>
-              <w:right w:w="90" w:type="dxa"/>
-            </w:tcMar>
             <w:vAlign w:val="center"/>
           </w:tcPr>
           <w:p>
@@ -8121,12 +7493,6 @@
               <w:right w:val="single" w:sz="6" w:space="0" w:color="1F3864"/>
             </w:tcBorders>
             <w:shd w:val="clear" w:color="auto" w:fill="4472C4"/>
-            <w:tcMar>
-              <w:top w:w="50" w:type="dxa"/>
-              <w:left w:w="90" w:type="dxa"/>
-              <w:bottom w:w="50" w:type="dxa"/>
-              <w:right w:w="90" w:type="dxa"/>
-            </w:tcMar>
             <w:vAlign w:val="center"/>
           </w:tcPr>
           <w:p>
@@ -8168,12 +7534,6 @@
               <w:right w:val="single" w:sz="6" w:space="0" w:color="1F3864"/>
             </w:tcBorders>
             <w:shd w:val="clear" w:color="auto" w:fill="D9E2F3"/>
-            <w:tcMar>
-              <w:top w:w="50" w:type="dxa"/>
-              <w:left w:w="90" w:type="dxa"/>
-              <w:bottom w:w="50" w:type="dxa"/>
-              <w:right w:w="90" w:type="dxa"/>
-            </w:tcMar>
             <w:vAlign w:val="center"/>
           </w:tcPr>
           <w:p>
@@ -8224,12 +7584,6 @@
               <w:right w:val="single" w:sz="6" w:space="0" w:color="1F3864"/>
             </w:tcBorders>
             <w:shd w:val="clear" w:color="auto" w:fill="D9E2F3"/>
-            <w:tcMar>
-              <w:top w:w="50" w:type="dxa"/>
-              <w:left w:w="90" w:type="dxa"/>
-              <w:bottom w:w="50" w:type="dxa"/>
-              <w:right w:w="90" w:type="dxa"/>
-            </w:tcMar>
             <w:vAlign w:val="center"/>
           </w:tcPr>
           <w:p>
@@ -8451,12 +7805,6 @@
               <w:right w:val="single" w:sz="6" w:space="0" w:color="1F3864"/>
             </w:tcBorders>
             <w:shd w:val="clear" w:color="auto" w:fill="D9E2F3"/>
-            <w:tcMar>
-              <w:top w:w="50" w:type="dxa"/>
-              <w:left w:w="90" w:type="dxa"/>
-              <w:bottom w:w="50" w:type="dxa"/>
-              <w:right w:w="90" w:type="dxa"/>
-            </w:tcMar>
             <w:vAlign w:val="center"/>
           </w:tcPr>
           <w:p>
@@ -8548,6 +7896,55 @@
           </w:p>
         </w:tc>
       </w:tr>
+    </w:tbl>
+    <w:p>
+      <w:pPr>
+        <w:spacing w:before="0" w:after="0" w:line="240" w:lineRule="auto"/>
+        <w:rPr>
+          <w:sz w:val="18"/>
+          <w:szCs w:val="18"/>
+        </w:rPr>
+      </w:pPr>
+    </w:p>
+    <w:tbl>
+      <w:tblPr>
+        <w:tblW w:w="9405" w:type="dxa"/>
+        <w:jc w:val="center"/>
+        <w:tblBorders>
+          <w:top w:val="single" w:sz="6" w:space="0" w:color="1F3864"/>
+          <w:left w:val="single" w:sz="6" w:space="0" w:color="1F3864"/>
+          <w:bottom w:val="single" w:sz="6" w:space="0" w:color="1F3864"/>
+          <w:right w:val="single" w:sz="6" w:space="0" w:color="1F3864"/>
+          <w:insideH w:val="single" w:sz="6" w:space="0" w:color="1F3864"/>
+          <w:insideV w:val="single" w:sz="6" w:space="0" w:color="1F3864"/>
+        </w:tblBorders>
+        <w:tblLayout w:type="fixed"/>
+        <w:tblCellMar>
+          <w:top w:w="40" w:type="dxa"/>
+          <w:left w:w="90" w:type="dxa"/>
+          <w:bottom w:w="40" w:type="dxa"/>
+          <w:right w:w="90" w:type="dxa"/>
+        </w:tblCellMar>
+        <w:tblLook w:val="0000" w:firstRow="0" w:lastRow="0" w:firstColumn="0" w:lastColumn="0" w:noHBand="0" w:noVBand="0"/>
+      </w:tblPr>
+      <w:tblGrid>
+        <w:gridCol w:w="1175"/>
+        <w:gridCol w:w="391"/>
+        <w:gridCol w:w="391"/>
+        <w:gridCol w:w="391"/>
+        <w:gridCol w:w="783"/>
+        <w:gridCol w:w="391"/>
+        <w:gridCol w:w="391"/>
+        <w:gridCol w:w="783"/>
+        <w:gridCol w:w="783"/>
+        <w:gridCol w:w="391"/>
+        <w:gridCol w:w="391"/>
+        <w:gridCol w:w="391"/>
+        <w:gridCol w:w="391"/>
+        <w:gridCol w:w="391"/>
+        <w:gridCol w:w="391"/>
+        <w:gridCol w:w="1567"/>
+      </w:tblGrid>
       <w:tr>
         <w:tc>
           <w:tcPr>
@@ -8560,12 +7957,6 @@
               <w:right w:val="single" w:sz="6" w:space="0" w:color="1F3864"/>
             </w:tcBorders>
             <w:shd w:val="clear" w:color="auto" w:fill="4472C4"/>
-            <w:tcMar>
-              <w:top w:w="50" w:type="dxa"/>
-              <w:left w:w="90" w:type="dxa"/>
-              <w:bottom w:w="50" w:type="dxa"/>
-              <w:right w:w="90" w:type="dxa"/>
-            </w:tcMar>
             <w:vAlign w:val="center"/>
           </w:tcPr>
           <w:p>
@@ -8608,12 +7999,6 @@
               <w:right w:val="single" w:sz="6" w:space="0" w:color="1F3864"/>
             </w:tcBorders>
             <w:shd w:val="clear" w:color="auto" w:fill="4472C4"/>
-            <w:tcMar>
-              <w:top w:w="50" w:type="dxa"/>
-              <w:left w:w="90" w:type="dxa"/>
-              <w:bottom w:w="50" w:type="dxa"/>
-              <w:right w:w="90" w:type="dxa"/>
-            </w:tcMar>
             <w:vAlign w:val="center"/>
           </w:tcPr>
           <w:p>
@@ -8654,12 +8039,6 @@
               <w:right w:val="single" w:sz="6" w:space="0" w:color="1F3864"/>
             </w:tcBorders>
             <w:shd w:val="clear" w:color="auto" w:fill="4472C4"/>
-            <w:tcMar>
-              <w:top w:w="50" w:type="dxa"/>
-              <w:left w:w="90" w:type="dxa"/>
-              <w:bottom w:w="50" w:type="dxa"/>
-              <w:right w:w="90" w:type="dxa"/>
-            </w:tcMar>
             <w:vAlign w:val="center"/>
           </w:tcPr>
           <w:p>
@@ -8700,12 +8079,6 @@
               <w:right w:val="single" w:sz="6" w:space="0" w:color="1F3864"/>
             </w:tcBorders>
             <w:shd w:val="clear" w:color="auto" w:fill="4472C4"/>
-            <w:tcMar>
-              <w:top w:w="50" w:type="dxa"/>
-              <w:left w:w="90" w:type="dxa"/>
-              <w:bottom w:w="50" w:type="dxa"/>
-              <w:right w:w="90" w:type="dxa"/>
-            </w:tcMar>
             <w:vAlign w:val="center"/>
           </w:tcPr>
           <w:p>
@@ -8761,12 +8134,6 @@
               <w:right w:val="single" w:sz="6" w:space="0" w:color="1F3864"/>
             </w:tcBorders>
             <w:shd w:val="clear" w:color="auto" w:fill="4472C4"/>
-            <w:tcMar>
-              <w:top w:w="50" w:type="dxa"/>
-              <w:left w:w="90" w:type="dxa"/>
-              <w:bottom w:w="50" w:type="dxa"/>
-              <w:right w:w="90" w:type="dxa"/>
-            </w:tcMar>
             <w:vAlign w:val="center"/>
           </w:tcPr>
           <w:p>
@@ -8807,12 +8174,6 @@
               <w:right w:val="single" w:sz="6" w:space="0" w:color="1F3864"/>
             </w:tcBorders>
             <w:shd w:val="clear" w:color="auto" w:fill="4472C4"/>
-            <w:tcMar>
-              <w:top w:w="50" w:type="dxa"/>
-              <w:left w:w="90" w:type="dxa"/>
-              <w:bottom w:w="50" w:type="dxa"/>
-              <w:right w:w="90" w:type="dxa"/>
-            </w:tcMar>
             <w:vAlign w:val="center"/>
           </w:tcPr>
           <w:p>
@@ -8855,12 +8216,6 @@
               <w:right w:val="single" w:sz="6" w:space="0" w:color="1F3864"/>
             </w:tcBorders>
             <w:shd w:val="clear" w:color="auto" w:fill="D9E2F3"/>
-            <w:tcMar>
-              <w:top w:w="50" w:type="dxa"/>
-              <w:left w:w="90" w:type="dxa"/>
-              <w:bottom w:w="50" w:type="dxa"/>
-              <w:right w:w="90" w:type="dxa"/>
-            </w:tcMar>
             <w:vAlign w:val="center"/>
           </w:tcPr>
           <w:p>
@@ -8969,12 +8324,6 @@
               <w:right w:val="single" w:sz="6" w:space="0" w:color="1F3864"/>
             </w:tcBorders>
             <w:shd w:val="clear" w:color="auto" w:fill="D9E2F3"/>
-            <w:tcMar>
-              <w:top w:w="50" w:type="dxa"/>
-              <w:left w:w="90" w:type="dxa"/>
-              <w:bottom w:w="50" w:type="dxa"/>
-              <w:right w:w="90" w:type="dxa"/>
-            </w:tcMar>
             <w:vAlign w:val="center"/>
           </w:tcPr>
           <w:p>
@@ -9046,12 +8395,6 @@
               <w:right w:val="single" w:sz="6" w:space="0" w:color="1F3864"/>
             </w:tcBorders>
             <w:shd w:val="clear" w:color="auto" w:fill="D9E2F3"/>
-            <w:tcMar>
-              <w:top w:w="50" w:type="dxa"/>
-              <w:left w:w="90" w:type="dxa"/>
-              <w:bottom w:w="50" w:type="dxa"/>
-              <w:right w:w="90" w:type="dxa"/>
-            </w:tcMar>
           </w:tcPr>
           <w:p>
             <w:pPr>
@@ -9103,12 +8446,6 @@
               <w:right w:val="single" w:sz="6" w:space="0" w:color="1F3864"/>
             </w:tcBorders>
             <w:shd w:val="clear" w:color="auto" w:fill="D9E2F3"/>
-            <w:tcMar>
-              <w:top w:w="50" w:type="dxa"/>
-              <w:left w:w="90" w:type="dxa"/>
-              <w:bottom w:w="50" w:type="dxa"/>
-              <w:right w:w="90" w:type="dxa"/>
-            </w:tcMar>
             <w:vAlign w:val="center"/>
           </w:tcPr>
           <w:p>
@@ -9180,12 +8517,6 @@
               <w:right w:val="single" w:sz="6" w:space="0" w:color="1F3864"/>
             </w:tcBorders>
             <w:shd w:val="clear" w:color="auto" w:fill="D9E2F3"/>
-            <w:tcMar>
-              <w:top w:w="50" w:type="dxa"/>
-              <w:left w:w="90" w:type="dxa"/>
-              <w:bottom w:w="50" w:type="dxa"/>
-              <w:right w:w="90" w:type="dxa"/>
-            </w:tcMar>
             <w:vAlign w:val="center"/>
           </w:tcPr>
           <w:p>
@@ -9247,6 +8578,55 @@
           </w:p>
         </w:tc>
       </w:tr>
+    </w:tbl>
+    <w:p>
+      <w:pPr>
+        <w:spacing w:before="0" w:after="0" w:line="240" w:lineRule="auto"/>
+        <w:rPr>
+          <w:sz w:val="18"/>
+          <w:szCs w:val="18"/>
+        </w:rPr>
+      </w:pPr>
+    </w:p>
+    <w:tbl>
+      <w:tblPr>
+        <w:tblW w:w="9405" w:type="dxa"/>
+        <w:jc w:val="center"/>
+        <w:tblBorders>
+          <w:top w:val="single" w:sz="6" w:space="0" w:color="1F3864"/>
+          <w:left w:val="single" w:sz="6" w:space="0" w:color="1F3864"/>
+          <w:bottom w:val="single" w:sz="6" w:space="0" w:color="1F3864"/>
+          <w:right w:val="single" w:sz="6" w:space="0" w:color="1F3864"/>
+          <w:insideH w:val="single" w:sz="6" w:space="0" w:color="1F3864"/>
+          <w:insideV w:val="single" w:sz="6" w:space="0" w:color="1F3864"/>
+        </w:tblBorders>
+        <w:tblLayout w:type="fixed"/>
+        <w:tblCellMar>
+          <w:top w:w="40" w:type="dxa"/>
+          <w:left w:w="90" w:type="dxa"/>
+          <w:bottom w:w="40" w:type="dxa"/>
+          <w:right w:w="90" w:type="dxa"/>
+        </w:tblCellMar>
+        <w:tblLook w:val="0000" w:firstRow="0" w:lastRow="0" w:firstColumn="0" w:lastColumn="0" w:noHBand="0" w:noVBand="0"/>
+      </w:tblPr>
+      <w:tblGrid>
+        <w:gridCol w:w="1175"/>
+        <w:gridCol w:w="391"/>
+        <w:gridCol w:w="391"/>
+        <w:gridCol w:w="391"/>
+        <w:gridCol w:w="783"/>
+        <w:gridCol w:w="391"/>
+        <w:gridCol w:w="391"/>
+        <w:gridCol w:w="783"/>
+        <w:gridCol w:w="783"/>
+        <w:gridCol w:w="391"/>
+        <w:gridCol w:w="391"/>
+        <w:gridCol w:w="391"/>
+        <w:gridCol w:w="391"/>
+        <w:gridCol w:w="391"/>
+        <w:gridCol w:w="391"/>
+        <w:gridCol w:w="1567"/>
+      </w:tblGrid>
       <w:tr>
         <w:tc>
           <w:tcPr>
@@ -9259,12 +8639,6 @@
               <w:right w:val="single" w:sz="6" w:space="0" w:color="1F3864"/>
             </w:tcBorders>
             <w:shd w:val="clear" w:color="auto" w:fill="4472C4"/>
-            <w:tcMar>
-              <w:top w:w="50" w:type="dxa"/>
-              <w:left w:w="90" w:type="dxa"/>
-              <w:bottom w:w="50" w:type="dxa"/>
-              <w:right w:w="90" w:type="dxa"/>
-            </w:tcMar>
             <w:vAlign w:val="center"/>
           </w:tcPr>
           <w:p>
@@ -9304,12 +8678,6 @@
               <w:right w:val="single" w:sz="6" w:space="0" w:color="1F3864"/>
             </w:tcBorders>
             <w:shd w:val="clear" w:color="auto" w:fill="D9E2F3"/>
-            <w:tcMar>
-              <w:top w:w="50" w:type="dxa"/>
-              <w:left w:w="90" w:type="dxa"/>
-              <w:bottom w:w="50" w:type="dxa"/>
-              <w:right w:w="90" w:type="dxa"/>
-            </w:tcMar>
             <w:vAlign w:val="center"/>
           </w:tcPr>
           <w:p>
@@ -9344,12 +8712,6 @@
               <w:right w:val="single" w:sz="6" w:space="0" w:color="1F3864"/>
             </w:tcBorders>
             <w:shd w:val="clear" w:color="auto" w:fill="4472C4"/>
-            <w:tcMar>
-              <w:top w:w="50" w:type="dxa"/>
-              <w:left w:w="90" w:type="dxa"/>
-              <w:bottom w:w="50" w:type="dxa"/>
-              <w:right w:w="90" w:type="dxa"/>
-            </w:tcMar>
             <w:vAlign w:val="center"/>
           </w:tcPr>
           <w:p>
@@ -9389,12 +8751,6 @@
               <w:right w:val="single" w:sz="6" w:space="0" w:color="1F3864"/>
             </w:tcBorders>
             <w:shd w:val="clear" w:color="auto" w:fill="D9E2F3"/>
-            <w:tcMar>
-              <w:top w:w="50" w:type="dxa"/>
-              <w:left w:w="90" w:type="dxa"/>
-              <w:bottom w:w="50" w:type="dxa"/>
-              <w:right w:w="90" w:type="dxa"/>
-            </w:tcMar>
             <w:vAlign w:val="center"/>
           </w:tcPr>
           <w:p>
@@ -9447,12 +8803,6 @@
               <w:right w:val="single" w:sz="6" w:space="0" w:color="1F3864"/>
             </w:tcBorders>
             <w:shd w:val="clear" w:color="auto" w:fill="4472C4"/>
-            <w:tcMar>
-              <w:top w:w="50" w:type="dxa"/>
-              <w:left w:w="90" w:type="dxa"/>
-              <w:bottom w:w="50" w:type="dxa"/>
-              <w:right w:w="90" w:type="dxa"/>
-            </w:tcMar>
             <w:vAlign w:val="center"/>
           </w:tcPr>
           <w:p>
@@ -9492,12 +8842,6 @@
               <w:right w:val="single" w:sz="6" w:space="0" w:color="1F3864"/>
             </w:tcBorders>
             <w:shd w:val="clear" w:color="auto" w:fill="D9E2F3"/>
-            <w:tcMar>
-              <w:top w:w="50" w:type="dxa"/>
-              <w:left w:w="90" w:type="dxa"/>
-              <w:bottom w:w="50" w:type="dxa"/>
-              <w:right w:w="90" w:type="dxa"/>
-            </w:tcMar>
             <w:vAlign w:val="center"/>
           </w:tcPr>
           <w:p>
@@ -9532,12 +8876,6 @@
               <w:right w:val="single" w:sz="6" w:space="0" w:color="1F3864"/>
             </w:tcBorders>
             <w:shd w:val="clear" w:color="auto" w:fill="4472C4"/>
-            <w:tcMar>
-              <w:top w:w="50" w:type="dxa"/>
-              <w:left w:w="90" w:type="dxa"/>
-              <w:bottom w:w="50" w:type="dxa"/>
-              <w:right w:w="90" w:type="dxa"/>
-            </w:tcMar>
             <w:vAlign w:val="center"/>
           </w:tcPr>
           <w:p>
@@ -9577,12 +8915,6 @@
               <w:right w:val="single" w:sz="6" w:space="0" w:color="1F3864"/>
             </w:tcBorders>
             <w:shd w:val="clear" w:color="auto" w:fill="D9E2F3"/>
-            <w:tcMar>
-              <w:top w:w="50" w:type="dxa"/>
-              <w:left w:w="90" w:type="dxa"/>
-              <w:bottom w:w="50" w:type="dxa"/>
-              <w:right w:w="90" w:type="dxa"/>
-            </w:tcMar>
             <w:vAlign w:val="center"/>
           </w:tcPr>
           <w:p>
@@ -9619,12 +8951,6 @@
               <w:right w:val="single" w:sz="6" w:space="0" w:color="1F3864"/>
             </w:tcBorders>
             <w:shd w:val="clear" w:color="auto" w:fill="4472C4"/>
-            <w:tcMar>
-              <w:top w:w="50" w:type="dxa"/>
-              <w:left w:w="90" w:type="dxa"/>
-              <w:bottom w:w="50" w:type="dxa"/>
-              <w:right w:w="90" w:type="dxa"/>
-            </w:tcMar>
             <w:vAlign w:val="center"/>
           </w:tcPr>
           <w:p>
@@ -9665,12 +8991,6 @@
               <w:right w:val="single" w:sz="6" w:space="0" w:color="1F3864"/>
             </w:tcBorders>
             <w:shd w:val="clear" w:color="auto" w:fill="4472C4"/>
-            <w:tcMar>
-              <w:top w:w="50" w:type="dxa"/>
-              <w:left w:w="90" w:type="dxa"/>
-              <w:bottom w:w="50" w:type="dxa"/>
-              <w:right w:w="90" w:type="dxa"/>
-            </w:tcMar>
           </w:tcPr>
           <w:p>
             <w:pPr>
@@ -9707,12 +9027,6 @@
               <w:right w:val="single" w:sz="6" w:space="0" w:color="1F3864"/>
             </w:tcBorders>
             <w:shd w:val="clear" w:color="auto" w:fill="4472C4"/>
-            <w:tcMar>
-              <w:top w:w="50" w:type="dxa"/>
-              <w:left w:w="90" w:type="dxa"/>
-              <w:bottom w:w="50" w:type="dxa"/>
-              <w:right w:w="90" w:type="dxa"/>
-            </w:tcMar>
           </w:tcPr>
           <w:p>
             <w:pPr>
@@ -9777,12 +9091,6 @@
               <w:right w:val="single" w:sz="6" w:space="0" w:color="1F3864"/>
             </w:tcBorders>
             <w:shd w:val="clear" w:color="auto" w:fill="4472C4"/>
-            <w:tcMar>
-              <w:top w:w="50" w:type="dxa"/>
-              <w:left w:w="90" w:type="dxa"/>
-              <w:bottom w:w="50" w:type="dxa"/>
-              <w:right w:w="90" w:type="dxa"/>
-            </w:tcMar>
           </w:tcPr>
           <w:p>
             <w:pPr>
@@ -9819,12 +9127,6 @@
               <w:right w:val="single" w:sz="6" w:space="0" w:color="1F3864"/>
             </w:tcBorders>
             <w:shd w:val="clear" w:color="auto" w:fill="4472C4"/>
-            <w:tcMar>
-              <w:top w:w="50" w:type="dxa"/>
-              <w:left w:w="90" w:type="dxa"/>
-              <w:bottom w:w="50" w:type="dxa"/>
-              <w:right w:w="90" w:type="dxa"/>
-            </w:tcMar>
           </w:tcPr>
           <w:p>
             <w:pPr>
@@ -9861,12 +9163,6 @@
               <w:right w:val="single" w:sz="6" w:space="0" w:color="1F3864"/>
             </w:tcBorders>
             <w:shd w:val="clear" w:color="auto" w:fill="4472C4"/>
-            <w:tcMar>
-              <w:top w:w="50" w:type="dxa"/>
-              <w:left w:w="90" w:type="dxa"/>
-              <w:bottom w:w="50" w:type="dxa"/>
-              <w:right w:w="90" w:type="dxa"/>
-            </w:tcMar>
           </w:tcPr>
           <w:p>
             <w:pPr>
@@ -9903,12 +9199,6 @@
               <w:right w:val="single" w:sz="6" w:space="0" w:color="1F3864"/>
             </w:tcBorders>
             <w:shd w:val="clear" w:color="auto" w:fill="4472C4"/>
-            <w:tcMar>
-              <w:top w:w="50" w:type="dxa"/>
-              <w:left w:w="90" w:type="dxa"/>
-              <w:bottom w:w="50" w:type="dxa"/>
-              <w:right w:w="90" w:type="dxa"/>
-            </w:tcMar>
           </w:tcPr>
           <w:p>
             <w:pPr>
@@ -9972,12 +9262,6 @@
               <w:right w:val="single" w:sz="6" w:space="0" w:color="1F3864"/>
             </w:tcBorders>
             <w:shd w:val="clear" w:color="auto" w:fill="D9E2F3"/>
-            <w:tcMar>
-              <w:top w:w="50" w:type="dxa"/>
-              <w:left w:w="90" w:type="dxa"/>
-              <w:bottom w:w="50" w:type="dxa"/>
-              <w:right w:w="90" w:type="dxa"/>
-            </w:tcMar>
           </w:tcPr>
           <w:p>
             <w:pPr>
@@ -10009,12 +9293,6 @@
               <w:right w:val="single" w:sz="6" w:space="0" w:color="1F3864"/>
             </w:tcBorders>
             <w:shd w:val="clear" w:color="auto" w:fill="D9E2F3"/>
-            <w:tcMar>
-              <w:top w:w="50" w:type="dxa"/>
-              <w:left w:w="90" w:type="dxa"/>
-              <w:bottom w:w="50" w:type="dxa"/>
-              <w:right w:w="90" w:type="dxa"/>
-            </w:tcMar>
           </w:tcPr>
           <w:p>
             <w:pPr>
@@ -10046,12 +9324,6 @@
               <w:right w:val="single" w:sz="6" w:space="0" w:color="1F3864"/>
             </w:tcBorders>
             <w:shd w:val="clear" w:color="auto" w:fill="D9E2F3"/>
-            <w:tcMar>
-              <w:top w:w="50" w:type="dxa"/>
-              <w:left w:w="90" w:type="dxa"/>
-              <w:bottom w:w="50" w:type="dxa"/>
-              <w:right w:w="90" w:type="dxa"/>
-            </w:tcMar>
           </w:tcPr>
           <w:p>
             <w:pPr>
@@ -10083,12 +9355,6 @@
               <w:right w:val="single" w:sz="6" w:space="0" w:color="1F3864"/>
             </w:tcBorders>
             <w:shd w:val="clear" w:color="auto" w:fill="D9E2F3"/>
-            <w:tcMar>
-              <w:top w:w="50" w:type="dxa"/>
-              <w:left w:w="90" w:type="dxa"/>
-              <w:bottom w:w="50" w:type="dxa"/>
-              <w:right w:w="90" w:type="dxa"/>
-            </w:tcMar>
           </w:tcPr>
           <w:p>
             <w:pPr>
@@ -10147,12 +9413,6 @@
               <w:right w:val="single" w:sz="6" w:space="0" w:color="1F3864"/>
             </w:tcBorders>
             <w:shd w:val="clear" w:color="auto" w:fill="D9E2F3"/>
-            <w:tcMar>
-              <w:top w:w="50" w:type="dxa"/>
-              <w:left w:w="90" w:type="dxa"/>
-              <w:bottom w:w="50" w:type="dxa"/>
-              <w:right w:w="90" w:type="dxa"/>
-            </w:tcMar>
           </w:tcPr>
           <w:p>
             <w:pPr>
@@ -10184,12 +9444,6 @@
               <w:right w:val="single" w:sz="6" w:space="0" w:color="1F3864"/>
             </w:tcBorders>
             <w:shd w:val="clear" w:color="auto" w:fill="D9E2F3"/>
-            <w:tcMar>
-              <w:top w:w="50" w:type="dxa"/>
-              <w:left w:w="90" w:type="dxa"/>
-              <w:bottom w:w="50" w:type="dxa"/>
-              <w:right w:w="90" w:type="dxa"/>
-            </w:tcMar>
           </w:tcPr>
           <w:p>
             <w:pPr>
@@ -10221,12 +9475,6 @@
               <w:right w:val="single" w:sz="6" w:space="0" w:color="1F3864"/>
             </w:tcBorders>
             <w:shd w:val="clear" w:color="auto" w:fill="D9E2F3"/>
-            <w:tcMar>
-              <w:top w:w="50" w:type="dxa"/>
-              <w:left w:w="90" w:type="dxa"/>
-              <w:bottom w:w="50" w:type="dxa"/>
-              <w:right w:w="90" w:type="dxa"/>
-            </w:tcMar>
           </w:tcPr>
           <w:p>
             <w:pPr>
@@ -10258,12 +9506,6 @@
               <w:right w:val="single" w:sz="6" w:space="0" w:color="1F3864"/>
             </w:tcBorders>
             <w:shd w:val="clear" w:color="auto" w:fill="D9E2F3"/>
-            <w:tcMar>
-              <w:top w:w="50" w:type="dxa"/>
-              <w:left w:w="90" w:type="dxa"/>
-              <w:bottom w:w="50" w:type="dxa"/>
-              <w:right w:w="90" w:type="dxa"/>
-            </w:tcMar>
           </w:tcPr>
           <w:p>
             <w:pPr>
@@ -10322,12 +9564,6 @@
               <w:right w:val="single" w:sz="6" w:space="0" w:color="1F3864"/>
             </w:tcBorders>
             <w:shd w:val="clear" w:color="auto" w:fill="D9E2F3"/>
-            <w:tcMar>
-              <w:top w:w="50" w:type="dxa"/>
-              <w:left w:w="90" w:type="dxa"/>
-              <w:bottom w:w="50" w:type="dxa"/>
-              <w:right w:w="90" w:type="dxa"/>
-            </w:tcMar>
           </w:tcPr>
           <w:p>
             <w:pPr>
@@ -10359,12 +9595,6 @@
               <w:right w:val="single" w:sz="6" w:space="0" w:color="1F3864"/>
             </w:tcBorders>
             <w:shd w:val="clear" w:color="auto" w:fill="D9E2F3"/>
-            <w:tcMar>
-              <w:top w:w="50" w:type="dxa"/>
-              <w:left w:w="90" w:type="dxa"/>
-              <w:bottom w:w="50" w:type="dxa"/>
-              <w:right w:w="90" w:type="dxa"/>
-            </w:tcMar>
           </w:tcPr>
           <w:p>
             <w:pPr>
@@ -10396,12 +9626,6 @@
               <w:right w:val="single" w:sz="6" w:space="0" w:color="1F3864"/>
             </w:tcBorders>
             <w:shd w:val="clear" w:color="auto" w:fill="D9E2F3"/>
-            <w:tcMar>
-              <w:top w:w="50" w:type="dxa"/>
-              <w:left w:w="90" w:type="dxa"/>
-              <w:bottom w:w="50" w:type="dxa"/>
-              <w:right w:w="90" w:type="dxa"/>
-            </w:tcMar>
           </w:tcPr>
           <w:p>
             <w:pPr>
@@ -10433,12 +9657,6 @@
               <w:right w:val="single" w:sz="6" w:space="0" w:color="1F3864"/>
             </w:tcBorders>
             <w:shd w:val="clear" w:color="auto" w:fill="D9E2F3"/>
-            <w:tcMar>
-              <w:top w:w="50" w:type="dxa"/>
-              <w:left w:w="90" w:type="dxa"/>
-              <w:bottom w:w="50" w:type="dxa"/>
-              <w:right w:w="90" w:type="dxa"/>
-            </w:tcMar>
           </w:tcPr>
           <w:p>
             <w:pPr>
@@ -10497,12 +9715,6 @@
               <w:right w:val="single" w:sz="6" w:space="0" w:color="1F3864"/>
             </w:tcBorders>
             <w:shd w:val="clear" w:color="auto" w:fill="4472C4"/>
-            <w:tcMar>
-              <w:top w:w="50" w:type="dxa"/>
-              <w:left w:w="90" w:type="dxa"/>
-              <w:bottom w:w="50" w:type="dxa"/>
-              <w:right w:w="90" w:type="dxa"/>
-            </w:tcMar>
           </w:tcPr>
           <w:p>
             <w:pPr>
@@ -10538,12 +9750,6 @@
               <w:right w:val="single" w:sz="6" w:space="0" w:color="1F3864"/>
             </w:tcBorders>
             <w:shd w:val="clear" w:color="auto" w:fill="4472C4"/>
-            <w:tcMar>
-              <w:top w:w="50" w:type="dxa"/>
-              <w:left w:w="90" w:type="dxa"/>
-              <w:bottom w:w="50" w:type="dxa"/>
-              <w:right w:w="90" w:type="dxa"/>
-            </w:tcMar>
           </w:tcPr>
           <w:p>
             <w:pPr>
@@ -10607,12 +9813,6 @@
               <w:right w:val="single" w:sz="6" w:space="0" w:color="1F3864"/>
             </w:tcBorders>
             <w:shd w:val="clear" w:color="auto" w:fill="4472C4"/>
-            <w:tcMar>
-              <w:top w:w="50" w:type="dxa"/>
-              <w:left w:w="90" w:type="dxa"/>
-              <w:bottom w:w="50" w:type="dxa"/>
-              <w:right w:w="90" w:type="dxa"/>
-            </w:tcMar>
           </w:tcPr>
           <w:p>
             <w:pPr>
@@ -10649,12 +9849,6 @@
               <w:right w:val="single" w:sz="6" w:space="0" w:color="1F3864"/>
             </w:tcBorders>
             <w:shd w:val="clear" w:color="auto" w:fill="4472C4"/>
-            <w:tcMar>
-              <w:top w:w="50" w:type="dxa"/>
-              <w:left w:w="90" w:type="dxa"/>
-              <w:bottom w:w="50" w:type="dxa"/>
-              <w:right w:w="90" w:type="dxa"/>
-            </w:tcMar>
           </w:tcPr>
           <w:p>
             <w:pPr>
@@ -10691,12 +9885,6 @@
               <w:right w:val="single" w:sz="6" w:space="0" w:color="1F3864"/>
             </w:tcBorders>
             <w:shd w:val="clear" w:color="auto" w:fill="4472C4"/>
-            <w:tcMar>
-              <w:top w:w="50" w:type="dxa"/>
-              <w:left w:w="90" w:type="dxa"/>
-              <w:bottom w:w="50" w:type="dxa"/>
-              <w:right w:w="90" w:type="dxa"/>
-            </w:tcMar>
           </w:tcPr>
           <w:p>
             <w:pPr>
@@ -10733,12 +9921,6 @@
               <w:right w:val="single" w:sz="6" w:space="0" w:color="1F3864"/>
             </w:tcBorders>
             <w:shd w:val="clear" w:color="auto" w:fill="4472C4"/>
-            <w:tcMar>
-              <w:top w:w="50" w:type="dxa"/>
-              <w:left w:w="90" w:type="dxa"/>
-              <w:bottom w:w="50" w:type="dxa"/>
-              <w:right w:w="90" w:type="dxa"/>
-            </w:tcMar>
           </w:tcPr>
           <w:p>
             <w:pPr>
@@ -10802,12 +9984,6 @@
               <w:right w:val="single" w:sz="6" w:space="0" w:color="1F3864"/>
             </w:tcBorders>
             <w:shd w:val="clear" w:color="auto" w:fill="D9E2F3"/>
-            <w:tcMar>
-              <w:top w:w="50" w:type="dxa"/>
-              <w:left w:w="90" w:type="dxa"/>
-              <w:bottom w:w="50" w:type="dxa"/>
-              <w:right w:w="90" w:type="dxa"/>
-            </w:tcMar>
           </w:tcPr>
           <w:p>
             <w:pPr>
@@ -10839,12 +10015,6 @@
               <w:right w:val="single" w:sz="6" w:space="0" w:color="1F3864"/>
             </w:tcBorders>
             <w:shd w:val="clear" w:color="auto" w:fill="D9E2F3"/>
-            <w:tcMar>
-              <w:top w:w="50" w:type="dxa"/>
-              <w:left w:w="90" w:type="dxa"/>
-              <w:bottom w:w="50" w:type="dxa"/>
-              <w:right w:w="90" w:type="dxa"/>
-            </w:tcMar>
           </w:tcPr>
           <w:p>
             <w:pPr>
@@ -10876,12 +10046,6 @@
               <w:right w:val="single" w:sz="6" w:space="0" w:color="1F3864"/>
             </w:tcBorders>
             <w:shd w:val="clear" w:color="auto" w:fill="D9E2F3"/>
-            <w:tcMar>
-              <w:top w:w="50" w:type="dxa"/>
-              <w:left w:w="90" w:type="dxa"/>
-              <w:bottom w:w="50" w:type="dxa"/>
-              <w:right w:w="90" w:type="dxa"/>
-            </w:tcMar>
           </w:tcPr>
           <w:p>
             <w:pPr>
@@ -10913,12 +10077,6 @@
               <w:right w:val="single" w:sz="6" w:space="0" w:color="1F3864"/>
             </w:tcBorders>
             <w:shd w:val="clear" w:color="auto" w:fill="D9E2F3"/>
-            <w:tcMar>
-              <w:top w:w="50" w:type="dxa"/>
-              <w:left w:w="90" w:type="dxa"/>
-              <w:bottom w:w="50" w:type="dxa"/>
-              <w:right w:w="90" w:type="dxa"/>
-            </w:tcMar>
           </w:tcPr>
           <w:p>
             <w:pPr>
@@ -10977,12 +10135,6 @@
               <w:right w:val="single" w:sz="6" w:space="0" w:color="1F3864"/>
             </w:tcBorders>
             <w:shd w:val="clear" w:color="auto" w:fill="D9E2F3"/>
-            <w:tcMar>
-              <w:top w:w="50" w:type="dxa"/>
-              <w:left w:w="90" w:type="dxa"/>
-              <w:bottom w:w="50" w:type="dxa"/>
-              <w:right w:w="90" w:type="dxa"/>
-            </w:tcMar>
           </w:tcPr>
           <w:p>
             <w:pPr>
@@ -11014,12 +10166,6 @@
               <w:right w:val="single" w:sz="6" w:space="0" w:color="1F3864"/>
             </w:tcBorders>
             <w:shd w:val="clear" w:color="auto" w:fill="D9E2F3"/>
-            <w:tcMar>
-              <w:top w:w="50" w:type="dxa"/>
-              <w:left w:w="90" w:type="dxa"/>
-              <w:bottom w:w="50" w:type="dxa"/>
-              <w:right w:w="90" w:type="dxa"/>
-            </w:tcMar>
           </w:tcPr>
           <w:p>
             <w:pPr>
@@ -11051,12 +10197,6 @@
               <w:right w:val="single" w:sz="6" w:space="0" w:color="1F3864"/>
             </w:tcBorders>
             <w:shd w:val="clear" w:color="auto" w:fill="D9E2F3"/>
-            <w:tcMar>
-              <w:top w:w="50" w:type="dxa"/>
-              <w:left w:w="90" w:type="dxa"/>
-              <w:bottom w:w="50" w:type="dxa"/>
-              <w:right w:w="90" w:type="dxa"/>
-            </w:tcMar>
           </w:tcPr>
           <w:p>
             <w:pPr>
@@ -11088,12 +10228,6 @@
               <w:right w:val="single" w:sz="6" w:space="0" w:color="1F3864"/>
             </w:tcBorders>
             <w:shd w:val="clear" w:color="auto" w:fill="D9E2F3"/>
-            <w:tcMar>
-              <w:top w:w="50" w:type="dxa"/>
-              <w:left w:w="90" w:type="dxa"/>
-              <w:bottom w:w="50" w:type="dxa"/>
-              <w:right w:w="90" w:type="dxa"/>
-            </w:tcMar>
           </w:tcPr>
           <w:p>
             <w:pPr>
@@ -11152,12 +10286,6 @@
               <w:right w:val="single" w:sz="6" w:space="0" w:color="1F3864"/>
             </w:tcBorders>
             <w:shd w:val="clear" w:color="auto" w:fill="D9E2F3"/>
-            <w:tcMar>
-              <w:top w:w="50" w:type="dxa"/>
-              <w:left w:w="90" w:type="dxa"/>
-              <w:bottom w:w="50" w:type="dxa"/>
-              <w:right w:w="90" w:type="dxa"/>
-            </w:tcMar>
           </w:tcPr>
           <w:p>
             <w:pPr>
@@ -11189,12 +10317,6 @@
               <w:right w:val="single" w:sz="6" w:space="0" w:color="1F3864"/>
             </w:tcBorders>
             <w:shd w:val="clear" w:color="auto" w:fill="D9E2F3"/>
-            <w:tcMar>
-              <w:top w:w="50" w:type="dxa"/>
-              <w:left w:w="90" w:type="dxa"/>
-              <w:bottom w:w="50" w:type="dxa"/>
-              <w:right w:w="90" w:type="dxa"/>
-            </w:tcMar>
           </w:tcPr>
           <w:p>
             <w:pPr>
@@ -11226,12 +10348,6 @@
               <w:right w:val="single" w:sz="6" w:space="0" w:color="1F3864"/>
             </w:tcBorders>
             <w:shd w:val="clear" w:color="auto" w:fill="D9E2F3"/>
-            <w:tcMar>
-              <w:top w:w="50" w:type="dxa"/>
-              <w:left w:w="90" w:type="dxa"/>
-              <w:bottom w:w="50" w:type="dxa"/>
-              <w:right w:w="90" w:type="dxa"/>
-            </w:tcMar>
           </w:tcPr>
           <w:p>
             <w:pPr>
@@ -11263,12 +10379,6 @@
               <w:right w:val="single" w:sz="6" w:space="0" w:color="1F3864"/>
             </w:tcBorders>
             <w:shd w:val="clear" w:color="auto" w:fill="D9E2F3"/>
-            <w:tcMar>
-              <w:top w:w="50" w:type="dxa"/>
-              <w:left w:w="90" w:type="dxa"/>
-              <w:bottom w:w="50" w:type="dxa"/>
-              <w:right w:w="90" w:type="dxa"/>
-            </w:tcMar>
           </w:tcPr>
           <w:p>
             <w:pPr>
@@ -11327,12 +10437,6 @@
               <w:right w:val="single" w:sz="6" w:space="0" w:color="1F3864"/>
             </w:tcBorders>
             <w:shd w:val="clear" w:color="auto" w:fill="4472C4"/>
-            <w:tcMar>
-              <w:top w:w="50" w:type="dxa"/>
-              <w:left w:w="90" w:type="dxa"/>
-              <w:bottom w:w="50" w:type="dxa"/>
-              <w:right w:w="90" w:type="dxa"/>
-            </w:tcMar>
           </w:tcPr>
           <w:p>
             <w:pPr>
@@ -11368,12 +10472,6 @@
               <w:right w:val="single" w:sz="6" w:space="0" w:color="1F3864"/>
             </w:tcBorders>
             <w:shd w:val="clear" w:color="auto" w:fill="4472C4"/>
-            <w:tcMar>
-              <w:top w:w="50" w:type="dxa"/>
-              <w:left w:w="90" w:type="dxa"/>
-              <w:bottom w:w="50" w:type="dxa"/>
-              <w:right w:w="90" w:type="dxa"/>
-            </w:tcMar>
           </w:tcPr>
           <w:p>
             <w:pPr>
@@ -11437,12 +10535,6 @@
               <w:right w:val="single" w:sz="6" w:space="0" w:color="1F3864"/>
             </w:tcBorders>
             <w:shd w:val="clear" w:color="auto" w:fill="4472C4"/>
-            <w:tcMar>
-              <w:top w:w="50" w:type="dxa"/>
-              <w:left w:w="90" w:type="dxa"/>
-              <w:bottom w:w="50" w:type="dxa"/>
-              <w:right w:w="90" w:type="dxa"/>
-            </w:tcMar>
           </w:tcPr>
           <w:p>
             <w:pPr>
@@ -11479,12 +10571,6 @@
               <w:right w:val="single" w:sz="6" w:space="0" w:color="1F3864"/>
             </w:tcBorders>
             <w:shd w:val="clear" w:color="auto" w:fill="4472C4"/>
-            <w:tcMar>
-              <w:top w:w="50" w:type="dxa"/>
-              <w:left w:w="90" w:type="dxa"/>
-              <w:bottom w:w="50" w:type="dxa"/>
-              <w:right w:w="90" w:type="dxa"/>
-            </w:tcMar>
           </w:tcPr>
           <w:p>
             <w:pPr>
@@ -11521,12 +10607,6 @@
               <w:right w:val="single" w:sz="6" w:space="0" w:color="1F3864"/>
             </w:tcBorders>
             <w:shd w:val="clear" w:color="auto" w:fill="4472C4"/>
-            <w:tcMar>
-              <w:top w:w="50" w:type="dxa"/>
-              <w:left w:w="90" w:type="dxa"/>
-              <w:bottom w:w="50" w:type="dxa"/>
-              <w:right w:w="90" w:type="dxa"/>
-            </w:tcMar>
           </w:tcPr>
           <w:p>
             <w:pPr>
@@ -11563,12 +10643,6 @@
               <w:right w:val="single" w:sz="6" w:space="0" w:color="1F3864"/>
             </w:tcBorders>
             <w:shd w:val="clear" w:color="auto" w:fill="4472C4"/>
-            <w:tcMar>
-              <w:top w:w="50" w:type="dxa"/>
-              <w:left w:w="90" w:type="dxa"/>
-              <w:bottom w:w="50" w:type="dxa"/>
-              <w:right w:w="90" w:type="dxa"/>
-            </w:tcMar>
           </w:tcPr>
           <w:p>
             <w:pPr>
@@ -11632,12 +10706,6 @@
               <w:right w:val="single" w:sz="6" w:space="0" w:color="1F3864"/>
             </w:tcBorders>
             <w:shd w:val="clear" w:color="auto" w:fill="D9E2F3"/>
-            <w:tcMar>
-              <w:top w:w="50" w:type="dxa"/>
-              <w:left w:w="90" w:type="dxa"/>
-              <w:bottom w:w="50" w:type="dxa"/>
-              <w:right w:w="90" w:type="dxa"/>
-            </w:tcMar>
           </w:tcPr>
           <w:p>
             <w:pPr>
@@ -11669,12 +10737,6 @@
               <w:right w:val="single" w:sz="6" w:space="0" w:color="1F3864"/>
             </w:tcBorders>
             <w:shd w:val="clear" w:color="auto" w:fill="D9E2F3"/>
-            <w:tcMar>
-              <w:top w:w="50" w:type="dxa"/>
-              <w:left w:w="90" w:type="dxa"/>
-              <w:bottom w:w="50" w:type="dxa"/>
-              <w:right w:w="90" w:type="dxa"/>
-            </w:tcMar>
           </w:tcPr>
           <w:p>
             <w:pPr>
@@ -11706,12 +10768,6 @@
               <w:right w:val="single" w:sz="6" w:space="0" w:color="1F3864"/>
             </w:tcBorders>
             <w:shd w:val="clear" w:color="auto" w:fill="D9E2F3"/>
-            <w:tcMar>
-              <w:top w:w="50" w:type="dxa"/>
-              <w:left w:w="90" w:type="dxa"/>
-              <w:bottom w:w="50" w:type="dxa"/>
-              <w:right w:w="90" w:type="dxa"/>
-            </w:tcMar>
           </w:tcPr>
           <w:p>
             <w:pPr>
@@ -11743,12 +10799,6 @@
               <w:right w:val="single" w:sz="6" w:space="0" w:color="1F3864"/>
             </w:tcBorders>
             <w:shd w:val="clear" w:color="auto" w:fill="D9E2F3"/>
-            <w:tcMar>
-              <w:top w:w="50" w:type="dxa"/>
-              <w:left w:w="90" w:type="dxa"/>
-              <w:bottom w:w="50" w:type="dxa"/>
-              <w:right w:w="90" w:type="dxa"/>
-            </w:tcMar>
           </w:tcPr>
           <w:p>
             <w:pPr>
@@ -11807,12 +10857,6 @@
               <w:right w:val="single" w:sz="6" w:space="0" w:color="1F3864"/>
             </w:tcBorders>
             <w:shd w:val="clear" w:color="auto" w:fill="D9E2F3"/>
-            <w:tcMar>
-              <w:top w:w="50" w:type="dxa"/>
-              <w:left w:w="90" w:type="dxa"/>
-              <w:bottom w:w="50" w:type="dxa"/>
-              <w:right w:w="90" w:type="dxa"/>
-            </w:tcMar>
           </w:tcPr>
           <w:p>
             <w:pPr>
@@ -11844,12 +10888,6 @@
               <w:right w:val="single" w:sz="6" w:space="0" w:color="1F3864"/>
             </w:tcBorders>
             <w:shd w:val="clear" w:color="auto" w:fill="D9E2F3"/>
-            <w:tcMar>
-              <w:top w:w="50" w:type="dxa"/>
-              <w:left w:w="90" w:type="dxa"/>
-              <w:bottom w:w="50" w:type="dxa"/>
-              <w:right w:w="90" w:type="dxa"/>
-            </w:tcMar>
           </w:tcPr>
           <w:p>
             <w:pPr>
@@ -11881,12 +10919,6 @@
               <w:right w:val="single" w:sz="6" w:space="0" w:color="1F3864"/>
             </w:tcBorders>
             <w:shd w:val="clear" w:color="auto" w:fill="D9E2F3"/>
-            <w:tcMar>
-              <w:top w:w="50" w:type="dxa"/>
-              <w:left w:w="90" w:type="dxa"/>
-              <w:bottom w:w="50" w:type="dxa"/>
-              <w:right w:w="90" w:type="dxa"/>
-            </w:tcMar>
           </w:tcPr>
           <w:p>
             <w:pPr>
@@ -11918,12 +10950,6 @@
               <w:right w:val="single" w:sz="6" w:space="0" w:color="1F3864"/>
             </w:tcBorders>
             <w:shd w:val="clear" w:color="auto" w:fill="D9E2F3"/>
-            <w:tcMar>
-              <w:top w:w="50" w:type="dxa"/>
-              <w:left w:w="90" w:type="dxa"/>
-              <w:bottom w:w="50" w:type="dxa"/>
-              <w:right w:w="90" w:type="dxa"/>
-            </w:tcMar>
           </w:tcPr>
           <w:p>
             <w:pPr>
@@ -11982,12 +11008,6 @@
               <w:right w:val="single" w:sz="6" w:space="0" w:color="1F3864"/>
             </w:tcBorders>
             <w:shd w:val="clear" w:color="auto" w:fill="D9E2F3"/>
-            <w:tcMar>
-              <w:top w:w="50" w:type="dxa"/>
-              <w:left w:w="90" w:type="dxa"/>
-              <w:bottom w:w="50" w:type="dxa"/>
-              <w:right w:w="90" w:type="dxa"/>
-            </w:tcMar>
           </w:tcPr>
           <w:p>
             <w:pPr>
@@ -12019,12 +11039,6 @@
               <w:right w:val="single" w:sz="6" w:space="0" w:color="1F3864"/>
             </w:tcBorders>
             <w:shd w:val="clear" w:color="auto" w:fill="D9E2F3"/>
-            <w:tcMar>
-              <w:top w:w="50" w:type="dxa"/>
-              <w:left w:w="90" w:type="dxa"/>
-              <w:bottom w:w="50" w:type="dxa"/>
-              <w:right w:w="90" w:type="dxa"/>
-            </w:tcMar>
           </w:tcPr>
           <w:p>
             <w:pPr>
@@ -12056,12 +11070,6 @@
               <w:right w:val="single" w:sz="6" w:space="0" w:color="1F3864"/>
             </w:tcBorders>
             <w:shd w:val="clear" w:color="auto" w:fill="D9E2F3"/>
-            <w:tcMar>
-              <w:top w:w="50" w:type="dxa"/>
-              <w:left w:w="90" w:type="dxa"/>
-              <w:bottom w:w="50" w:type="dxa"/>
-              <w:right w:w="90" w:type="dxa"/>
-            </w:tcMar>
           </w:tcPr>
           <w:p>
             <w:pPr>
@@ -12093,12 +11101,6 @@
               <w:right w:val="single" w:sz="6" w:space="0" w:color="1F3864"/>
             </w:tcBorders>
             <w:shd w:val="clear" w:color="auto" w:fill="D9E2F3"/>
-            <w:tcMar>
-              <w:top w:w="50" w:type="dxa"/>
-              <w:left w:w="90" w:type="dxa"/>
-              <w:bottom w:w="50" w:type="dxa"/>
-              <w:right w:w="90" w:type="dxa"/>
-            </w:tcMar>
           </w:tcPr>
           <w:p>
             <w:pPr>
@@ -12157,12 +11159,6 @@
               <w:right w:val="single" w:sz="6" w:space="0" w:color="1F3864"/>
             </w:tcBorders>
             <w:shd w:val="clear" w:color="auto" w:fill="4472C4"/>
-            <w:tcMar>
-              <w:top w:w="50" w:type="dxa"/>
-              <w:left w:w="90" w:type="dxa"/>
-              <w:bottom w:w="50" w:type="dxa"/>
-              <w:right w:w="90" w:type="dxa"/>
-            </w:tcMar>
           </w:tcPr>
           <w:p>
             <w:pPr>
@@ -12198,12 +11194,6 @@
               <w:right w:val="single" w:sz="6" w:space="0" w:color="1F3864"/>
             </w:tcBorders>
             <w:shd w:val="clear" w:color="auto" w:fill="4472C4"/>
-            <w:tcMar>
-              <w:top w:w="50" w:type="dxa"/>
-              <w:left w:w="90" w:type="dxa"/>
-              <w:bottom w:w="50" w:type="dxa"/>
-              <w:right w:w="90" w:type="dxa"/>
-            </w:tcMar>
           </w:tcPr>
           <w:p>
             <w:pPr>
@@ -12267,12 +11257,6 @@
               <w:right w:val="single" w:sz="6" w:space="0" w:color="1F3864"/>
             </w:tcBorders>
             <w:shd w:val="clear" w:color="auto" w:fill="4472C4"/>
-            <w:tcMar>
-              <w:top w:w="50" w:type="dxa"/>
-              <w:left w:w="90" w:type="dxa"/>
-              <w:bottom w:w="50" w:type="dxa"/>
-              <w:right w:w="90" w:type="dxa"/>
-            </w:tcMar>
           </w:tcPr>
           <w:p>
             <w:pPr>
@@ -12309,12 +11293,6 @@
               <w:right w:val="single" w:sz="6" w:space="0" w:color="1F3864"/>
             </w:tcBorders>
             <w:shd w:val="clear" w:color="auto" w:fill="4472C4"/>
-            <w:tcMar>
-              <w:top w:w="50" w:type="dxa"/>
-              <w:left w:w="90" w:type="dxa"/>
-              <w:bottom w:w="50" w:type="dxa"/>
-              <w:right w:w="90" w:type="dxa"/>
-            </w:tcMar>
           </w:tcPr>
           <w:p>
             <w:pPr>
@@ -12351,12 +11329,6 @@
               <w:right w:val="single" w:sz="6" w:space="0" w:color="1F3864"/>
             </w:tcBorders>
             <w:shd w:val="clear" w:color="auto" w:fill="4472C4"/>
-            <w:tcMar>
-              <w:top w:w="50" w:type="dxa"/>
-              <w:left w:w="90" w:type="dxa"/>
-              <w:bottom w:w="50" w:type="dxa"/>
-              <w:right w:w="90" w:type="dxa"/>
-            </w:tcMar>
           </w:tcPr>
           <w:p>
             <w:pPr>
@@ -12393,12 +11365,6 @@
               <w:right w:val="single" w:sz="6" w:space="0" w:color="1F3864"/>
             </w:tcBorders>
             <w:shd w:val="clear" w:color="auto" w:fill="4472C4"/>
-            <w:tcMar>
-              <w:top w:w="50" w:type="dxa"/>
-              <w:left w:w="90" w:type="dxa"/>
-              <w:bottom w:w="50" w:type="dxa"/>
-              <w:right w:w="90" w:type="dxa"/>
-            </w:tcMar>
           </w:tcPr>
           <w:p>
             <w:pPr>
@@ -12462,12 +11428,6 @@
               <w:right w:val="single" w:sz="6" w:space="0" w:color="1F3864"/>
             </w:tcBorders>
             <w:shd w:val="clear" w:color="auto" w:fill="D9E2F3"/>
-            <w:tcMar>
-              <w:top w:w="50" w:type="dxa"/>
-              <w:left w:w="90" w:type="dxa"/>
-              <w:bottom w:w="50" w:type="dxa"/>
-              <w:right w:w="90" w:type="dxa"/>
-            </w:tcMar>
           </w:tcPr>
           <w:p>
             <w:pPr>
@@ -12499,12 +11459,6 @@
               <w:right w:val="single" w:sz="6" w:space="0" w:color="1F3864"/>
             </w:tcBorders>
             <w:shd w:val="clear" w:color="auto" w:fill="D9E2F3"/>
-            <w:tcMar>
-              <w:top w:w="50" w:type="dxa"/>
-              <w:left w:w="90" w:type="dxa"/>
-              <w:bottom w:w="50" w:type="dxa"/>
-              <w:right w:w="90" w:type="dxa"/>
-            </w:tcMar>
           </w:tcPr>
           <w:p>
             <w:pPr>
@@ -12536,12 +11490,6 @@
               <w:right w:val="single" w:sz="6" w:space="0" w:color="1F3864"/>
             </w:tcBorders>
             <w:shd w:val="clear" w:color="auto" w:fill="D9E2F3"/>
-            <w:tcMar>
-              <w:top w:w="50" w:type="dxa"/>
-              <w:left w:w="90" w:type="dxa"/>
-              <w:bottom w:w="50" w:type="dxa"/>
-              <w:right w:w="90" w:type="dxa"/>
-            </w:tcMar>
           </w:tcPr>
           <w:p>
             <w:pPr>
@@ -12573,12 +11521,6 @@
               <w:right w:val="single" w:sz="6" w:space="0" w:color="1F3864"/>
             </w:tcBorders>
             <w:shd w:val="clear" w:color="auto" w:fill="D9E2F3"/>
-            <w:tcMar>
-              <w:top w:w="50" w:type="dxa"/>
-              <w:left w:w="90" w:type="dxa"/>
-              <w:bottom w:w="50" w:type="dxa"/>
-              <w:right w:w="90" w:type="dxa"/>
-            </w:tcMar>
           </w:tcPr>
           <w:p>
             <w:pPr>
@@ -12637,12 +11579,6 @@
               <w:right w:val="single" w:sz="6" w:space="0" w:color="1F3864"/>
             </w:tcBorders>
             <w:shd w:val="clear" w:color="auto" w:fill="D9E2F3"/>
-            <w:tcMar>
-              <w:top w:w="50" w:type="dxa"/>
-              <w:left w:w="90" w:type="dxa"/>
-              <w:bottom w:w="50" w:type="dxa"/>
-              <w:right w:w="90" w:type="dxa"/>
-            </w:tcMar>
           </w:tcPr>
           <w:p>
             <w:pPr>
@@ -12674,12 +11610,6 @@
               <w:right w:val="single" w:sz="6" w:space="0" w:color="1F3864"/>
             </w:tcBorders>
             <w:shd w:val="clear" w:color="auto" w:fill="D9E2F3"/>
-            <w:tcMar>
-              <w:top w:w="50" w:type="dxa"/>
-              <w:left w:w="90" w:type="dxa"/>
-              <w:bottom w:w="50" w:type="dxa"/>
-              <w:right w:w="90" w:type="dxa"/>
-            </w:tcMar>
           </w:tcPr>
           <w:p>
             <w:pPr>
@@ -12711,12 +11641,6 @@
               <w:right w:val="single" w:sz="6" w:space="0" w:color="1F3864"/>
             </w:tcBorders>
             <w:shd w:val="clear" w:color="auto" w:fill="D9E2F3"/>
-            <w:tcMar>
-              <w:top w:w="50" w:type="dxa"/>
-              <w:left w:w="90" w:type="dxa"/>
-              <w:bottom w:w="50" w:type="dxa"/>
-              <w:right w:w="90" w:type="dxa"/>
-            </w:tcMar>
           </w:tcPr>
           <w:p>
             <w:pPr>
@@ -12748,12 +11672,6 @@
               <w:right w:val="single" w:sz="6" w:space="0" w:color="1F3864"/>
             </w:tcBorders>
             <w:shd w:val="clear" w:color="auto" w:fill="D9E2F3"/>
-            <w:tcMar>
-              <w:top w:w="50" w:type="dxa"/>
-              <w:left w:w="90" w:type="dxa"/>
-              <w:bottom w:w="50" w:type="dxa"/>
-              <w:right w:w="90" w:type="dxa"/>
-            </w:tcMar>
           </w:tcPr>
           <w:p>
             <w:pPr>
@@ -12812,12 +11730,6 @@
               <w:right w:val="single" w:sz="6" w:space="0" w:color="1F3864"/>
             </w:tcBorders>
             <w:shd w:val="clear" w:color="auto" w:fill="D9E2F3"/>
-            <w:tcMar>
-              <w:top w:w="50" w:type="dxa"/>
-              <w:left w:w="90" w:type="dxa"/>
-              <w:bottom w:w="50" w:type="dxa"/>
-              <w:right w:w="90" w:type="dxa"/>
-            </w:tcMar>
           </w:tcPr>
           <w:p>
             <w:pPr>
@@ -12849,12 +11761,6 @@
               <w:right w:val="single" w:sz="6" w:space="0" w:color="1F3864"/>
             </w:tcBorders>
             <w:shd w:val="clear" w:color="auto" w:fill="D9E2F3"/>
-            <w:tcMar>
-              <w:top w:w="50" w:type="dxa"/>
-              <w:left w:w="90" w:type="dxa"/>
-              <w:bottom w:w="50" w:type="dxa"/>
-              <w:right w:w="90" w:type="dxa"/>
-            </w:tcMar>
           </w:tcPr>
           <w:p>
             <w:pPr>
@@ -12886,12 +11792,6 @@
               <w:right w:val="single" w:sz="6" w:space="0" w:color="1F3864"/>
             </w:tcBorders>
             <w:shd w:val="clear" w:color="auto" w:fill="D9E2F3"/>
-            <w:tcMar>
-              <w:top w:w="50" w:type="dxa"/>
-              <w:left w:w="90" w:type="dxa"/>
-              <w:bottom w:w="50" w:type="dxa"/>
-              <w:right w:w="90" w:type="dxa"/>
-            </w:tcMar>
           </w:tcPr>
           <w:p>
             <w:pPr>
@@ -12923,12 +11823,6 @@
               <w:right w:val="single" w:sz="6" w:space="0" w:color="1F3864"/>
             </w:tcBorders>
             <w:shd w:val="clear" w:color="auto" w:fill="D9E2F3"/>
-            <w:tcMar>
-              <w:top w:w="50" w:type="dxa"/>
-              <w:left w:w="90" w:type="dxa"/>
-              <w:bottom w:w="50" w:type="dxa"/>
-              <w:right w:w="90" w:type="dxa"/>
-            </w:tcMar>
           </w:tcPr>
           <w:p>
             <w:pPr>
@@ -12987,12 +11881,6 @@
               <w:right w:val="single" w:sz="6" w:space="0" w:color="1F3864"/>
             </w:tcBorders>
             <w:shd w:val="clear" w:color="auto" w:fill="4472C4"/>
-            <w:tcMar>
-              <w:top w:w="50" w:type="dxa"/>
-              <w:left w:w="90" w:type="dxa"/>
-              <w:bottom w:w="50" w:type="dxa"/>
-              <w:right w:w="90" w:type="dxa"/>
-            </w:tcMar>
           </w:tcPr>
           <w:p>
             <w:pPr>
@@ -13028,12 +11916,6 @@
               <w:right w:val="single" w:sz="6" w:space="0" w:color="1F3864"/>
             </w:tcBorders>
             <w:shd w:val="clear" w:color="auto" w:fill="4472C4"/>
-            <w:tcMar>
-              <w:top w:w="50" w:type="dxa"/>
-              <w:left w:w="90" w:type="dxa"/>
-              <w:bottom w:w="50" w:type="dxa"/>
-              <w:right w:w="90" w:type="dxa"/>
-            </w:tcMar>
           </w:tcPr>
           <w:p>
             <w:pPr>
@@ -13097,12 +11979,6 @@
               <w:right w:val="single" w:sz="6" w:space="0" w:color="1F3864"/>
             </w:tcBorders>
             <w:shd w:val="clear" w:color="auto" w:fill="D9E2F3"/>
-            <w:tcMar>
-              <w:top w:w="50" w:type="dxa"/>
-              <w:left w:w="90" w:type="dxa"/>
-              <w:bottom w:w="50" w:type="dxa"/>
-              <w:right w:w="90" w:type="dxa"/>
-            </w:tcMar>
           </w:tcPr>
           <w:p>
             <w:pPr>
@@ -13134,12 +12010,6 @@
               <w:right w:val="single" w:sz="6" w:space="0" w:color="1F3864"/>
             </w:tcBorders>
             <w:shd w:val="clear" w:color="auto" w:fill="D9E2F3"/>
-            <w:tcMar>
-              <w:top w:w="50" w:type="dxa"/>
-              <w:left w:w="90" w:type="dxa"/>
-              <w:bottom w:w="50" w:type="dxa"/>
-              <w:right w:w="90" w:type="dxa"/>
-            </w:tcMar>
           </w:tcPr>
           <w:p>
             <w:pPr>
@@ -13171,12 +12041,6 @@
               <w:right w:val="single" w:sz="6" w:space="0" w:color="1F3864"/>
             </w:tcBorders>
             <w:shd w:val="clear" w:color="auto" w:fill="4472C4"/>
-            <w:tcMar>
-              <w:top w:w="50" w:type="dxa"/>
-              <w:left w:w="90" w:type="dxa"/>
-              <w:bottom w:w="50" w:type="dxa"/>
-              <w:right w:w="90" w:type="dxa"/>
-            </w:tcMar>
           </w:tcPr>
           <w:p>
             <w:pPr>
@@ -13213,12 +12077,6 @@
               <w:right w:val="single" w:sz="6" w:space="0" w:color="1F3864"/>
             </w:tcBorders>
             <w:shd w:val="clear" w:color="auto" w:fill="4472C4"/>
-            <w:tcMar>
-              <w:top w:w="50" w:type="dxa"/>
-              <w:left w:w="90" w:type="dxa"/>
-              <w:bottom w:w="50" w:type="dxa"/>
-              <w:right w:w="90" w:type="dxa"/>
-            </w:tcMar>
           </w:tcPr>
           <w:p>
             <w:pPr>
@@ -13282,12 +12140,6 @@
               <w:right w:val="single" w:sz="6" w:space="0" w:color="1F3864"/>
             </w:tcBorders>
             <w:shd w:val="clear" w:color="auto" w:fill="D9E2F3"/>
-            <w:tcMar>
-              <w:top w:w="50" w:type="dxa"/>
-              <w:left w:w="90" w:type="dxa"/>
-              <w:bottom w:w="50" w:type="dxa"/>
-              <w:right w:w="90" w:type="dxa"/>
-            </w:tcMar>
           </w:tcPr>
           <w:p>
             <w:pPr>
@@ -13319,12 +12171,6 @@
               <w:right w:val="single" w:sz="6" w:space="0" w:color="1F3864"/>
             </w:tcBorders>
             <w:shd w:val="clear" w:color="auto" w:fill="D9E2F3"/>
-            <w:tcMar>
-              <w:top w:w="50" w:type="dxa"/>
-              <w:left w:w="90" w:type="dxa"/>
-              <w:bottom w:w="50" w:type="dxa"/>
-              <w:right w:w="90" w:type="dxa"/>
-            </w:tcMar>
           </w:tcPr>
           <w:p>
             <w:pPr>
@@ -13356,12 +12202,6 @@
               <w:right w:val="single" w:sz="6" w:space="0" w:color="1F3864"/>
             </w:tcBorders>
             <w:shd w:val="clear" w:color="auto" w:fill="D9E2F3"/>
-            <w:tcMar>
-              <w:top w:w="50" w:type="dxa"/>
-              <w:left w:w="90" w:type="dxa"/>
-              <w:bottom w:w="50" w:type="dxa"/>
-              <w:right w:w="90" w:type="dxa"/>
-            </w:tcMar>
           </w:tcPr>
           <w:p>
             <w:pPr>
@@ -13393,12 +12233,6 @@
               <w:right w:val="single" w:sz="6" w:space="0" w:color="1F3864"/>
             </w:tcBorders>
             <w:shd w:val="clear" w:color="auto" w:fill="D9E2F3"/>
-            <w:tcMar>
-              <w:top w:w="50" w:type="dxa"/>
-              <w:left w:w="90" w:type="dxa"/>
-              <w:bottom w:w="50" w:type="dxa"/>
-              <w:right w:w="90" w:type="dxa"/>
-            </w:tcMar>
           </w:tcPr>
           <w:p>
             <w:pPr>
@@ -13457,12 +12291,6 @@
               <w:right w:val="single" w:sz="6" w:space="0" w:color="1F3864"/>
             </w:tcBorders>
             <w:shd w:val="clear" w:color="auto" w:fill="D9E2F3"/>
-            <w:tcMar>
-              <w:top w:w="50" w:type="dxa"/>
-              <w:left w:w="90" w:type="dxa"/>
-              <w:bottom w:w="50" w:type="dxa"/>
-              <w:right w:w="90" w:type="dxa"/>
-            </w:tcMar>
           </w:tcPr>
           <w:p>
             <w:pPr>
@@ -13494,12 +12322,6 @@
               <w:right w:val="single" w:sz="6" w:space="0" w:color="1F3864"/>
             </w:tcBorders>
             <w:shd w:val="clear" w:color="auto" w:fill="D9E2F3"/>
-            <w:tcMar>
-              <w:top w:w="50" w:type="dxa"/>
-              <w:left w:w="90" w:type="dxa"/>
-              <w:bottom w:w="50" w:type="dxa"/>
-              <w:right w:w="90" w:type="dxa"/>
-            </w:tcMar>
           </w:tcPr>
           <w:p>
             <w:pPr>
@@ -13531,12 +12353,6 @@
               <w:right w:val="single" w:sz="6" w:space="0" w:color="1F3864"/>
             </w:tcBorders>
             <w:shd w:val="clear" w:color="auto" w:fill="D9E2F3"/>
-            <w:tcMar>
-              <w:top w:w="50" w:type="dxa"/>
-              <w:left w:w="90" w:type="dxa"/>
-              <w:bottom w:w="50" w:type="dxa"/>
-              <w:right w:w="90" w:type="dxa"/>
-            </w:tcMar>
           </w:tcPr>
           <w:p>
             <w:pPr>
@@ -13568,12 +12384,6 @@
               <w:right w:val="single" w:sz="6" w:space="0" w:color="1F3864"/>
             </w:tcBorders>
             <w:shd w:val="clear" w:color="auto" w:fill="D9E2F3"/>
-            <w:tcMar>
-              <w:top w:w="50" w:type="dxa"/>
-              <w:left w:w="90" w:type="dxa"/>
-              <w:bottom w:w="50" w:type="dxa"/>
-              <w:right w:w="90" w:type="dxa"/>
-            </w:tcMar>
           </w:tcPr>
           <w:p>
             <w:pPr>
@@ -13632,12 +12442,6 @@
               <w:right w:val="single" w:sz="6" w:space="0" w:color="1F3864"/>
             </w:tcBorders>
             <w:shd w:val="clear" w:color="auto" w:fill="D9E2F3"/>
-            <w:tcMar>
-              <w:top w:w="50" w:type="dxa"/>
-              <w:left w:w="90" w:type="dxa"/>
-              <w:bottom w:w="50" w:type="dxa"/>
-              <w:right w:w="90" w:type="dxa"/>
-            </w:tcMar>
           </w:tcPr>
           <w:p>
             <w:pPr>
@@ -13669,12 +12473,6 @@
               <w:right w:val="single" w:sz="6" w:space="0" w:color="1F3864"/>
             </w:tcBorders>
             <w:shd w:val="clear" w:color="auto" w:fill="D9E2F3"/>
-            <w:tcMar>
-              <w:top w:w="50" w:type="dxa"/>
-              <w:left w:w="90" w:type="dxa"/>
-              <w:bottom w:w="50" w:type="dxa"/>
-              <w:right w:w="90" w:type="dxa"/>
-            </w:tcMar>
           </w:tcPr>
           <w:p>
             <w:pPr>
@@ -13706,12 +12504,6 @@
               <w:right w:val="single" w:sz="6" w:space="0" w:color="1F3864"/>
             </w:tcBorders>
             <w:shd w:val="clear" w:color="auto" w:fill="D9E2F3"/>
-            <w:tcMar>
-              <w:top w:w="50" w:type="dxa"/>
-              <w:left w:w="90" w:type="dxa"/>
-              <w:bottom w:w="50" w:type="dxa"/>
-              <w:right w:w="90" w:type="dxa"/>
-            </w:tcMar>
           </w:tcPr>
           <w:p>
             <w:pPr>
@@ -13743,12 +12535,6 @@
               <w:right w:val="single" w:sz="6" w:space="0" w:color="1F3864"/>
             </w:tcBorders>
             <w:shd w:val="clear" w:color="auto" w:fill="D9E2F3"/>
-            <w:tcMar>
-              <w:top w:w="50" w:type="dxa"/>
-              <w:left w:w="90" w:type="dxa"/>
-              <w:bottom w:w="50" w:type="dxa"/>
-              <w:right w:w="90" w:type="dxa"/>
-            </w:tcMar>
           </w:tcPr>
           <w:p>
             <w:pPr>
@@ -13807,12 +12593,6 @@
               <w:right w:val="single" w:sz="6" w:space="0" w:color="1F3864"/>
             </w:tcBorders>
             <w:shd w:val="clear" w:color="auto" w:fill="4472C4"/>
-            <w:tcMar>
-              <w:top w:w="50" w:type="dxa"/>
-              <w:left w:w="90" w:type="dxa"/>
-              <w:bottom w:w="50" w:type="dxa"/>
-              <w:right w:w="90" w:type="dxa"/>
-            </w:tcMar>
           </w:tcPr>
           <w:p>
             <w:pPr>
@@ -13848,12 +12628,6 @@
               <w:right w:val="single" w:sz="6" w:space="0" w:color="1F3864"/>
             </w:tcBorders>
             <w:shd w:val="clear" w:color="auto" w:fill="4472C4"/>
-            <w:tcMar>
-              <w:top w:w="50" w:type="dxa"/>
-              <w:left w:w="90" w:type="dxa"/>
-              <w:bottom w:w="50" w:type="dxa"/>
-              <w:right w:w="90" w:type="dxa"/>
-            </w:tcMar>
           </w:tcPr>
           <w:p>
             <w:pPr>
@@ -13917,12 +12691,6 @@
               <w:right w:val="single" w:sz="6" w:space="0" w:color="1F3864"/>
             </w:tcBorders>
             <w:shd w:val="clear" w:color="auto" w:fill="4472C4"/>
-            <w:tcMar>
-              <w:top w:w="50" w:type="dxa"/>
-              <w:left w:w="90" w:type="dxa"/>
-              <w:bottom w:w="50" w:type="dxa"/>
-              <w:right w:w="90" w:type="dxa"/>
-            </w:tcMar>
           </w:tcPr>
           <w:p>
             <w:pPr>
@@ -13959,12 +12727,6 @@
               <w:right w:val="single" w:sz="6" w:space="0" w:color="1F3864"/>
             </w:tcBorders>
             <w:shd w:val="clear" w:color="auto" w:fill="4472C4"/>
-            <w:tcMar>
-              <w:top w:w="50" w:type="dxa"/>
-              <w:left w:w="90" w:type="dxa"/>
-              <w:bottom w:w="50" w:type="dxa"/>
-              <w:right w:w="90" w:type="dxa"/>
-            </w:tcMar>
           </w:tcPr>
           <w:p>
             <w:pPr>
@@ -14001,12 +12763,6 @@
               <w:right w:val="single" w:sz="6" w:space="0" w:color="1F3864"/>
             </w:tcBorders>
             <w:shd w:val="clear" w:color="auto" w:fill="4472C4"/>
-            <w:tcMar>
-              <w:top w:w="50" w:type="dxa"/>
-              <w:left w:w="90" w:type="dxa"/>
-              <w:bottom w:w="50" w:type="dxa"/>
-              <w:right w:w="90" w:type="dxa"/>
-            </w:tcMar>
           </w:tcPr>
           <w:p>
             <w:pPr>
@@ -14043,12 +12799,6 @@
               <w:right w:val="single" w:sz="6" w:space="0" w:color="1F3864"/>
             </w:tcBorders>
             <w:shd w:val="clear" w:color="auto" w:fill="4472C4"/>
-            <w:tcMar>
-              <w:top w:w="50" w:type="dxa"/>
-              <w:left w:w="90" w:type="dxa"/>
-              <w:bottom w:w="50" w:type="dxa"/>
-              <w:right w:w="90" w:type="dxa"/>
-            </w:tcMar>
           </w:tcPr>
           <w:p>
             <w:pPr>
@@ -14112,12 +12862,6 @@
               <w:right w:val="single" w:sz="6" w:space="0" w:color="1F3864"/>
             </w:tcBorders>
             <w:shd w:val="clear" w:color="auto" w:fill="D9E2F3"/>
-            <w:tcMar>
-              <w:top w:w="50" w:type="dxa"/>
-              <w:left w:w="90" w:type="dxa"/>
-              <w:bottom w:w="50" w:type="dxa"/>
-              <w:right w:w="90" w:type="dxa"/>
-            </w:tcMar>
           </w:tcPr>
           <w:p>
             <w:pPr>
@@ -14149,12 +12893,6 @@
               <w:right w:val="single" w:sz="6" w:space="0" w:color="1F3864"/>
             </w:tcBorders>
             <w:shd w:val="clear" w:color="auto" w:fill="D9E2F3"/>
-            <w:tcMar>
-              <w:top w:w="50" w:type="dxa"/>
-              <w:left w:w="90" w:type="dxa"/>
-              <w:bottom w:w="50" w:type="dxa"/>
-              <w:right w:w="90" w:type="dxa"/>
-            </w:tcMar>
           </w:tcPr>
           <w:p>
             <w:pPr>
@@ -14186,12 +12924,6 @@
               <w:right w:val="single" w:sz="6" w:space="0" w:color="1F3864"/>
             </w:tcBorders>
             <w:shd w:val="clear" w:color="auto" w:fill="D9E2F3"/>
-            <w:tcMar>
-              <w:top w:w="50" w:type="dxa"/>
-              <w:left w:w="90" w:type="dxa"/>
-              <w:bottom w:w="50" w:type="dxa"/>
-              <w:right w:w="90" w:type="dxa"/>
-            </w:tcMar>
           </w:tcPr>
           <w:p>
             <w:pPr>
@@ -14223,12 +12955,6 @@
               <w:right w:val="single" w:sz="6" w:space="0" w:color="1F3864"/>
             </w:tcBorders>
             <w:shd w:val="clear" w:color="auto" w:fill="D9E2F3"/>
-            <w:tcMar>
-              <w:top w:w="50" w:type="dxa"/>
-              <w:left w:w="90" w:type="dxa"/>
-              <w:bottom w:w="50" w:type="dxa"/>
-              <w:right w:w="90" w:type="dxa"/>
-            </w:tcMar>
           </w:tcPr>
           <w:p>
             <w:pPr>
@@ -14287,12 +13013,6 @@
               <w:right w:val="single" w:sz="6" w:space="0" w:color="1F3864"/>
             </w:tcBorders>
             <w:shd w:val="clear" w:color="auto" w:fill="D9E2F3"/>
-            <w:tcMar>
-              <w:top w:w="50" w:type="dxa"/>
-              <w:left w:w="90" w:type="dxa"/>
-              <w:bottom w:w="50" w:type="dxa"/>
-              <w:right w:w="90" w:type="dxa"/>
-            </w:tcMar>
           </w:tcPr>
           <w:p>
             <w:pPr>
@@ -14324,12 +13044,6 @@
               <w:right w:val="single" w:sz="6" w:space="0" w:color="1F3864"/>
             </w:tcBorders>
             <w:shd w:val="clear" w:color="auto" w:fill="D9E2F3"/>
-            <w:tcMar>
-              <w:top w:w="50" w:type="dxa"/>
-              <w:left w:w="90" w:type="dxa"/>
-              <w:bottom w:w="50" w:type="dxa"/>
-              <w:right w:w="90" w:type="dxa"/>
-            </w:tcMar>
           </w:tcPr>
           <w:p>
             <w:pPr>
@@ -14361,12 +13075,6 @@
               <w:right w:val="single" w:sz="6" w:space="0" w:color="1F3864"/>
             </w:tcBorders>
             <w:shd w:val="clear" w:color="auto" w:fill="D9E2F3"/>
-            <w:tcMar>
-              <w:top w:w="50" w:type="dxa"/>
-              <w:left w:w="90" w:type="dxa"/>
-              <w:bottom w:w="50" w:type="dxa"/>
-              <w:right w:w="90" w:type="dxa"/>
-            </w:tcMar>
           </w:tcPr>
           <w:p>
             <w:pPr>
@@ -14398,12 +13106,6 @@
               <w:right w:val="single" w:sz="6" w:space="0" w:color="1F3864"/>
             </w:tcBorders>
             <w:shd w:val="clear" w:color="auto" w:fill="D9E2F3"/>
-            <w:tcMar>
-              <w:top w:w="50" w:type="dxa"/>
-              <w:left w:w="90" w:type="dxa"/>
-              <w:bottom w:w="50" w:type="dxa"/>
-              <w:right w:w="90" w:type="dxa"/>
-            </w:tcMar>
           </w:tcPr>
           <w:p>
             <w:pPr>
@@ -14462,12 +13164,6 @@
               <w:right w:val="single" w:sz="6" w:space="0" w:color="1F3864"/>
             </w:tcBorders>
             <w:shd w:val="clear" w:color="auto" w:fill="D9E2F3"/>
-            <w:tcMar>
-              <w:top w:w="50" w:type="dxa"/>
-              <w:left w:w="90" w:type="dxa"/>
-              <w:bottom w:w="50" w:type="dxa"/>
-              <w:right w:w="90" w:type="dxa"/>
-            </w:tcMar>
           </w:tcPr>
           <w:p>
             <w:pPr>
@@ -14499,12 +13195,6 @@
               <w:right w:val="single" w:sz="6" w:space="0" w:color="1F3864"/>
             </w:tcBorders>
             <w:shd w:val="clear" w:color="auto" w:fill="D9E2F3"/>
-            <w:tcMar>
-              <w:top w:w="50" w:type="dxa"/>
-              <w:left w:w="90" w:type="dxa"/>
-              <w:bottom w:w="50" w:type="dxa"/>
-              <w:right w:w="90" w:type="dxa"/>
-            </w:tcMar>
           </w:tcPr>
           <w:p>
             <w:pPr>
@@ -14536,12 +13226,6 @@
               <w:right w:val="single" w:sz="6" w:space="0" w:color="1F3864"/>
             </w:tcBorders>
             <w:shd w:val="clear" w:color="auto" w:fill="D9E2F3"/>
-            <w:tcMar>
-              <w:top w:w="50" w:type="dxa"/>
-              <w:left w:w="90" w:type="dxa"/>
-              <w:bottom w:w="50" w:type="dxa"/>
-              <w:right w:w="90" w:type="dxa"/>
-            </w:tcMar>
           </w:tcPr>
           <w:p>
             <w:pPr>
@@ -14573,12 +13257,6 @@
               <w:right w:val="single" w:sz="6" w:space="0" w:color="1F3864"/>
             </w:tcBorders>
             <w:shd w:val="clear" w:color="auto" w:fill="D9E2F3"/>
-            <w:tcMar>
-              <w:top w:w="50" w:type="dxa"/>
-              <w:left w:w="90" w:type="dxa"/>
-              <w:bottom w:w="50" w:type="dxa"/>
-              <w:right w:w="90" w:type="dxa"/>
-            </w:tcMar>
           </w:tcPr>
           <w:p>
             <w:pPr>
@@ -14637,12 +13315,6 @@
               <w:right w:val="single" w:sz="6" w:space="0" w:color="1F3864"/>
             </w:tcBorders>
             <w:shd w:val="clear" w:color="auto" w:fill="4472C4"/>
-            <w:tcMar>
-              <w:top w:w="50" w:type="dxa"/>
-              <w:left w:w="90" w:type="dxa"/>
-              <w:bottom w:w="50" w:type="dxa"/>
-              <w:right w:w="90" w:type="dxa"/>
-            </w:tcMar>
           </w:tcPr>
           <w:p>
             <w:pPr>
@@ -14678,12 +13350,6 @@
               <w:right w:val="single" w:sz="6" w:space="0" w:color="1F3864"/>
             </w:tcBorders>
             <w:shd w:val="clear" w:color="auto" w:fill="4472C4"/>
-            <w:tcMar>
-              <w:top w:w="50" w:type="dxa"/>
-              <w:left w:w="90" w:type="dxa"/>
-              <w:bottom w:w="50" w:type="dxa"/>
-              <w:right w:w="90" w:type="dxa"/>
-            </w:tcMar>
           </w:tcPr>
           <w:p>
             <w:pPr>
@@ -14747,12 +13413,6 @@
               <w:right w:val="single" w:sz="6" w:space="0" w:color="1F3864"/>
             </w:tcBorders>
             <w:shd w:val="clear" w:color="auto" w:fill="4472C4"/>
-            <w:tcMar>
-              <w:top w:w="50" w:type="dxa"/>
-              <w:left w:w="90" w:type="dxa"/>
-              <w:bottom w:w="50" w:type="dxa"/>
-              <w:right w:w="90" w:type="dxa"/>
-            </w:tcMar>
           </w:tcPr>
           <w:p>
             <w:pPr>
@@ -14789,12 +13449,6 @@
               <w:right w:val="single" w:sz="6" w:space="0" w:color="1F3864"/>
             </w:tcBorders>
             <w:shd w:val="clear" w:color="auto" w:fill="4472C4"/>
-            <w:tcMar>
-              <w:top w:w="50" w:type="dxa"/>
-              <w:left w:w="90" w:type="dxa"/>
-              <w:bottom w:w="50" w:type="dxa"/>
-              <w:right w:w="90" w:type="dxa"/>
-            </w:tcMar>
           </w:tcPr>
           <w:p>
             <w:pPr>
@@ -14831,12 +13485,6 @@
               <w:right w:val="single" w:sz="6" w:space="0" w:color="1F3864"/>
             </w:tcBorders>
             <w:shd w:val="clear" w:color="auto" w:fill="4472C4"/>
-            <w:tcMar>
-              <w:top w:w="50" w:type="dxa"/>
-              <w:left w:w="90" w:type="dxa"/>
-              <w:bottom w:w="50" w:type="dxa"/>
-              <w:right w:w="90" w:type="dxa"/>
-            </w:tcMar>
           </w:tcPr>
           <w:p>
             <w:pPr>
@@ -14873,12 +13521,6 @@
               <w:right w:val="single" w:sz="6" w:space="0" w:color="1F3864"/>
             </w:tcBorders>
             <w:shd w:val="clear" w:color="auto" w:fill="4472C4"/>
-            <w:tcMar>
-              <w:top w:w="50" w:type="dxa"/>
-              <w:left w:w="90" w:type="dxa"/>
-              <w:bottom w:w="50" w:type="dxa"/>
-              <w:right w:w="90" w:type="dxa"/>
-            </w:tcMar>
           </w:tcPr>
           <w:p>
             <w:pPr>
@@ -14942,12 +13584,6 @@
               <w:right w:val="single" w:sz="6" w:space="0" w:color="1F3864"/>
             </w:tcBorders>
             <w:shd w:val="clear" w:color="auto" w:fill="D9E2F3"/>
-            <w:tcMar>
-              <w:top w:w="50" w:type="dxa"/>
-              <w:left w:w="90" w:type="dxa"/>
-              <w:bottom w:w="50" w:type="dxa"/>
-              <w:right w:w="90" w:type="dxa"/>
-            </w:tcMar>
           </w:tcPr>
           <w:p>
             <w:pPr>
@@ -14979,12 +13615,6 @@
               <w:right w:val="single" w:sz="6" w:space="0" w:color="1F3864"/>
             </w:tcBorders>
             <w:shd w:val="clear" w:color="auto" w:fill="D9E2F3"/>
-            <w:tcMar>
-              <w:top w:w="50" w:type="dxa"/>
-              <w:left w:w="90" w:type="dxa"/>
-              <w:bottom w:w="50" w:type="dxa"/>
-              <w:right w:w="90" w:type="dxa"/>
-            </w:tcMar>
           </w:tcPr>
           <w:p>
             <w:pPr>
@@ -15016,12 +13646,6 @@
               <w:right w:val="single" w:sz="6" w:space="0" w:color="1F3864"/>
             </w:tcBorders>
             <w:shd w:val="clear" w:color="auto" w:fill="D9E2F3"/>
-            <w:tcMar>
-              <w:top w:w="50" w:type="dxa"/>
-              <w:left w:w="90" w:type="dxa"/>
-              <w:bottom w:w="50" w:type="dxa"/>
-              <w:right w:w="90" w:type="dxa"/>
-            </w:tcMar>
           </w:tcPr>
           <w:p>
             <w:pPr>
@@ -15053,12 +13677,6 @@
               <w:right w:val="single" w:sz="6" w:space="0" w:color="1F3864"/>
             </w:tcBorders>
             <w:shd w:val="clear" w:color="auto" w:fill="D9E2F3"/>
-            <w:tcMar>
-              <w:top w:w="50" w:type="dxa"/>
-              <w:left w:w="90" w:type="dxa"/>
-              <w:bottom w:w="50" w:type="dxa"/>
-              <w:right w:w="90" w:type="dxa"/>
-            </w:tcMar>
           </w:tcPr>
           <w:p>
             <w:pPr>
@@ -15117,12 +13735,6 @@
               <w:right w:val="single" w:sz="6" w:space="0" w:color="1F3864"/>
             </w:tcBorders>
             <w:shd w:val="clear" w:color="auto" w:fill="D9E2F3"/>
-            <w:tcMar>
-              <w:top w:w="50" w:type="dxa"/>
-              <w:left w:w="90" w:type="dxa"/>
-              <w:bottom w:w="50" w:type="dxa"/>
-              <w:right w:w="90" w:type="dxa"/>
-            </w:tcMar>
           </w:tcPr>
           <w:p>
             <w:pPr>
@@ -15154,12 +13766,6 @@
               <w:right w:val="single" w:sz="6" w:space="0" w:color="1F3864"/>
             </w:tcBorders>
             <w:shd w:val="clear" w:color="auto" w:fill="D9E2F3"/>
-            <w:tcMar>
-              <w:top w:w="50" w:type="dxa"/>
-              <w:left w:w="90" w:type="dxa"/>
-              <w:bottom w:w="50" w:type="dxa"/>
-              <w:right w:w="90" w:type="dxa"/>
-            </w:tcMar>
           </w:tcPr>
           <w:p>
             <w:pPr>
@@ -15191,12 +13797,6 @@
               <w:right w:val="single" w:sz="6" w:space="0" w:color="1F3864"/>
             </w:tcBorders>
             <w:shd w:val="clear" w:color="auto" w:fill="D9E2F3"/>
-            <w:tcMar>
-              <w:top w:w="50" w:type="dxa"/>
-              <w:left w:w="90" w:type="dxa"/>
-              <w:bottom w:w="50" w:type="dxa"/>
-              <w:right w:w="90" w:type="dxa"/>
-            </w:tcMar>
           </w:tcPr>
           <w:p>
             <w:pPr>
@@ -15228,12 +13828,6 @@
               <w:right w:val="single" w:sz="6" w:space="0" w:color="1F3864"/>
             </w:tcBorders>
             <w:shd w:val="clear" w:color="auto" w:fill="D9E2F3"/>
-            <w:tcMar>
-              <w:top w:w="50" w:type="dxa"/>
-              <w:left w:w="90" w:type="dxa"/>
-              <w:bottom w:w="50" w:type="dxa"/>
-              <w:right w:w="90" w:type="dxa"/>
-            </w:tcMar>
           </w:tcPr>
           <w:p>
             <w:pPr>
@@ -15292,12 +13886,6 @@
               <w:right w:val="single" w:sz="6" w:space="0" w:color="1F3864"/>
             </w:tcBorders>
             <w:shd w:val="clear" w:color="auto" w:fill="D9E2F3"/>
-            <w:tcMar>
-              <w:top w:w="50" w:type="dxa"/>
-              <w:left w:w="90" w:type="dxa"/>
-              <w:bottom w:w="50" w:type="dxa"/>
-              <w:right w:w="90" w:type="dxa"/>
-            </w:tcMar>
           </w:tcPr>
           <w:p>
             <w:pPr>
@@ -15329,12 +13917,6 @@
               <w:right w:val="single" w:sz="6" w:space="0" w:color="1F3864"/>
             </w:tcBorders>
             <w:shd w:val="clear" w:color="auto" w:fill="D9E2F3"/>
-            <w:tcMar>
-              <w:top w:w="50" w:type="dxa"/>
-              <w:left w:w="90" w:type="dxa"/>
-              <w:bottom w:w="50" w:type="dxa"/>
-              <w:right w:w="90" w:type="dxa"/>
-            </w:tcMar>
           </w:tcPr>
           <w:p>
             <w:pPr>
@@ -15366,12 +13948,6 @@
               <w:right w:val="single" w:sz="6" w:space="0" w:color="1F3864"/>
             </w:tcBorders>
             <w:shd w:val="clear" w:color="auto" w:fill="D9E2F3"/>
-            <w:tcMar>
-              <w:top w:w="50" w:type="dxa"/>
-              <w:left w:w="90" w:type="dxa"/>
-              <w:bottom w:w="50" w:type="dxa"/>
-              <w:right w:w="90" w:type="dxa"/>
-            </w:tcMar>
           </w:tcPr>
           <w:p>
             <w:pPr>
@@ -15403,12 +13979,6 @@
               <w:right w:val="single" w:sz="6" w:space="0" w:color="1F3864"/>
             </w:tcBorders>
             <w:shd w:val="clear" w:color="auto" w:fill="D9E2F3"/>
-            <w:tcMar>
-              <w:top w:w="50" w:type="dxa"/>
-              <w:left w:w="90" w:type="dxa"/>
-              <w:bottom w:w="50" w:type="dxa"/>
-              <w:right w:w="90" w:type="dxa"/>
-            </w:tcMar>
           </w:tcPr>
           <w:p>
             <w:pPr>
@@ -15467,12 +14037,6 @@
               <w:right w:val="single" w:sz="6" w:space="0" w:color="1F3864"/>
             </w:tcBorders>
             <w:shd w:val="clear" w:color="auto" w:fill="4472C4"/>
-            <w:tcMar>
-              <w:top w:w="50" w:type="dxa"/>
-              <w:left w:w="90" w:type="dxa"/>
-              <w:bottom w:w="50" w:type="dxa"/>
-              <w:right w:w="90" w:type="dxa"/>
-            </w:tcMar>
           </w:tcPr>
           <w:p>
             <w:pPr>
@@ -15508,12 +14072,6 @@
               <w:right w:val="single" w:sz="6" w:space="0" w:color="1F3864"/>
             </w:tcBorders>
             <w:shd w:val="clear" w:color="auto" w:fill="4472C4"/>
-            <w:tcMar>
-              <w:top w:w="50" w:type="dxa"/>
-              <w:left w:w="90" w:type="dxa"/>
-              <w:bottom w:w="50" w:type="dxa"/>
-              <w:right w:w="90" w:type="dxa"/>
-            </w:tcMar>
           </w:tcPr>
           <w:p>
             <w:pPr>
@@ -15577,12 +14135,6 @@
               <w:right w:val="single" w:sz="6" w:space="0" w:color="1F3864"/>
             </w:tcBorders>
             <w:shd w:val="clear" w:color="auto" w:fill="4472C4"/>
-            <w:tcMar>
-              <w:top w:w="50" w:type="dxa"/>
-              <w:left w:w="90" w:type="dxa"/>
-              <w:bottom w:w="50" w:type="dxa"/>
-              <w:right w:w="90" w:type="dxa"/>
-            </w:tcMar>
           </w:tcPr>
           <w:p>
             <w:pPr>
@@ -15619,12 +14171,6 @@
               <w:right w:val="single" w:sz="6" w:space="0" w:color="1F3864"/>
             </w:tcBorders>
             <w:shd w:val="clear" w:color="auto" w:fill="4472C4"/>
-            <w:tcMar>
-              <w:top w:w="50" w:type="dxa"/>
-              <w:left w:w="90" w:type="dxa"/>
-              <w:bottom w:w="50" w:type="dxa"/>
-              <w:right w:w="90" w:type="dxa"/>
-            </w:tcMar>
           </w:tcPr>
           <w:p>
             <w:pPr>
@@ -15661,12 +14207,6 @@
               <w:right w:val="single" w:sz="6" w:space="0" w:color="1F3864"/>
             </w:tcBorders>
             <w:shd w:val="clear" w:color="auto" w:fill="4472C4"/>
-            <w:tcMar>
-              <w:top w:w="50" w:type="dxa"/>
-              <w:left w:w="90" w:type="dxa"/>
-              <w:bottom w:w="50" w:type="dxa"/>
-              <w:right w:w="90" w:type="dxa"/>
-            </w:tcMar>
           </w:tcPr>
           <w:p>
             <w:pPr>
@@ -15703,12 +14243,6 @@
               <w:right w:val="single" w:sz="6" w:space="0" w:color="1F3864"/>
             </w:tcBorders>
             <w:shd w:val="clear" w:color="auto" w:fill="4472C4"/>
-            <w:tcMar>
-              <w:top w:w="50" w:type="dxa"/>
-              <w:left w:w="90" w:type="dxa"/>
-              <w:bottom w:w="50" w:type="dxa"/>
-              <w:right w:w="90" w:type="dxa"/>
-            </w:tcMar>
           </w:tcPr>
           <w:p>
             <w:pPr>
@@ -15772,12 +14306,6 @@
               <w:right w:val="single" w:sz="6" w:space="0" w:color="1F3864"/>
             </w:tcBorders>
             <w:shd w:val="clear" w:color="auto" w:fill="D9E2F3"/>
-            <w:tcMar>
-              <w:top w:w="50" w:type="dxa"/>
-              <w:left w:w="90" w:type="dxa"/>
-              <w:bottom w:w="50" w:type="dxa"/>
-              <w:right w:w="90" w:type="dxa"/>
-            </w:tcMar>
           </w:tcPr>
           <w:p>
             <w:pPr>
@@ -15809,12 +14337,6 @@
               <w:right w:val="single" w:sz="6" w:space="0" w:color="1F3864"/>
             </w:tcBorders>
             <w:shd w:val="clear" w:color="auto" w:fill="D9E2F3"/>
-            <w:tcMar>
-              <w:top w:w="50" w:type="dxa"/>
-              <w:left w:w="90" w:type="dxa"/>
-              <w:bottom w:w="50" w:type="dxa"/>
-              <w:right w:w="90" w:type="dxa"/>
-            </w:tcMar>
           </w:tcPr>
           <w:p>
             <w:pPr>
@@ -15846,12 +14368,6 @@
               <w:right w:val="single" w:sz="6" w:space="0" w:color="1F3864"/>
             </w:tcBorders>
             <w:shd w:val="clear" w:color="auto" w:fill="D9E2F3"/>
-            <w:tcMar>
-              <w:top w:w="50" w:type="dxa"/>
-              <w:left w:w="90" w:type="dxa"/>
-              <w:bottom w:w="50" w:type="dxa"/>
-              <w:right w:w="90" w:type="dxa"/>
-            </w:tcMar>
           </w:tcPr>
           <w:p>
             <w:pPr>
@@ -15883,12 +14399,6 @@
               <w:right w:val="single" w:sz="6" w:space="0" w:color="1F3864"/>
             </w:tcBorders>
             <w:shd w:val="clear" w:color="auto" w:fill="D9E2F3"/>
-            <w:tcMar>
-              <w:top w:w="50" w:type="dxa"/>
-              <w:left w:w="90" w:type="dxa"/>
-              <w:bottom w:w="50" w:type="dxa"/>
-              <w:right w:w="90" w:type="dxa"/>
-            </w:tcMar>
           </w:tcPr>
           <w:p>
             <w:pPr>
@@ -15947,12 +14457,6 @@
               <w:right w:val="single" w:sz="6" w:space="0" w:color="1F3864"/>
             </w:tcBorders>
             <w:shd w:val="clear" w:color="auto" w:fill="D9E2F3"/>
-            <w:tcMar>
-              <w:top w:w="50" w:type="dxa"/>
-              <w:left w:w="90" w:type="dxa"/>
-              <w:bottom w:w="50" w:type="dxa"/>
-              <w:right w:w="90" w:type="dxa"/>
-            </w:tcMar>
           </w:tcPr>
           <w:p>
             <w:pPr>
@@ -15984,12 +14488,6 @@
               <w:right w:val="single" w:sz="6" w:space="0" w:color="1F3864"/>
             </w:tcBorders>
             <w:shd w:val="clear" w:color="auto" w:fill="D9E2F3"/>
-            <w:tcMar>
-              <w:top w:w="50" w:type="dxa"/>
-              <w:left w:w="90" w:type="dxa"/>
-              <w:bottom w:w="50" w:type="dxa"/>
-              <w:right w:w="90" w:type="dxa"/>
-            </w:tcMar>
           </w:tcPr>
           <w:p>
             <w:pPr>
@@ -16021,12 +14519,6 @@
               <w:right w:val="single" w:sz="6" w:space="0" w:color="1F3864"/>
             </w:tcBorders>
             <w:shd w:val="clear" w:color="auto" w:fill="D9E2F3"/>
-            <w:tcMar>
-              <w:top w:w="50" w:type="dxa"/>
-              <w:left w:w="90" w:type="dxa"/>
-              <w:bottom w:w="50" w:type="dxa"/>
-              <w:right w:w="90" w:type="dxa"/>
-            </w:tcMar>
           </w:tcPr>
           <w:p>
             <w:pPr>
@@ -16058,12 +14550,6 @@
               <w:right w:val="single" w:sz="6" w:space="0" w:color="1F3864"/>
             </w:tcBorders>
             <w:shd w:val="clear" w:color="auto" w:fill="D9E2F3"/>
-            <w:tcMar>
-              <w:top w:w="50" w:type="dxa"/>
-              <w:left w:w="90" w:type="dxa"/>
-              <w:bottom w:w="50" w:type="dxa"/>
-              <w:right w:w="90" w:type="dxa"/>
-            </w:tcMar>
           </w:tcPr>
           <w:p>
             <w:pPr>
@@ -16122,12 +14608,6 @@
               <w:right w:val="single" w:sz="6" w:space="0" w:color="1F3864"/>
             </w:tcBorders>
             <w:shd w:val="clear" w:color="auto" w:fill="D9E2F3"/>
-            <w:tcMar>
-              <w:top w:w="50" w:type="dxa"/>
-              <w:left w:w="90" w:type="dxa"/>
-              <w:bottom w:w="50" w:type="dxa"/>
-              <w:right w:w="90" w:type="dxa"/>
-            </w:tcMar>
           </w:tcPr>
           <w:p>
             <w:pPr>
@@ -16159,12 +14639,6 @@
               <w:right w:val="single" w:sz="6" w:space="0" w:color="1F3864"/>
             </w:tcBorders>
             <w:shd w:val="clear" w:color="auto" w:fill="D9E2F3"/>
-            <w:tcMar>
-              <w:top w:w="50" w:type="dxa"/>
-              <w:left w:w="90" w:type="dxa"/>
-              <w:bottom w:w="50" w:type="dxa"/>
-              <w:right w:w="90" w:type="dxa"/>
-            </w:tcMar>
           </w:tcPr>
           <w:p>
             <w:pPr>
@@ -16196,12 +14670,6 @@
               <w:right w:val="single" w:sz="6" w:space="0" w:color="1F3864"/>
             </w:tcBorders>
             <w:shd w:val="clear" w:color="auto" w:fill="D9E2F3"/>
-            <w:tcMar>
-              <w:top w:w="50" w:type="dxa"/>
-              <w:left w:w="90" w:type="dxa"/>
-              <w:bottom w:w="50" w:type="dxa"/>
-              <w:right w:w="90" w:type="dxa"/>
-            </w:tcMar>
           </w:tcPr>
           <w:p>
             <w:pPr>
@@ -16233,12 +14701,6 @@
               <w:right w:val="single" w:sz="6" w:space="0" w:color="1F3864"/>
             </w:tcBorders>
             <w:shd w:val="clear" w:color="auto" w:fill="D9E2F3"/>
-            <w:tcMar>
-              <w:top w:w="50" w:type="dxa"/>
-              <w:left w:w="90" w:type="dxa"/>
-              <w:bottom w:w="50" w:type="dxa"/>
-              <w:right w:w="90" w:type="dxa"/>
-            </w:tcMar>
           </w:tcPr>
           <w:p>
             <w:pPr>
@@ -16297,12 +14759,6 @@
               <w:right w:val="single" w:sz="6" w:space="0" w:color="1F3864"/>
             </w:tcBorders>
             <w:shd w:val="clear" w:color="auto" w:fill="4472C4"/>
-            <w:tcMar>
-              <w:top w:w="50" w:type="dxa"/>
-              <w:left w:w="90" w:type="dxa"/>
-              <w:bottom w:w="50" w:type="dxa"/>
-              <w:right w:w="90" w:type="dxa"/>
-            </w:tcMar>
           </w:tcPr>
           <w:p>
             <w:pPr>
@@ -16338,12 +14794,6 @@
               <w:right w:val="single" w:sz="6" w:space="0" w:color="1F3864"/>
             </w:tcBorders>
             <w:shd w:val="clear" w:color="auto" w:fill="4472C4"/>
-            <w:tcMar>
-              <w:top w:w="50" w:type="dxa"/>
-              <w:left w:w="90" w:type="dxa"/>
-              <w:bottom w:w="50" w:type="dxa"/>
-              <w:right w:w="90" w:type="dxa"/>
-            </w:tcMar>
           </w:tcPr>
           <w:p>
             <w:pPr>
@@ -16407,12 +14857,6 @@
               <w:right w:val="single" w:sz="6" w:space="0" w:color="1F3864"/>
             </w:tcBorders>
             <w:shd w:val="clear" w:color="auto" w:fill="4472C4"/>
-            <w:tcMar>
-              <w:top w:w="50" w:type="dxa"/>
-              <w:left w:w="90" w:type="dxa"/>
-              <w:bottom w:w="50" w:type="dxa"/>
-              <w:right w:w="90" w:type="dxa"/>
-            </w:tcMar>
           </w:tcPr>
           <w:p>
             <w:pPr>
@@ -16449,12 +14893,6 @@
               <w:right w:val="single" w:sz="6" w:space="0" w:color="1F3864"/>
             </w:tcBorders>
             <w:shd w:val="clear" w:color="auto" w:fill="4472C4"/>
-            <w:tcMar>
-              <w:top w:w="50" w:type="dxa"/>
-              <w:left w:w="90" w:type="dxa"/>
-              <w:bottom w:w="50" w:type="dxa"/>
-              <w:right w:w="90" w:type="dxa"/>
-            </w:tcMar>
           </w:tcPr>
           <w:p>
             <w:pPr>
@@ -16491,12 +14929,6 @@
               <w:right w:val="single" w:sz="6" w:space="0" w:color="1F3864"/>
             </w:tcBorders>
             <w:shd w:val="clear" w:color="auto" w:fill="4472C4"/>
-            <w:tcMar>
-              <w:top w:w="50" w:type="dxa"/>
-              <w:left w:w="90" w:type="dxa"/>
-              <w:bottom w:w="50" w:type="dxa"/>
-              <w:right w:w="90" w:type="dxa"/>
-            </w:tcMar>
           </w:tcPr>
           <w:p>
             <w:pPr>
@@ -16533,12 +14965,6 @@
               <w:right w:val="single" w:sz="6" w:space="0" w:color="1F3864"/>
             </w:tcBorders>
             <w:shd w:val="clear" w:color="auto" w:fill="4472C4"/>
-            <w:tcMar>
-              <w:top w:w="50" w:type="dxa"/>
-              <w:left w:w="90" w:type="dxa"/>
-              <w:bottom w:w="50" w:type="dxa"/>
-              <w:right w:w="90" w:type="dxa"/>
-            </w:tcMar>
           </w:tcPr>
           <w:p>
             <w:pPr>
@@ -16602,12 +15028,6 @@
               <w:right w:val="single" w:sz="6" w:space="0" w:color="1F3864"/>
             </w:tcBorders>
             <w:shd w:val="clear" w:color="auto" w:fill="D9E2F3"/>
-            <w:tcMar>
-              <w:top w:w="50" w:type="dxa"/>
-              <w:left w:w="90" w:type="dxa"/>
-              <w:bottom w:w="50" w:type="dxa"/>
-              <w:right w:w="90" w:type="dxa"/>
-            </w:tcMar>
           </w:tcPr>
           <w:p>
             <w:pPr>
@@ -16639,12 +15059,6 @@
               <w:right w:val="single" w:sz="6" w:space="0" w:color="1F3864"/>
             </w:tcBorders>
             <w:shd w:val="clear" w:color="auto" w:fill="D9E2F3"/>
-            <w:tcMar>
-              <w:top w:w="50" w:type="dxa"/>
-              <w:left w:w="90" w:type="dxa"/>
-              <w:bottom w:w="50" w:type="dxa"/>
-              <w:right w:w="90" w:type="dxa"/>
-            </w:tcMar>
           </w:tcPr>
           <w:p>
             <w:pPr>
@@ -16676,12 +15090,6 @@
               <w:right w:val="single" w:sz="6" w:space="0" w:color="1F3864"/>
             </w:tcBorders>
             <w:shd w:val="clear" w:color="auto" w:fill="D9E2F3"/>
-            <w:tcMar>
-              <w:top w:w="50" w:type="dxa"/>
-              <w:left w:w="90" w:type="dxa"/>
-              <w:bottom w:w="50" w:type="dxa"/>
-              <w:right w:w="90" w:type="dxa"/>
-            </w:tcMar>
           </w:tcPr>
           <w:p>
             <w:pPr>
@@ -16713,12 +15121,6 @@
               <w:right w:val="single" w:sz="6" w:space="0" w:color="1F3864"/>
             </w:tcBorders>
             <w:shd w:val="clear" w:color="auto" w:fill="D9E2F3"/>
-            <w:tcMar>
-              <w:top w:w="50" w:type="dxa"/>
-              <w:left w:w="90" w:type="dxa"/>
-              <w:bottom w:w="50" w:type="dxa"/>
-              <w:right w:w="90" w:type="dxa"/>
-            </w:tcMar>
           </w:tcPr>
           <w:p>
             <w:pPr>
@@ -16777,12 +15179,6 @@
               <w:right w:val="single" w:sz="6" w:space="0" w:color="1F3864"/>
             </w:tcBorders>
             <w:shd w:val="clear" w:color="auto" w:fill="D9E2F3"/>
-            <w:tcMar>
-              <w:top w:w="50" w:type="dxa"/>
-              <w:left w:w="90" w:type="dxa"/>
-              <w:bottom w:w="50" w:type="dxa"/>
-              <w:right w:w="90" w:type="dxa"/>
-            </w:tcMar>
           </w:tcPr>
           <w:p>
             <w:pPr>
@@ -16814,12 +15210,6 @@
               <w:right w:val="single" w:sz="6" w:space="0" w:color="1F3864"/>
             </w:tcBorders>
             <w:shd w:val="clear" w:color="auto" w:fill="D9E2F3"/>
-            <w:tcMar>
-              <w:top w:w="50" w:type="dxa"/>
-              <w:left w:w="90" w:type="dxa"/>
-              <w:bottom w:w="50" w:type="dxa"/>
-              <w:right w:w="90" w:type="dxa"/>
-            </w:tcMar>
           </w:tcPr>
           <w:p>
             <w:pPr>
@@ -16851,12 +15241,6 @@
               <w:right w:val="single" w:sz="6" w:space="0" w:color="1F3864"/>
             </w:tcBorders>
             <w:shd w:val="clear" w:color="auto" w:fill="D9E2F3"/>
-            <w:tcMar>
-              <w:top w:w="50" w:type="dxa"/>
-              <w:left w:w="90" w:type="dxa"/>
-              <w:bottom w:w="50" w:type="dxa"/>
-              <w:right w:w="90" w:type="dxa"/>
-            </w:tcMar>
           </w:tcPr>
           <w:p>
             <w:pPr>
@@ -16888,12 +15272,6 @@
               <w:right w:val="single" w:sz="6" w:space="0" w:color="1F3864"/>
             </w:tcBorders>
             <w:shd w:val="clear" w:color="auto" w:fill="D9E2F3"/>
-            <w:tcMar>
-              <w:top w:w="50" w:type="dxa"/>
-              <w:left w:w="90" w:type="dxa"/>
-              <w:bottom w:w="50" w:type="dxa"/>
-              <w:right w:w="90" w:type="dxa"/>
-            </w:tcMar>
           </w:tcPr>
           <w:p>
             <w:pPr>
@@ -16952,12 +15330,6 @@
               <w:right w:val="single" w:sz="6" w:space="0" w:color="1F3864"/>
             </w:tcBorders>
             <w:shd w:val="clear" w:color="auto" w:fill="D9E2F3"/>
-            <w:tcMar>
-              <w:top w:w="50" w:type="dxa"/>
-              <w:left w:w="90" w:type="dxa"/>
-              <w:bottom w:w="50" w:type="dxa"/>
-              <w:right w:w="90" w:type="dxa"/>
-            </w:tcMar>
           </w:tcPr>
           <w:p>
             <w:pPr>
@@ -16989,12 +15361,6 @@
               <w:right w:val="single" w:sz="6" w:space="0" w:color="1F3864"/>
             </w:tcBorders>
             <w:shd w:val="clear" w:color="auto" w:fill="D9E2F3"/>
-            <w:tcMar>
-              <w:top w:w="50" w:type="dxa"/>
-              <w:left w:w="90" w:type="dxa"/>
-              <w:bottom w:w="50" w:type="dxa"/>
-              <w:right w:w="90" w:type="dxa"/>
-            </w:tcMar>
           </w:tcPr>
           <w:p>
             <w:pPr>
@@ -17026,12 +15392,6 @@
               <w:right w:val="single" w:sz="6" w:space="0" w:color="1F3864"/>
             </w:tcBorders>
             <w:shd w:val="clear" w:color="auto" w:fill="D9E2F3"/>
-            <w:tcMar>
-              <w:top w:w="50" w:type="dxa"/>
-              <w:left w:w="90" w:type="dxa"/>
-              <w:bottom w:w="50" w:type="dxa"/>
-              <w:right w:w="90" w:type="dxa"/>
-            </w:tcMar>
           </w:tcPr>
           <w:p>
             <w:pPr>
@@ -17063,12 +15423,6 @@
               <w:right w:val="single" w:sz="6" w:space="0" w:color="1F3864"/>
             </w:tcBorders>
             <w:shd w:val="clear" w:color="auto" w:fill="D9E2F3"/>
-            <w:tcMar>
-              <w:top w:w="50" w:type="dxa"/>
-              <w:left w:w="90" w:type="dxa"/>
-              <w:bottom w:w="50" w:type="dxa"/>
-              <w:right w:w="90" w:type="dxa"/>
-            </w:tcMar>
           </w:tcPr>
           <w:p>
             <w:pPr>
@@ -17127,12 +15481,6 @@
               <w:right w:val="single" w:sz="6" w:space="0" w:color="1F3864"/>
             </w:tcBorders>
             <w:shd w:val="clear" w:color="auto" w:fill="4472C4"/>
-            <w:tcMar>
-              <w:top w:w="50" w:type="dxa"/>
-              <w:left w:w="90" w:type="dxa"/>
-              <w:bottom w:w="50" w:type="dxa"/>
-              <w:right w:w="90" w:type="dxa"/>
-            </w:tcMar>
           </w:tcPr>
           <w:p>
             <w:pPr>
@@ -17168,12 +15516,6 @@
               <w:right w:val="single" w:sz="6" w:space="0" w:color="1F3864"/>
             </w:tcBorders>
             <w:shd w:val="clear" w:color="auto" w:fill="4472C4"/>
-            <w:tcMar>
-              <w:top w:w="50" w:type="dxa"/>
-              <w:left w:w="90" w:type="dxa"/>
-              <w:bottom w:w="50" w:type="dxa"/>
-              <w:right w:w="90" w:type="dxa"/>
-            </w:tcMar>
           </w:tcPr>
           <w:p>
             <w:pPr>
@@ -17237,12 +15579,6 @@
               <w:right w:val="single" w:sz="6" w:space="0" w:color="1F3864"/>
             </w:tcBorders>
             <w:shd w:val="clear" w:color="auto" w:fill="4472C4"/>
-            <w:tcMar>
-              <w:top w:w="50" w:type="dxa"/>
-              <w:left w:w="90" w:type="dxa"/>
-              <w:bottom w:w="50" w:type="dxa"/>
-              <w:right w:w="90" w:type="dxa"/>
-            </w:tcMar>
           </w:tcPr>
           <w:p>
             <w:pPr>
@@ -17279,12 +15615,6 @@
               <w:right w:val="single" w:sz="6" w:space="0" w:color="1F3864"/>
             </w:tcBorders>
             <w:shd w:val="clear" w:color="auto" w:fill="4472C4"/>
-            <w:tcMar>
-              <w:top w:w="50" w:type="dxa"/>
-              <w:left w:w="90" w:type="dxa"/>
-              <w:bottom w:w="50" w:type="dxa"/>
-              <w:right w:w="90" w:type="dxa"/>
-            </w:tcMar>
           </w:tcPr>
           <w:p>
             <w:pPr>
@@ -17321,12 +15651,6 @@
               <w:right w:val="single" w:sz="6" w:space="0" w:color="1F3864"/>
             </w:tcBorders>
             <w:shd w:val="clear" w:color="auto" w:fill="4472C4"/>
-            <w:tcMar>
-              <w:top w:w="50" w:type="dxa"/>
-              <w:left w:w="90" w:type="dxa"/>
-              <w:bottom w:w="50" w:type="dxa"/>
-              <w:right w:w="90" w:type="dxa"/>
-            </w:tcMar>
           </w:tcPr>
           <w:p>
             <w:pPr>
@@ -17363,12 +15687,6 @@
               <w:right w:val="single" w:sz="6" w:space="0" w:color="1F3864"/>
             </w:tcBorders>
             <w:shd w:val="clear" w:color="auto" w:fill="4472C4"/>
-            <w:tcMar>
-              <w:top w:w="50" w:type="dxa"/>
-              <w:left w:w="90" w:type="dxa"/>
-              <w:bottom w:w="50" w:type="dxa"/>
-              <w:right w:w="90" w:type="dxa"/>
-            </w:tcMar>
           </w:tcPr>
           <w:p>
             <w:pPr>
@@ -17432,12 +15750,6 @@
               <w:right w:val="single" w:sz="6" w:space="0" w:color="1F3864"/>
             </w:tcBorders>
             <w:shd w:val="clear" w:color="auto" w:fill="D9E2F3"/>
-            <w:tcMar>
-              <w:top w:w="50" w:type="dxa"/>
-              <w:left w:w="90" w:type="dxa"/>
-              <w:bottom w:w="50" w:type="dxa"/>
-              <w:right w:w="90" w:type="dxa"/>
-            </w:tcMar>
           </w:tcPr>
           <w:p>
             <w:pPr>
@@ -17469,12 +15781,6 @@
               <w:right w:val="single" w:sz="6" w:space="0" w:color="1F3864"/>
             </w:tcBorders>
             <w:shd w:val="clear" w:color="auto" w:fill="D9E2F3"/>
-            <w:tcMar>
-              <w:top w:w="50" w:type="dxa"/>
-              <w:left w:w="90" w:type="dxa"/>
-              <w:bottom w:w="50" w:type="dxa"/>
-              <w:right w:w="90" w:type="dxa"/>
-            </w:tcMar>
           </w:tcPr>
           <w:p>
             <w:pPr>
@@ -17506,12 +15812,6 @@
               <w:right w:val="single" w:sz="6" w:space="0" w:color="1F3864"/>
             </w:tcBorders>
             <w:shd w:val="clear" w:color="auto" w:fill="D9E2F3"/>
-            <w:tcMar>
-              <w:top w:w="50" w:type="dxa"/>
-              <w:left w:w="90" w:type="dxa"/>
-              <w:bottom w:w="50" w:type="dxa"/>
-              <w:right w:w="90" w:type="dxa"/>
-            </w:tcMar>
           </w:tcPr>
           <w:p>
             <w:pPr>
@@ -17543,12 +15843,6 @@
               <w:right w:val="single" w:sz="6" w:space="0" w:color="1F3864"/>
             </w:tcBorders>
             <w:shd w:val="clear" w:color="auto" w:fill="D9E2F3"/>
-            <w:tcMar>
-              <w:top w:w="50" w:type="dxa"/>
-              <w:left w:w="90" w:type="dxa"/>
-              <w:bottom w:w="50" w:type="dxa"/>
-              <w:right w:w="90" w:type="dxa"/>
-            </w:tcMar>
           </w:tcPr>
           <w:p>
             <w:pPr>
@@ -17607,12 +15901,6 @@
               <w:right w:val="single" w:sz="6" w:space="0" w:color="1F3864"/>
             </w:tcBorders>
             <w:shd w:val="clear" w:color="auto" w:fill="D9E2F3"/>
-            <w:tcMar>
-              <w:top w:w="50" w:type="dxa"/>
-              <w:left w:w="90" w:type="dxa"/>
-              <w:bottom w:w="50" w:type="dxa"/>
-              <w:right w:w="90" w:type="dxa"/>
-            </w:tcMar>
           </w:tcPr>
           <w:p>
             <w:pPr>
@@ -17644,12 +15932,6 @@
               <w:right w:val="single" w:sz="6" w:space="0" w:color="1F3864"/>
             </w:tcBorders>
             <w:shd w:val="clear" w:color="auto" w:fill="D9E2F3"/>
-            <w:tcMar>
-              <w:top w:w="50" w:type="dxa"/>
-              <w:left w:w="90" w:type="dxa"/>
-              <w:bottom w:w="50" w:type="dxa"/>
-              <w:right w:w="90" w:type="dxa"/>
-            </w:tcMar>
           </w:tcPr>
           <w:p>
             <w:pPr>
@@ -17681,12 +15963,6 @@
               <w:right w:val="single" w:sz="6" w:space="0" w:color="1F3864"/>
             </w:tcBorders>
             <w:shd w:val="clear" w:color="auto" w:fill="D9E2F3"/>
-            <w:tcMar>
-              <w:top w:w="50" w:type="dxa"/>
-              <w:left w:w="90" w:type="dxa"/>
-              <w:bottom w:w="50" w:type="dxa"/>
-              <w:right w:w="90" w:type="dxa"/>
-            </w:tcMar>
           </w:tcPr>
           <w:p>
             <w:pPr>
@@ -17718,12 +15994,6 @@
               <w:right w:val="single" w:sz="6" w:space="0" w:color="1F3864"/>
             </w:tcBorders>
             <w:shd w:val="clear" w:color="auto" w:fill="D9E2F3"/>
-            <w:tcMar>
-              <w:top w:w="50" w:type="dxa"/>
-              <w:left w:w="90" w:type="dxa"/>
-              <w:bottom w:w="50" w:type="dxa"/>
-              <w:right w:w="90" w:type="dxa"/>
-            </w:tcMar>
           </w:tcPr>
           <w:p>
             <w:pPr>
@@ -17782,12 +16052,6 @@
               <w:right w:val="single" w:sz="6" w:space="0" w:color="1F3864"/>
             </w:tcBorders>
             <w:shd w:val="clear" w:color="auto" w:fill="D9E2F3"/>
-            <w:tcMar>
-              <w:top w:w="50" w:type="dxa"/>
-              <w:left w:w="90" w:type="dxa"/>
-              <w:bottom w:w="50" w:type="dxa"/>
-              <w:right w:w="90" w:type="dxa"/>
-            </w:tcMar>
           </w:tcPr>
           <w:p>
             <w:pPr>
@@ -17819,12 +16083,6 @@
               <w:right w:val="single" w:sz="6" w:space="0" w:color="1F3864"/>
             </w:tcBorders>
             <w:shd w:val="clear" w:color="auto" w:fill="D9E2F3"/>
-            <w:tcMar>
-              <w:top w:w="50" w:type="dxa"/>
-              <w:left w:w="90" w:type="dxa"/>
-              <w:bottom w:w="50" w:type="dxa"/>
-              <w:right w:w="90" w:type="dxa"/>
-            </w:tcMar>
           </w:tcPr>
           <w:p>
             <w:pPr>
@@ -17856,12 +16114,6 @@
               <w:right w:val="single" w:sz="6" w:space="0" w:color="1F3864"/>
             </w:tcBorders>
             <w:shd w:val="clear" w:color="auto" w:fill="D9E2F3"/>
-            <w:tcMar>
-              <w:top w:w="50" w:type="dxa"/>
-              <w:left w:w="90" w:type="dxa"/>
-              <w:bottom w:w="50" w:type="dxa"/>
-              <w:right w:w="90" w:type="dxa"/>
-            </w:tcMar>
           </w:tcPr>
           <w:p>
             <w:pPr>
@@ -17893,12 +16145,6 @@
               <w:right w:val="single" w:sz="6" w:space="0" w:color="1F3864"/>
             </w:tcBorders>
             <w:shd w:val="clear" w:color="auto" w:fill="D9E2F3"/>
-            <w:tcMar>
-              <w:top w:w="50" w:type="dxa"/>
-              <w:left w:w="90" w:type="dxa"/>
-              <w:bottom w:w="50" w:type="dxa"/>
-              <w:right w:w="90" w:type="dxa"/>
-            </w:tcMar>
           </w:tcPr>
           <w:p>
             <w:pPr>
@@ -17957,12 +16203,6 @@
               <w:right w:val="single" w:sz="6" w:space="0" w:color="1F3864"/>
             </w:tcBorders>
             <w:shd w:val="clear" w:color="auto" w:fill="4472C4"/>
-            <w:tcMar>
-              <w:top w:w="50" w:type="dxa"/>
-              <w:left w:w="90" w:type="dxa"/>
-              <w:bottom w:w="50" w:type="dxa"/>
-              <w:right w:w="90" w:type="dxa"/>
-            </w:tcMar>
           </w:tcPr>
           <w:p>
             <w:pPr>
@@ -17998,12 +16238,6 @@
               <w:right w:val="single" w:sz="6" w:space="0" w:color="1F3864"/>
             </w:tcBorders>
             <w:shd w:val="clear" w:color="auto" w:fill="4472C4"/>
-            <w:tcMar>
-              <w:top w:w="50" w:type="dxa"/>
-              <w:left w:w="90" w:type="dxa"/>
-              <w:bottom w:w="50" w:type="dxa"/>
-              <w:right w:w="90" w:type="dxa"/>
-            </w:tcMar>
           </w:tcPr>
           <w:p>
             <w:pPr>
@@ -18067,12 +16301,6 @@
               <w:right w:val="single" w:sz="6" w:space="0" w:color="1F3864"/>
             </w:tcBorders>
             <w:shd w:val="clear" w:color="auto" w:fill="4472C4"/>
-            <w:tcMar>
-              <w:top w:w="50" w:type="dxa"/>
-              <w:left w:w="90" w:type="dxa"/>
-              <w:bottom w:w="50" w:type="dxa"/>
-              <w:right w:w="90" w:type="dxa"/>
-            </w:tcMar>
           </w:tcPr>
           <w:p>
             <w:pPr>
@@ -18109,12 +16337,6 @@
               <w:right w:val="single" w:sz="6" w:space="0" w:color="1F3864"/>
             </w:tcBorders>
             <w:shd w:val="clear" w:color="auto" w:fill="4472C4"/>
-            <w:tcMar>
-              <w:top w:w="50" w:type="dxa"/>
-              <w:left w:w="90" w:type="dxa"/>
-              <w:bottom w:w="50" w:type="dxa"/>
-              <w:right w:w="90" w:type="dxa"/>
-            </w:tcMar>
           </w:tcPr>
           <w:p>
             <w:pPr>
@@ -18151,12 +16373,6 @@
               <w:right w:val="single" w:sz="6" w:space="0" w:color="1F3864"/>
             </w:tcBorders>
             <w:shd w:val="clear" w:color="auto" w:fill="4472C4"/>
-            <w:tcMar>
-              <w:top w:w="50" w:type="dxa"/>
-              <w:left w:w="90" w:type="dxa"/>
-              <w:bottom w:w="50" w:type="dxa"/>
-              <w:right w:w="90" w:type="dxa"/>
-            </w:tcMar>
           </w:tcPr>
           <w:p>
             <w:pPr>
@@ -18193,12 +16409,6 @@
               <w:right w:val="single" w:sz="6" w:space="0" w:color="1F3864"/>
             </w:tcBorders>
             <w:shd w:val="clear" w:color="auto" w:fill="4472C4"/>
-            <w:tcMar>
-              <w:top w:w="50" w:type="dxa"/>
-              <w:left w:w="90" w:type="dxa"/>
-              <w:bottom w:w="50" w:type="dxa"/>
-              <w:right w:w="90" w:type="dxa"/>
-            </w:tcMar>
           </w:tcPr>
           <w:p>
             <w:pPr>
@@ -18262,12 +16472,6 @@
               <w:right w:val="single" w:sz="6" w:space="0" w:color="1F3864"/>
             </w:tcBorders>
             <w:shd w:val="clear" w:color="auto" w:fill="D9E2F3"/>
-            <w:tcMar>
-              <w:top w:w="50" w:type="dxa"/>
-              <w:left w:w="90" w:type="dxa"/>
-              <w:bottom w:w="50" w:type="dxa"/>
-              <w:right w:w="90" w:type="dxa"/>
-            </w:tcMar>
           </w:tcPr>
           <w:p>
             <w:pPr>
@@ -18299,12 +16503,6 @@
               <w:right w:val="single" w:sz="6" w:space="0" w:color="1F3864"/>
             </w:tcBorders>
             <w:shd w:val="clear" w:color="auto" w:fill="D9E2F3"/>
-            <w:tcMar>
-              <w:top w:w="50" w:type="dxa"/>
-              <w:left w:w="90" w:type="dxa"/>
-              <w:bottom w:w="50" w:type="dxa"/>
-              <w:right w:w="90" w:type="dxa"/>
-            </w:tcMar>
           </w:tcPr>
           <w:p>
             <w:pPr>
@@ -18336,12 +16534,6 @@
               <w:right w:val="single" w:sz="6" w:space="0" w:color="1F3864"/>
             </w:tcBorders>
             <w:shd w:val="clear" w:color="auto" w:fill="D9E2F3"/>
-            <w:tcMar>
-              <w:top w:w="50" w:type="dxa"/>
-              <w:left w:w="90" w:type="dxa"/>
-              <w:bottom w:w="50" w:type="dxa"/>
-              <w:right w:w="90" w:type="dxa"/>
-            </w:tcMar>
           </w:tcPr>
           <w:p>
             <w:pPr>
@@ -18373,12 +16565,6 @@
               <w:right w:val="single" w:sz="6" w:space="0" w:color="1F3864"/>
             </w:tcBorders>
             <w:shd w:val="clear" w:color="auto" w:fill="D9E2F3"/>
-            <w:tcMar>
-              <w:top w:w="50" w:type="dxa"/>
-              <w:left w:w="90" w:type="dxa"/>
-              <w:bottom w:w="50" w:type="dxa"/>
-              <w:right w:w="90" w:type="dxa"/>
-            </w:tcMar>
           </w:tcPr>
           <w:p>
             <w:pPr>
@@ -18437,12 +16623,6 @@
               <w:right w:val="single" w:sz="6" w:space="0" w:color="1F3864"/>
             </w:tcBorders>
             <w:shd w:val="clear" w:color="auto" w:fill="D9E2F3"/>
-            <w:tcMar>
-              <w:top w:w="50" w:type="dxa"/>
-              <w:left w:w="90" w:type="dxa"/>
-              <w:bottom w:w="50" w:type="dxa"/>
-              <w:right w:w="90" w:type="dxa"/>
-            </w:tcMar>
           </w:tcPr>
           <w:p>
             <w:pPr>
@@ -18474,12 +16654,6 @@
               <w:right w:val="single" w:sz="6" w:space="0" w:color="1F3864"/>
             </w:tcBorders>
             <w:shd w:val="clear" w:color="auto" w:fill="D9E2F3"/>
-            <w:tcMar>
-              <w:top w:w="50" w:type="dxa"/>
-              <w:left w:w="90" w:type="dxa"/>
-              <w:bottom w:w="50" w:type="dxa"/>
-              <w:right w:w="90" w:type="dxa"/>
-            </w:tcMar>
           </w:tcPr>
           <w:p>
             <w:pPr>
@@ -18511,12 +16685,6 @@
               <w:right w:val="single" w:sz="6" w:space="0" w:color="1F3864"/>
             </w:tcBorders>
             <w:shd w:val="clear" w:color="auto" w:fill="D9E2F3"/>
-            <w:tcMar>
-              <w:top w:w="50" w:type="dxa"/>
-              <w:left w:w="90" w:type="dxa"/>
-              <w:bottom w:w="50" w:type="dxa"/>
-              <w:right w:w="90" w:type="dxa"/>
-            </w:tcMar>
           </w:tcPr>
           <w:p>
             <w:pPr>
@@ -18548,12 +16716,6 @@
               <w:right w:val="single" w:sz="6" w:space="0" w:color="1F3864"/>
             </w:tcBorders>
             <w:shd w:val="clear" w:color="auto" w:fill="D9E2F3"/>
-            <w:tcMar>
-              <w:top w:w="50" w:type="dxa"/>
-              <w:left w:w="90" w:type="dxa"/>
-              <w:bottom w:w="50" w:type="dxa"/>
-              <w:right w:w="90" w:type="dxa"/>
-            </w:tcMar>
           </w:tcPr>
           <w:p>
             <w:pPr>
@@ -18612,12 +16774,6 @@
               <w:right w:val="single" w:sz="6" w:space="0" w:color="1F3864"/>
             </w:tcBorders>
             <w:shd w:val="clear" w:color="auto" w:fill="D9E2F3"/>
-            <w:tcMar>
-              <w:top w:w="50" w:type="dxa"/>
-              <w:left w:w="90" w:type="dxa"/>
-              <w:bottom w:w="50" w:type="dxa"/>
-              <w:right w:w="90" w:type="dxa"/>
-            </w:tcMar>
           </w:tcPr>
           <w:p>
             <w:pPr>
@@ -18649,12 +16805,6 @@
               <w:right w:val="single" w:sz="6" w:space="0" w:color="1F3864"/>
             </w:tcBorders>
             <w:shd w:val="clear" w:color="auto" w:fill="D9E2F3"/>
-            <w:tcMar>
-              <w:top w:w="50" w:type="dxa"/>
-              <w:left w:w="90" w:type="dxa"/>
-              <w:bottom w:w="50" w:type="dxa"/>
-              <w:right w:w="90" w:type="dxa"/>
-            </w:tcMar>
           </w:tcPr>
           <w:p>
             <w:pPr>
@@ -18686,12 +16836,6 @@
               <w:right w:val="single" w:sz="6" w:space="0" w:color="1F3864"/>
             </w:tcBorders>
             <w:shd w:val="clear" w:color="auto" w:fill="D9E2F3"/>
-            <w:tcMar>
-              <w:top w:w="50" w:type="dxa"/>
-              <w:left w:w="90" w:type="dxa"/>
-              <w:bottom w:w="50" w:type="dxa"/>
-              <w:right w:w="90" w:type="dxa"/>
-            </w:tcMar>
           </w:tcPr>
           <w:p>
             <w:pPr>
@@ -18723,12 +16867,6 @@
               <w:right w:val="single" w:sz="6" w:space="0" w:color="1F3864"/>
             </w:tcBorders>
             <w:shd w:val="clear" w:color="auto" w:fill="D9E2F3"/>
-            <w:tcMar>
-              <w:top w:w="50" w:type="dxa"/>
-              <w:left w:w="90" w:type="dxa"/>
-              <w:bottom w:w="50" w:type="dxa"/>
-              <w:right w:w="90" w:type="dxa"/>
-            </w:tcMar>
           </w:tcPr>
           <w:p>
             <w:pPr>
@@ -18787,12 +16925,6 @@
               <w:right w:val="single" w:sz="6" w:space="0" w:color="1F3864"/>
             </w:tcBorders>
             <w:shd w:val="clear" w:color="auto" w:fill="4472C4"/>
-            <w:tcMar>
-              <w:top w:w="50" w:type="dxa"/>
-              <w:left w:w="90" w:type="dxa"/>
-              <w:bottom w:w="50" w:type="dxa"/>
-              <w:right w:w="90" w:type="dxa"/>
-            </w:tcMar>
           </w:tcPr>
           <w:p>
             <w:pPr>
@@ -18828,12 +16960,6 @@
               <w:right w:val="single" w:sz="6" w:space="0" w:color="1F3864"/>
             </w:tcBorders>
             <w:shd w:val="clear" w:color="auto" w:fill="4472C4"/>
-            <w:tcMar>
-              <w:top w:w="50" w:type="dxa"/>
-              <w:left w:w="90" w:type="dxa"/>
-              <w:bottom w:w="50" w:type="dxa"/>
-              <w:right w:w="90" w:type="dxa"/>
-            </w:tcMar>
           </w:tcPr>
           <w:p>
             <w:pPr>
@@ -18897,12 +17023,6 @@
               <w:right w:val="single" w:sz="6" w:space="0" w:color="1F3864"/>
             </w:tcBorders>
             <w:shd w:val="clear" w:color="auto" w:fill="4472C4"/>
-            <w:tcMar>
-              <w:top w:w="50" w:type="dxa"/>
-              <w:left w:w="90" w:type="dxa"/>
-              <w:bottom w:w="50" w:type="dxa"/>
-              <w:right w:w="90" w:type="dxa"/>
-            </w:tcMar>
           </w:tcPr>
           <w:p>
             <w:pPr>
@@ -18939,12 +17059,6 @@
               <w:right w:val="single" w:sz="6" w:space="0" w:color="1F3864"/>
             </w:tcBorders>
             <w:shd w:val="clear" w:color="auto" w:fill="4472C4"/>
-            <w:tcMar>
-              <w:top w:w="50" w:type="dxa"/>
-              <w:left w:w="90" w:type="dxa"/>
-              <w:bottom w:w="50" w:type="dxa"/>
-              <w:right w:w="90" w:type="dxa"/>
-            </w:tcMar>
           </w:tcPr>
           <w:p>
             <w:pPr>
@@ -18981,12 +17095,6 @@
               <w:right w:val="single" w:sz="6" w:space="0" w:color="1F3864"/>
             </w:tcBorders>
             <w:shd w:val="clear" w:color="auto" w:fill="4472C4"/>
-            <w:tcMar>
-              <w:top w:w="50" w:type="dxa"/>
-              <w:left w:w="90" w:type="dxa"/>
-              <w:bottom w:w="50" w:type="dxa"/>
-              <w:right w:w="90" w:type="dxa"/>
-            </w:tcMar>
           </w:tcPr>
           <w:p>
             <w:pPr>
@@ -19023,12 +17131,6 @@
               <w:right w:val="single" w:sz="6" w:space="0" w:color="1F3864"/>
             </w:tcBorders>
             <w:shd w:val="clear" w:color="auto" w:fill="4472C4"/>
-            <w:tcMar>
-              <w:top w:w="50" w:type="dxa"/>
-              <w:left w:w="90" w:type="dxa"/>
-              <w:bottom w:w="50" w:type="dxa"/>
-              <w:right w:w="90" w:type="dxa"/>
-            </w:tcMar>
           </w:tcPr>
           <w:p>
             <w:pPr>
@@ -19092,12 +17194,6 @@
               <w:right w:val="single" w:sz="6" w:space="0" w:color="1F3864"/>
             </w:tcBorders>
             <w:shd w:val="clear" w:color="auto" w:fill="D9E2F3"/>
-            <w:tcMar>
-              <w:top w:w="50" w:type="dxa"/>
-              <w:left w:w="90" w:type="dxa"/>
-              <w:bottom w:w="50" w:type="dxa"/>
-              <w:right w:w="90" w:type="dxa"/>
-            </w:tcMar>
           </w:tcPr>
           <w:p>
             <w:pPr>
@@ -19129,12 +17225,6 @@
               <w:right w:val="single" w:sz="6" w:space="0" w:color="1F3864"/>
             </w:tcBorders>
             <w:shd w:val="clear" w:color="auto" w:fill="D9E2F3"/>
-            <w:tcMar>
-              <w:top w:w="50" w:type="dxa"/>
-              <w:left w:w="90" w:type="dxa"/>
-              <w:bottom w:w="50" w:type="dxa"/>
-              <w:right w:w="90" w:type="dxa"/>
-            </w:tcMar>
           </w:tcPr>
           <w:p>
             <w:pPr>
@@ -19166,12 +17256,6 @@
               <w:right w:val="single" w:sz="6" w:space="0" w:color="1F3864"/>
             </w:tcBorders>
             <w:shd w:val="clear" w:color="auto" w:fill="D9E2F3"/>
-            <w:tcMar>
-              <w:top w:w="50" w:type="dxa"/>
-              <w:left w:w="90" w:type="dxa"/>
-              <w:bottom w:w="50" w:type="dxa"/>
-              <w:right w:w="90" w:type="dxa"/>
-            </w:tcMar>
           </w:tcPr>
           <w:p>
             <w:pPr>
@@ -19203,12 +17287,6 @@
               <w:right w:val="single" w:sz="6" w:space="0" w:color="1F3864"/>
             </w:tcBorders>
             <w:shd w:val="clear" w:color="auto" w:fill="D9E2F3"/>
-            <w:tcMar>
-              <w:top w:w="50" w:type="dxa"/>
-              <w:left w:w="90" w:type="dxa"/>
-              <w:bottom w:w="50" w:type="dxa"/>
-              <w:right w:w="90" w:type="dxa"/>
-            </w:tcMar>
           </w:tcPr>
           <w:p>
             <w:pPr>
@@ -19267,12 +17345,6 @@
               <w:right w:val="single" w:sz="6" w:space="0" w:color="1F3864"/>
             </w:tcBorders>
             <w:shd w:val="clear" w:color="auto" w:fill="D9E2F3"/>
-            <w:tcMar>
-              <w:top w:w="50" w:type="dxa"/>
-              <w:left w:w="90" w:type="dxa"/>
-              <w:bottom w:w="50" w:type="dxa"/>
-              <w:right w:w="90" w:type="dxa"/>
-            </w:tcMar>
           </w:tcPr>
           <w:p>
             <w:pPr>
@@ -19304,12 +17376,6 @@
               <w:right w:val="single" w:sz="6" w:space="0" w:color="1F3864"/>
             </w:tcBorders>
             <w:shd w:val="clear" w:color="auto" w:fill="D9E2F3"/>
-            <w:tcMar>
-              <w:top w:w="50" w:type="dxa"/>
-              <w:left w:w="90" w:type="dxa"/>
-              <w:bottom w:w="50" w:type="dxa"/>
-              <w:right w:w="90" w:type="dxa"/>
-            </w:tcMar>
           </w:tcPr>
           <w:p>
             <w:pPr>
@@ -19341,12 +17407,6 @@
               <w:right w:val="single" w:sz="6" w:space="0" w:color="1F3864"/>
             </w:tcBorders>
             <w:shd w:val="clear" w:color="auto" w:fill="D9E2F3"/>
-            <w:tcMar>
-              <w:top w:w="50" w:type="dxa"/>
-              <w:left w:w="90" w:type="dxa"/>
-              <w:bottom w:w="50" w:type="dxa"/>
-              <w:right w:w="90" w:type="dxa"/>
-            </w:tcMar>
           </w:tcPr>
           <w:p>
             <w:pPr>
@@ -19378,12 +17438,6 @@
               <w:right w:val="single" w:sz="6" w:space="0" w:color="1F3864"/>
             </w:tcBorders>
             <w:shd w:val="clear" w:color="auto" w:fill="D9E2F3"/>
-            <w:tcMar>
-              <w:top w:w="50" w:type="dxa"/>
-              <w:left w:w="90" w:type="dxa"/>
-              <w:bottom w:w="50" w:type="dxa"/>
-              <w:right w:w="90" w:type="dxa"/>
-            </w:tcMar>
           </w:tcPr>
           <w:p>
             <w:pPr>
@@ -19442,12 +17496,6 @@
               <w:right w:val="single" w:sz="6" w:space="0" w:color="1F3864"/>
             </w:tcBorders>
             <w:shd w:val="clear" w:color="auto" w:fill="D9E2F3"/>
-            <w:tcMar>
-              <w:top w:w="50" w:type="dxa"/>
-              <w:left w:w="90" w:type="dxa"/>
-              <w:bottom w:w="50" w:type="dxa"/>
-              <w:right w:w="90" w:type="dxa"/>
-            </w:tcMar>
           </w:tcPr>
           <w:p>
             <w:pPr>
@@ -19479,12 +17527,6 @@
               <w:right w:val="single" w:sz="6" w:space="0" w:color="1F3864"/>
             </w:tcBorders>
             <w:shd w:val="clear" w:color="auto" w:fill="D9E2F3"/>
-            <w:tcMar>
-              <w:top w:w="50" w:type="dxa"/>
-              <w:left w:w="90" w:type="dxa"/>
-              <w:bottom w:w="50" w:type="dxa"/>
-              <w:right w:w="90" w:type="dxa"/>
-            </w:tcMar>
           </w:tcPr>
           <w:p>
             <w:pPr>
@@ -19516,12 +17558,6 @@
               <w:right w:val="single" w:sz="6" w:space="0" w:color="1F3864"/>
             </w:tcBorders>
             <w:shd w:val="clear" w:color="auto" w:fill="D9E2F3"/>
-            <w:tcMar>
-              <w:top w:w="50" w:type="dxa"/>
-              <w:left w:w="90" w:type="dxa"/>
-              <w:bottom w:w="50" w:type="dxa"/>
-              <w:right w:w="90" w:type="dxa"/>
-            </w:tcMar>
           </w:tcPr>
           <w:p>
             <w:pPr>
@@ -19553,12 +17589,6 @@
               <w:right w:val="single" w:sz="6" w:space="0" w:color="1F3864"/>
             </w:tcBorders>
             <w:shd w:val="clear" w:color="auto" w:fill="D9E2F3"/>
-            <w:tcMar>
-              <w:top w:w="50" w:type="dxa"/>
-              <w:left w:w="90" w:type="dxa"/>
-              <w:bottom w:w="50" w:type="dxa"/>
-              <w:right w:w="90" w:type="dxa"/>
-            </w:tcMar>
           </w:tcPr>
           <w:p>
             <w:pPr>
@@ -19617,12 +17647,6 @@
               <w:right w:val="single" w:sz="6" w:space="0" w:color="1F3864"/>
             </w:tcBorders>
             <w:shd w:val="clear" w:color="auto" w:fill="4472C4"/>
-            <w:tcMar>
-              <w:top w:w="50" w:type="dxa"/>
-              <w:left w:w="90" w:type="dxa"/>
-              <w:bottom w:w="50" w:type="dxa"/>
-              <w:right w:w="90" w:type="dxa"/>
-            </w:tcMar>
           </w:tcPr>
           <w:p>
             <w:pPr>
@@ -19658,12 +17682,6 @@
               <w:right w:val="single" w:sz="6" w:space="0" w:color="1F3864"/>
             </w:tcBorders>
             <w:shd w:val="clear" w:color="auto" w:fill="4472C4"/>
-            <w:tcMar>
-              <w:top w:w="50" w:type="dxa"/>
-              <w:left w:w="90" w:type="dxa"/>
-              <w:bottom w:w="50" w:type="dxa"/>
-              <w:right w:w="90" w:type="dxa"/>
-            </w:tcMar>
           </w:tcPr>
           <w:p>
             <w:pPr>
@@ -19727,12 +17745,6 @@
               <w:right w:val="single" w:sz="6" w:space="0" w:color="1F3864"/>
             </w:tcBorders>
             <w:shd w:val="clear" w:color="auto" w:fill="4472C4"/>
-            <w:tcMar>
-              <w:top w:w="50" w:type="dxa"/>
-              <w:left w:w="90" w:type="dxa"/>
-              <w:bottom w:w="50" w:type="dxa"/>
-              <w:right w:w="90" w:type="dxa"/>
-            </w:tcMar>
           </w:tcPr>
           <w:p>
             <w:pPr>
@@ -19769,12 +17781,6 @@
               <w:right w:val="single" w:sz="6" w:space="0" w:color="1F3864"/>
             </w:tcBorders>
             <w:shd w:val="clear" w:color="auto" w:fill="4472C4"/>
-            <w:tcMar>
-              <w:top w:w="50" w:type="dxa"/>
-              <w:left w:w="90" w:type="dxa"/>
-              <w:bottom w:w="50" w:type="dxa"/>
-              <w:right w:w="90" w:type="dxa"/>
-            </w:tcMar>
           </w:tcPr>
           <w:p>
             <w:pPr>
@@ -19811,12 +17817,6 @@
               <w:right w:val="single" w:sz="6" w:space="0" w:color="1F3864"/>
             </w:tcBorders>
             <w:shd w:val="clear" w:color="auto" w:fill="4472C4"/>
-            <w:tcMar>
-              <w:top w:w="50" w:type="dxa"/>
-              <w:left w:w="90" w:type="dxa"/>
-              <w:bottom w:w="50" w:type="dxa"/>
-              <w:right w:w="90" w:type="dxa"/>
-            </w:tcMar>
           </w:tcPr>
           <w:p>
             <w:pPr>
@@ -19853,12 +17853,6 @@
               <w:right w:val="single" w:sz="6" w:space="0" w:color="1F3864"/>
             </w:tcBorders>
             <w:shd w:val="clear" w:color="auto" w:fill="4472C4"/>
-            <w:tcMar>
-              <w:top w:w="50" w:type="dxa"/>
-              <w:left w:w="90" w:type="dxa"/>
-              <w:bottom w:w="50" w:type="dxa"/>
-              <w:right w:w="90" w:type="dxa"/>
-            </w:tcMar>
           </w:tcPr>
           <w:p>
             <w:pPr>
@@ -19922,12 +17916,6 @@
               <w:right w:val="single" w:sz="6" w:space="0" w:color="1F3864"/>
             </w:tcBorders>
             <w:shd w:val="clear" w:color="auto" w:fill="D9E2F3"/>
-            <w:tcMar>
-              <w:top w:w="50" w:type="dxa"/>
-              <w:left w:w="90" w:type="dxa"/>
-              <w:bottom w:w="50" w:type="dxa"/>
-              <w:right w:w="90" w:type="dxa"/>
-            </w:tcMar>
           </w:tcPr>
           <w:p>
             <w:pPr>
@@ -19959,12 +17947,6 @@
               <w:right w:val="single" w:sz="6" w:space="0" w:color="1F3864"/>
             </w:tcBorders>
             <w:shd w:val="clear" w:color="auto" w:fill="D9E2F3"/>
-            <w:tcMar>
-              <w:top w:w="50" w:type="dxa"/>
-              <w:left w:w="90" w:type="dxa"/>
-              <w:bottom w:w="50" w:type="dxa"/>
-              <w:right w:w="90" w:type="dxa"/>
-            </w:tcMar>
           </w:tcPr>
           <w:p>
             <w:pPr>
@@ -19996,12 +17978,6 @@
               <w:right w:val="single" w:sz="6" w:space="0" w:color="1F3864"/>
             </w:tcBorders>
             <w:shd w:val="clear" w:color="auto" w:fill="D9E2F3"/>
-            <w:tcMar>
-              <w:top w:w="50" w:type="dxa"/>
-              <w:left w:w="90" w:type="dxa"/>
-              <w:bottom w:w="50" w:type="dxa"/>
-              <w:right w:w="90" w:type="dxa"/>
-            </w:tcMar>
           </w:tcPr>
           <w:p>
             <w:pPr>
@@ -20033,12 +18009,6 @@
               <w:right w:val="single" w:sz="6" w:space="0" w:color="1F3864"/>
             </w:tcBorders>
             <w:shd w:val="clear" w:color="auto" w:fill="D9E2F3"/>
-            <w:tcMar>
-              <w:top w:w="50" w:type="dxa"/>
-              <w:left w:w="90" w:type="dxa"/>
-              <w:bottom w:w="50" w:type="dxa"/>
-              <w:right w:w="90" w:type="dxa"/>
-            </w:tcMar>
           </w:tcPr>
           <w:p>
             <w:pPr>
@@ -20097,12 +18067,6 @@
               <w:right w:val="single" w:sz="6" w:space="0" w:color="1F3864"/>
             </w:tcBorders>
             <w:shd w:val="clear" w:color="auto" w:fill="D9E2F3"/>
-            <w:tcMar>
-              <w:top w:w="50" w:type="dxa"/>
-              <w:left w:w="90" w:type="dxa"/>
-              <w:bottom w:w="50" w:type="dxa"/>
-              <w:right w:w="90" w:type="dxa"/>
-            </w:tcMar>
           </w:tcPr>
           <w:p>
             <w:pPr>
@@ -20134,12 +18098,6 @@
               <w:right w:val="single" w:sz="6" w:space="0" w:color="1F3864"/>
             </w:tcBorders>
             <w:shd w:val="clear" w:color="auto" w:fill="D9E2F3"/>
-            <w:tcMar>
-              <w:top w:w="50" w:type="dxa"/>
-              <w:left w:w="90" w:type="dxa"/>
-              <w:bottom w:w="50" w:type="dxa"/>
-              <w:right w:w="90" w:type="dxa"/>
-            </w:tcMar>
           </w:tcPr>
           <w:p>
             <w:pPr>
@@ -20171,12 +18129,6 @@
               <w:right w:val="single" w:sz="6" w:space="0" w:color="1F3864"/>
             </w:tcBorders>
             <w:shd w:val="clear" w:color="auto" w:fill="D9E2F3"/>
-            <w:tcMar>
-              <w:top w:w="50" w:type="dxa"/>
-              <w:left w:w="90" w:type="dxa"/>
-              <w:bottom w:w="50" w:type="dxa"/>
-              <w:right w:w="90" w:type="dxa"/>
-            </w:tcMar>
           </w:tcPr>
           <w:p>
             <w:pPr>
@@ -20208,12 +18160,6 @@
               <w:right w:val="single" w:sz="6" w:space="0" w:color="1F3864"/>
             </w:tcBorders>
             <w:shd w:val="clear" w:color="auto" w:fill="D9E2F3"/>
-            <w:tcMar>
-              <w:top w:w="50" w:type="dxa"/>
-              <w:left w:w="90" w:type="dxa"/>
-              <w:bottom w:w="50" w:type="dxa"/>
-              <w:right w:w="90" w:type="dxa"/>
-            </w:tcMar>
           </w:tcPr>
           <w:p>
             <w:pPr>
@@ -20272,12 +18218,6 @@
               <w:right w:val="single" w:sz="6" w:space="0" w:color="1F3864"/>
             </w:tcBorders>
             <w:shd w:val="clear" w:color="auto" w:fill="D9E2F3"/>
-            <w:tcMar>
-              <w:top w:w="50" w:type="dxa"/>
-              <w:left w:w="90" w:type="dxa"/>
-              <w:bottom w:w="50" w:type="dxa"/>
-              <w:right w:w="90" w:type="dxa"/>
-            </w:tcMar>
           </w:tcPr>
           <w:p>
             <w:pPr>
@@ -20309,12 +18249,6 @@
               <w:right w:val="single" w:sz="6" w:space="0" w:color="1F3864"/>
             </w:tcBorders>
             <w:shd w:val="clear" w:color="auto" w:fill="D9E2F3"/>
-            <w:tcMar>
-              <w:top w:w="50" w:type="dxa"/>
-              <w:left w:w="90" w:type="dxa"/>
-              <w:bottom w:w="50" w:type="dxa"/>
-              <w:right w:w="90" w:type="dxa"/>
-            </w:tcMar>
           </w:tcPr>
           <w:p>
             <w:pPr>
@@ -20346,12 +18280,6 @@
               <w:right w:val="single" w:sz="6" w:space="0" w:color="1F3864"/>
             </w:tcBorders>
             <w:shd w:val="clear" w:color="auto" w:fill="D9E2F3"/>
-            <w:tcMar>
-              <w:top w:w="50" w:type="dxa"/>
-              <w:left w:w="90" w:type="dxa"/>
-              <w:bottom w:w="50" w:type="dxa"/>
-              <w:right w:w="90" w:type="dxa"/>
-            </w:tcMar>
           </w:tcPr>
           <w:p>
             <w:pPr>
@@ -20383,12 +18311,6 @@
               <w:right w:val="single" w:sz="6" w:space="0" w:color="1F3864"/>
             </w:tcBorders>
             <w:shd w:val="clear" w:color="auto" w:fill="D9E2F3"/>
-            <w:tcMar>
-              <w:top w:w="50" w:type="dxa"/>
-              <w:left w:w="90" w:type="dxa"/>
-              <w:bottom w:w="50" w:type="dxa"/>
-              <w:right w:w="90" w:type="dxa"/>
-            </w:tcMar>
           </w:tcPr>
           <w:p>
             <w:pPr>
@@ -20447,12 +18369,6 @@
               <w:right w:val="single" w:sz="6" w:space="0" w:color="1F3864"/>
             </w:tcBorders>
             <w:shd w:val="clear" w:color="auto" w:fill="4472C4"/>
-            <w:tcMar>
-              <w:top w:w="50" w:type="dxa"/>
-              <w:left w:w="90" w:type="dxa"/>
-              <w:bottom w:w="50" w:type="dxa"/>
-              <w:right w:w="90" w:type="dxa"/>
-            </w:tcMar>
           </w:tcPr>
           <w:p>
             <w:pPr>
@@ -20488,12 +18404,6 @@
               <w:right w:val="single" w:sz="6" w:space="0" w:color="1F3864"/>
             </w:tcBorders>
             <w:shd w:val="clear" w:color="auto" w:fill="4472C4"/>
-            <w:tcMar>
-              <w:top w:w="50" w:type="dxa"/>
-              <w:left w:w="90" w:type="dxa"/>
-              <w:bottom w:w="50" w:type="dxa"/>
-              <w:right w:w="90" w:type="dxa"/>
-            </w:tcMar>
           </w:tcPr>
           <w:p>
             <w:pPr>
@@ -20557,12 +18467,6 @@
               <w:right w:val="single" w:sz="6" w:space="0" w:color="1F3864"/>
             </w:tcBorders>
             <w:shd w:val="clear" w:color="auto" w:fill="4472C4"/>
-            <w:tcMar>
-              <w:top w:w="50" w:type="dxa"/>
-              <w:left w:w="90" w:type="dxa"/>
-              <w:bottom w:w="50" w:type="dxa"/>
-              <w:right w:w="90" w:type="dxa"/>
-            </w:tcMar>
           </w:tcPr>
           <w:p>
             <w:pPr>
@@ -20599,12 +18503,6 @@
               <w:right w:val="single" w:sz="6" w:space="0" w:color="1F3864"/>
             </w:tcBorders>
             <w:shd w:val="clear" w:color="auto" w:fill="4472C4"/>
-            <w:tcMar>
-              <w:top w:w="50" w:type="dxa"/>
-              <w:left w:w="90" w:type="dxa"/>
-              <w:bottom w:w="50" w:type="dxa"/>
-              <w:right w:w="90" w:type="dxa"/>
-            </w:tcMar>
           </w:tcPr>
           <w:p>
             <w:pPr>
@@ -20641,12 +18539,6 @@
               <w:right w:val="single" w:sz="6" w:space="0" w:color="1F3864"/>
             </w:tcBorders>
             <w:shd w:val="clear" w:color="auto" w:fill="4472C4"/>
-            <w:tcMar>
-              <w:top w:w="50" w:type="dxa"/>
-              <w:left w:w="90" w:type="dxa"/>
-              <w:bottom w:w="50" w:type="dxa"/>
-              <w:right w:w="90" w:type="dxa"/>
-            </w:tcMar>
           </w:tcPr>
           <w:p>
             <w:pPr>
@@ -20683,12 +18575,6 @@
               <w:right w:val="single" w:sz="6" w:space="0" w:color="1F3864"/>
             </w:tcBorders>
             <w:shd w:val="clear" w:color="auto" w:fill="4472C4"/>
-            <w:tcMar>
-              <w:top w:w="50" w:type="dxa"/>
-              <w:left w:w="90" w:type="dxa"/>
-              <w:bottom w:w="50" w:type="dxa"/>
-              <w:right w:w="90" w:type="dxa"/>
-            </w:tcMar>
           </w:tcPr>
           <w:p>
             <w:pPr>
@@ -20752,12 +18638,6 @@
               <w:right w:val="single" w:sz="6" w:space="0" w:color="1F3864"/>
             </w:tcBorders>
             <w:shd w:val="clear" w:color="auto" w:fill="D9E2F3"/>
-            <w:tcMar>
-              <w:top w:w="50" w:type="dxa"/>
-              <w:left w:w="90" w:type="dxa"/>
-              <w:bottom w:w="50" w:type="dxa"/>
-              <w:right w:w="90" w:type="dxa"/>
-            </w:tcMar>
           </w:tcPr>
           <w:p>
             <w:pPr>
@@ -20789,12 +18669,6 @@
               <w:right w:val="single" w:sz="6" w:space="0" w:color="1F3864"/>
             </w:tcBorders>
             <w:shd w:val="clear" w:color="auto" w:fill="D9E2F3"/>
-            <w:tcMar>
-              <w:top w:w="50" w:type="dxa"/>
-              <w:left w:w="90" w:type="dxa"/>
-              <w:bottom w:w="50" w:type="dxa"/>
-              <w:right w:w="90" w:type="dxa"/>
-            </w:tcMar>
           </w:tcPr>
           <w:p>
             <w:pPr>
@@ -20826,12 +18700,6 @@
               <w:right w:val="single" w:sz="6" w:space="0" w:color="1F3864"/>
             </w:tcBorders>
             <w:shd w:val="clear" w:color="auto" w:fill="D9E2F3"/>
-            <w:tcMar>
-              <w:top w:w="50" w:type="dxa"/>
-              <w:left w:w="90" w:type="dxa"/>
-              <w:bottom w:w="50" w:type="dxa"/>
-              <w:right w:w="90" w:type="dxa"/>
-            </w:tcMar>
           </w:tcPr>
           <w:p>
             <w:pPr>
@@ -20863,12 +18731,6 @@
               <w:right w:val="single" w:sz="6" w:space="0" w:color="1F3864"/>
             </w:tcBorders>
             <w:shd w:val="clear" w:color="auto" w:fill="D9E2F3"/>
-            <w:tcMar>
-              <w:top w:w="50" w:type="dxa"/>
-              <w:left w:w="90" w:type="dxa"/>
-              <w:bottom w:w="50" w:type="dxa"/>
-              <w:right w:w="90" w:type="dxa"/>
-            </w:tcMar>
           </w:tcPr>
           <w:p>
             <w:pPr>
@@ -20927,12 +18789,6 @@
               <w:right w:val="single" w:sz="6" w:space="0" w:color="1F3864"/>
             </w:tcBorders>
             <w:shd w:val="clear" w:color="auto" w:fill="D9E2F3"/>
-            <w:tcMar>
-              <w:top w:w="50" w:type="dxa"/>
-              <w:left w:w="90" w:type="dxa"/>
-              <w:bottom w:w="50" w:type="dxa"/>
-              <w:right w:w="90" w:type="dxa"/>
-            </w:tcMar>
           </w:tcPr>
           <w:p>
             <w:pPr>
@@ -20964,12 +18820,6 @@
               <w:right w:val="single" w:sz="6" w:space="0" w:color="1F3864"/>
             </w:tcBorders>
             <w:shd w:val="clear" w:color="auto" w:fill="D9E2F3"/>
-            <w:tcMar>
-              <w:top w:w="50" w:type="dxa"/>
-              <w:left w:w="90" w:type="dxa"/>
-              <w:bottom w:w="50" w:type="dxa"/>
-              <w:right w:w="90" w:type="dxa"/>
-            </w:tcMar>
           </w:tcPr>
           <w:p>
             <w:pPr>
@@ -21001,12 +18851,6 @@
               <w:right w:val="single" w:sz="6" w:space="0" w:color="1F3864"/>
             </w:tcBorders>
             <w:shd w:val="clear" w:color="auto" w:fill="D9E2F3"/>
-            <w:tcMar>
-              <w:top w:w="50" w:type="dxa"/>
-              <w:left w:w="90" w:type="dxa"/>
-              <w:bottom w:w="50" w:type="dxa"/>
-              <w:right w:w="90" w:type="dxa"/>
-            </w:tcMar>
           </w:tcPr>
           <w:p>
             <w:pPr>
@@ -21038,12 +18882,6 @@
               <w:right w:val="single" w:sz="6" w:space="0" w:color="1F3864"/>
             </w:tcBorders>
             <w:shd w:val="clear" w:color="auto" w:fill="D9E2F3"/>
-            <w:tcMar>
-              <w:top w:w="50" w:type="dxa"/>
-              <w:left w:w="90" w:type="dxa"/>
-              <w:bottom w:w="50" w:type="dxa"/>
-              <w:right w:w="90" w:type="dxa"/>
-            </w:tcMar>
           </w:tcPr>
           <w:p>
             <w:pPr>
@@ -21102,12 +18940,6 @@
               <w:right w:val="single" w:sz="6" w:space="0" w:color="1F3864"/>
             </w:tcBorders>
             <w:shd w:val="clear" w:color="auto" w:fill="D9E2F3"/>
-            <w:tcMar>
-              <w:top w:w="50" w:type="dxa"/>
-              <w:left w:w="90" w:type="dxa"/>
-              <w:bottom w:w="50" w:type="dxa"/>
-              <w:right w:w="90" w:type="dxa"/>
-            </w:tcMar>
           </w:tcPr>
           <w:p>
             <w:pPr>
@@ -21139,12 +18971,6 @@
               <w:right w:val="single" w:sz="6" w:space="0" w:color="1F3864"/>
             </w:tcBorders>
             <w:shd w:val="clear" w:color="auto" w:fill="D9E2F3"/>
-            <w:tcMar>
-              <w:top w:w="50" w:type="dxa"/>
-              <w:left w:w="90" w:type="dxa"/>
-              <w:bottom w:w="50" w:type="dxa"/>
-              <w:right w:w="90" w:type="dxa"/>
-            </w:tcMar>
           </w:tcPr>
           <w:p>
             <w:pPr>
@@ -21176,12 +19002,6 @@
               <w:right w:val="single" w:sz="6" w:space="0" w:color="1F3864"/>
             </w:tcBorders>
             <w:shd w:val="clear" w:color="auto" w:fill="D9E2F3"/>
-            <w:tcMar>
-              <w:top w:w="50" w:type="dxa"/>
-              <w:left w:w="90" w:type="dxa"/>
-              <w:bottom w:w="50" w:type="dxa"/>
-              <w:right w:w="90" w:type="dxa"/>
-            </w:tcMar>
           </w:tcPr>
           <w:p>
             <w:pPr>
@@ -21213,12 +19033,6 @@
               <w:right w:val="single" w:sz="6" w:space="0" w:color="1F3864"/>
             </w:tcBorders>
             <w:shd w:val="clear" w:color="auto" w:fill="D9E2F3"/>
-            <w:tcMar>
-              <w:top w:w="50" w:type="dxa"/>
-              <w:left w:w="90" w:type="dxa"/>
-              <w:bottom w:w="50" w:type="dxa"/>
-              <w:right w:w="90" w:type="dxa"/>
-            </w:tcMar>
           </w:tcPr>
           <w:p>
             <w:pPr>
@@ -21277,12 +19091,6 @@
               <w:right w:val="single" w:sz="6" w:space="0" w:color="1F3864"/>
             </w:tcBorders>
             <w:shd w:val="clear" w:color="auto" w:fill="4472C4"/>
-            <w:tcMar>
-              <w:top w:w="50" w:type="dxa"/>
-              <w:left w:w="90" w:type="dxa"/>
-              <w:bottom w:w="50" w:type="dxa"/>
-              <w:right w:w="90" w:type="dxa"/>
-            </w:tcMar>
           </w:tcPr>
           <w:p>
             <w:pPr>
@@ -21318,12 +19126,6 @@
               <w:right w:val="single" w:sz="6" w:space="0" w:color="1F3864"/>
             </w:tcBorders>
             <w:shd w:val="clear" w:color="auto" w:fill="4472C4"/>
-            <w:tcMar>
-              <w:top w:w="50" w:type="dxa"/>
-              <w:left w:w="90" w:type="dxa"/>
-              <w:bottom w:w="50" w:type="dxa"/>
-              <w:right w:w="90" w:type="dxa"/>
-            </w:tcMar>
           </w:tcPr>
           <w:p>
             <w:pPr>
@@ -21387,12 +19189,6 @@
               <w:right w:val="single" w:sz="6" w:space="0" w:color="1F3864"/>
             </w:tcBorders>
             <w:shd w:val="clear" w:color="auto" w:fill="4472C4"/>
-            <w:tcMar>
-              <w:top w:w="50" w:type="dxa"/>
-              <w:left w:w="90" w:type="dxa"/>
-              <w:bottom w:w="50" w:type="dxa"/>
-              <w:right w:w="90" w:type="dxa"/>
-            </w:tcMar>
           </w:tcPr>
           <w:p>
             <w:pPr>
@@ -21429,12 +19225,6 @@
               <w:right w:val="single" w:sz="6" w:space="0" w:color="1F3864"/>
             </w:tcBorders>
             <w:shd w:val="clear" w:color="auto" w:fill="4472C4"/>
-            <w:tcMar>
-              <w:top w:w="50" w:type="dxa"/>
-              <w:left w:w="90" w:type="dxa"/>
-              <w:bottom w:w="50" w:type="dxa"/>
-              <w:right w:w="90" w:type="dxa"/>
-            </w:tcMar>
           </w:tcPr>
           <w:p>
             <w:pPr>
@@ -21471,12 +19261,6 @@
               <w:right w:val="single" w:sz="6" w:space="0" w:color="1F3864"/>
             </w:tcBorders>
             <w:shd w:val="clear" w:color="auto" w:fill="4472C4"/>
-            <w:tcMar>
-              <w:top w:w="50" w:type="dxa"/>
-              <w:left w:w="90" w:type="dxa"/>
-              <w:bottom w:w="50" w:type="dxa"/>
-              <w:right w:w="90" w:type="dxa"/>
-            </w:tcMar>
           </w:tcPr>
           <w:p>
             <w:pPr>
@@ -21513,12 +19297,6 @@
               <w:right w:val="single" w:sz="6" w:space="0" w:color="1F3864"/>
             </w:tcBorders>
             <w:shd w:val="clear" w:color="auto" w:fill="4472C4"/>
-            <w:tcMar>
-              <w:top w:w="50" w:type="dxa"/>
-              <w:left w:w="90" w:type="dxa"/>
-              <w:bottom w:w="50" w:type="dxa"/>
-              <w:right w:w="90" w:type="dxa"/>
-            </w:tcMar>
           </w:tcPr>
           <w:p>
             <w:pPr>
@@ -21582,12 +19360,6 @@
               <w:right w:val="single" w:sz="6" w:space="0" w:color="1F3864"/>
             </w:tcBorders>
             <w:shd w:val="clear" w:color="auto" w:fill="D9E2F3"/>
-            <w:tcMar>
-              <w:top w:w="50" w:type="dxa"/>
-              <w:left w:w="90" w:type="dxa"/>
-              <w:bottom w:w="50" w:type="dxa"/>
-              <w:right w:w="90" w:type="dxa"/>
-            </w:tcMar>
           </w:tcPr>
           <w:p>
             <w:pPr>
@@ -21619,12 +19391,6 @@
               <w:right w:val="single" w:sz="6" w:space="0" w:color="1F3864"/>
             </w:tcBorders>
             <w:shd w:val="clear" w:color="auto" w:fill="D9E2F3"/>
-            <w:tcMar>
-              <w:top w:w="50" w:type="dxa"/>
-              <w:left w:w="90" w:type="dxa"/>
-              <w:bottom w:w="50" w:type="dxa"/>
-              <w:right w:w="90" w:type="dxa"/>
-            </w:tcMar>
           </w:tcPr>
           <w:p>
             <w:pPr>
@@ -21656,12 +19422,6 @@
               <w:right w:val="single" w:sz="6" w:space="0" w:color="1F3864"/>
             </w:tcBorders>
             <w:shd w:val="clear" w:color="auto" w:fill="D9E2F3"/>
-            <w:tcMar>
-              <w:top w:w="50" w:type="dxa"/>
-              <w:left w:w="90" w:type="dxa"/>
-              <w:bottom w:w="50" w:type="dxa"/>
-              <w:right w:w="90" w:type="dxa"/>
-            </w:tcMar>
           </w:tcPr>
           <w:p>
             <w:pPr>
@@ -21693,12 +19453,6 @@
               <w:right w:val="single" w:sz="6" w:space="0" w:color="1F3864"/>
             </w:tcBorders>
             <w:shd w:val="clear" w:color="auto" w:fill="D9E2F3"/>
-            <w:tcMar>
-              <w:top w:w="50" w:type="dxa"/>
-              <w:left w:w="90" w:type="dxa"/>
-              <w:bottom w:w="50" w:type="dxa"/>
-              <w:right w:w="90" w:type="dxa"/>
-            </w:tcMar>
           </w:tcPr>
           <w:p>
             <w:pPr>
@@ -21757,12 +19511,6 @@
               <w:right w:val="single" w:sz="6" w:space="0" w:color="1F3864"/>
             </w:tcBorders>
             <w:shd w:val="clear" w:color="auto" w:fill="D9E2F3"/>
-            <w:tcMar>
-              <w:top w:w="50" w:type="dxa"/>
-              <w:left w:w="90" w:type="dxa"/>
-              <w:bottom w:w="50" w:type="dxa"/>
-              <w:right w:w="90" w:type="dxa"/>
-            </w:tcMar>
           </w:tcPr>
           <w:p>
             <w:pPr>
@@ -21794,12 +19542,6 @@
               <w:right w:val="single" w:sz="6" w:space="0" w:color="1F3864"/>
             </w:tcBorders>
             <w:shd w:val="clear" w:color="auto" w:fill="D9E2F3"/>
-            <w:tcMar>
-              <w:top w:w="50" w:type="dxa"/>
-              <w:left w:w="90" w:type="dxa"/>
-              <w:bottom w:w="50" w:type="dxa"/>
-              <w:right w:w="90" w:type="dxa"/>
-            </w:tcMar>
           </w:tcPr>
           <w:p>
             <w:pPr>
@@ -21831,12 +19573,6 @@
               <w:right w:val="single" w:sz="6" w:space="0" w:color="1F3864"/>
             </w:tcBorders>
             <w:shd w:val="clear" w:color="auto" w:fill="D9E2F3"/>
-            <w:tcMar>
-              <w:top w:w="50" w:type="dxa"/>
-              <w:left w:w="90" w:type="dxa"/>
-              <w:bottom w:w="50" w:type="dxa"/>
-              <w:right w:w="90" w:type="dxa"/>
-            </w:tcMar>
           </w:tcPr>
           <w:p>
             <w:pPr>
@@ -21868,12 +19604,6 @@
               <w:right w:val="single" w:sz="6" w:space="0" w:color="1F3864"/>
             </w:tcBorders>
             <w:shd w:val="clear" w:color="auto" w:fill="D9E2F3"/>
-            <w:tcMar>
-              <w:top w:w="50" w:type="dxa"/>
-              <w:left w:w="90" w:type="dxa"/>
-              <w:bottom w:w="50" w:type="dxa"/>
-              <w:right w:w="90" w:type="dxa"/>
-            </w:tcMar>
           </w:tcPr>
           <w:p>
             <w:pPr>
@@ -21932,12 +19662,6 @@
               <w:right w:val="single" w:sz="6" w:space="0" w:color="1F3864"/>
             </w:tcBorders>
             <w:shd w:val="clear" w:color="auto" w:fill="D9E2F3"/>
-            <w:tcMar>
-              <w:top w:w="50" w:type="dxa"/>
-              <w:left w:w="90" w:type="dxa"/>
-              <w:bottom w:w="50" w:type="dxa"/>
-              <w:right w:w="90" w:type="dxa"/>
-            </w:tcMar>
           </w:tcPr>
           <w:p>
             <w:pPr>
@@ -21969,12 +19693,6 @@
               <w:right w:val="single" w:sz="6" w:space="0" w:color="1F3864"/>
             </w:tcBorders>
             <w:shd w:val="clear" w:color="auto" w:fill="D9E2F3"/>
-            <w:tcMar>
-              <w:top w:w="50" w:type="dxa"/>
-              <w:left w:w="90" w:type="dxa"/>
-              <w:bottom w:w="50" w:type="dxa"/>
-              <w:right w:w="90" w:type="dxa"/>
-            </w:tcMar>
           </w:tcPr>
           <w:p>
             <w:pPr>
@@ -22006,12 +19724,6 @@
               <w:right w:val="single" w:sz="6" w:space="0" w:color="1F3864"/>
             </w:tcBorders>
             <w:shd w:val="clear" w:color="auto" w:fill="D9E2F3"/>
-            <w:tcMar>
-              <w:top w:w="50" w:type="dxa"/>
-              <w:left w:w="90" w:type="dxa"/>
-              <w:bottom w:w="50" w:type="dxa"/>
-              <w:right w:w="90" w:type="dxa"/>
-            </w:tcMar>
           </w:tcPr>
           <w:p>
             <w:pPr>
@@ -22043,12 +19755,6 @@
               <w:right w:val="single" w:sz="6" w:space="0" w:color="1F3864"/>
             </w:tcBorders>
             <w:shd w:val="clear" w:color="auto" w:fill="D9E2F3"/>
-            <w:tcMar>
-              <w:top w:w="50" w:type="dxa"/>
-              <w:left w:w="90" w:type="dxa"/>
-              <w:bottom w:w="50" w:type="dxa"/>
-              <w:right w:w="90" w:type="dxa"/>
-            </w:tcMar>
           </w:tcPr>
           <w:p>
             <w:pPr>
@@ -22107,12 +19813,6 @@
               <w:right w:val="single" w:sz="6" w:space="0" w:color="1F3864"/>
             </w:tcBorders>
             <w:shd w:val="clear" w:color="auto" w:fill="4472C4"/>
-            <w:tcMar>
-              <w:top w:w="50" w:type="dxa"/>
-              <w:left w:w="90" w:type="dxa"/>
-              <w:bottom w:w="50" w:type="dxa"/>
-              <w:right w:w="90" w:type="dxa"/>
-            </w:tcMar>
           </w:tcPr>
           <w:p>
             <w:pPr>
@@ -22148,12 +19848,6 @@
               <w:right w:val="single" w:sz="6" w:space="0" w:color="1F3864"/>
             </w:tcBorders>
             <w:shd w:val="clear" w:color="auto" w:fill="4472C4"/>
-            <w:tcMar>
-              <w:top w:w="50" w:type="dxa"/>
-              <w:left w:w="90" w:type="dxa"/>
-              <w:bottom w:w="50" w:type="dxa"/>
-              <w:right w:w="90" w:type="dxa"/>
-            </w:tcMar>
           </w:tcPr>
           <w:p>
             <w:pPr>
@@ -22217,12 +19911,6 @@
               <w:right w:val="single" w:sz="6" w:space="0" w:color="1F3864"/>
             </w:tcBorders>
             <w:shd w:val="clear" w:color="auto" w:fill="4472C4"/>
-            <w:tcMar>
-              <w:top w:w="50" w:type="dxa"/>
-              <w:left w:w="90" w:type="dxa"/>
-              <w:bottom w:w="50" w:type="dxa"/>
-              <w:right w:w="90" w:type="dxa"/>
-            </w:tcMar>
           </w:tcPr>
           <w:p>
             <w:pPr>
@@ -22258,12 +19946,6 @@
               <w:right w:val="single" w:sz="6" w:space="0" w:color="1F3864"/>
             </w:tcBorders>
             <w:shd w:val="clear" w:color="auto" w:fill="4472C4"/>
-            <w:tcMar>
-              <w:top w:w="50" w:type="dxa"/>
-              <w:left w:w="90" w:type="dxa"/>
-              <w:bottom w:w="50" w:type="dxa"/>
-              <w:right w:w="90" w:type="dxa"/>
-            </w:tcMar>
           </w:tcPr>
           <w:p>
             <w:pPr>
@@ -22299,12 +19981,6 @@
               <w:right w:val="single" w:sz="6" w:space="0" w:color="1F3864"/>
             </w:tcBorders>
             <w:shd w:val="clear" w:color="auto" w:fill="4472C4"/>
-            <w:tcMar>
-              <w:top w:w="50" w:type="dxa"/>
-              <w:left w:w="90" w:type="dxa"/>
-              <w:bottom w:w="50" w:type="dxa"/>
-              <w:right w:w="90" w:type="dxa"/>
-            </w:tcMar>
           </w:tcPr>
           <w:p>
             <w:pPr>
@@ -22341,12 +20017,6 @@
               <w:right w:val="single" w:sz="6" w:space="0" w:color="1F3864"/>
             </w:tcBorders>
             <w:shd w:val="clear" w:color="auto" w:fill="4472C4"/>
-            <w:tcMar>
-              <w:top w:w="50" w:type="dxa"/>
-              <w:left w:w="90" w:type="dxa"/>
-              <w:bottom w:w="50" w:type="dxa"/>
-              <w:right w:w="90" w:type="dxa"/>
-            </w:tcMar>
           </w:tcPr>
           <w:p>
             <w:pPr>
@@ -22410,12 +20080,6 @@
               <w:right w:val="single" w:sz="6" w:space="0" w:color="1F3864"/>
             </w:tcBorders>
             <w:shd w:val="clear" w:color="auto" w:fill="D9E2F3"/>
-            <w:tcMar>
-              <w:top w:w="50" w:type="dxa"/>
-              <w:left w:w="90" w:type="dxa"/>
-              <w:bottom w:w="50" w:type="dxa"/>
-              <w:right w:w="90" w:type="dxa"/>
-            </w:tcMar>
           </w:tcPr>
           <w:p>
             <w:pPr>
@@ -22447,12 +20111,6 @@
               <w:right w:val="single" w:sz="6" w:space="0" w:color="1F3864"/>
             </w:tcBorders>
             <w:shd w:val="clear" w:color="auto" w:fill="D9E2F3"/>
-            <w:tcMar>
-              <w:top w:w="50" w:type="dxa"/>
-              <w:left w:w="90" w:type="dxa"/>
-              <w:bottom w:w="50" w:type="dxa"/>
-              <w:right w:w="90" w:type="dxa"/>
-            </w:tcMar>
           </w:tcPr>
           <w:p>
             <w:pPr>
@@ -22484,12 +20142,6 @@
               <w:right w:val="single" w:sz="6" w:space="0" w:color="1F3864"/>
             </w:tcBorders>
             <w:shd w:val="clear" w:color="auto" w:fill="D9E2F3"/>
-            <w:tcMar>
-              <w:top w:w="50" w:type="dxa"/>
-              <w:left w:w="90" w:type="dxa"/>
-              <w:bottom w:w="50" w:type="dxa"/>
-              <w:right w:w="90" w:type="dxa"/>
-            </w:tcMar>
           </w:tcPr>
           <w:p>
             <w:pPr>
@@ -22521,12 +20173,6 @@
               <w:right w:val="single" w:sz="6" w:space="0" w:color="1F3864"/>
             </w:tcBorders>
             <w:shd w:val="clear" w:color="auto" w:fill="D9E2F3"/>
-            <w:tcMar>
-              <w:top w:w="50" w:type="dxa"/>
-              <w:left w:w="90" w:type="dxa"/>
-              <w:bottom w:w="50" w:type="dxa"/>
-              <w:right w:w="90" w:type="dxa"/>
-            </w:tcMar>
           </w:tcPr>
           <w:p>
             <w:pPr>
@@ -22585,12 +20231,6 @@
               <w:right w:val="single" w:sz="6" w:space="0" w:color="1F3864"/>
             </w:tcBorders>
             <w:shd w:val="clear" w:color="auto" w:fill="D9E2F3"/>
-            <w:tcMar>
-              <w:top w:w="50" w:type="dxa"/>
-              <w:left w:w="90" w:type="dxa"/>
-              <w:bottom w:w="50" w:type="dxa"/>
-              <w:right w:w="90" w:type="dxa"/>
-            </w:tcMar>
           </w:tcPr>
           <w:p>
             <w:pPr>
@@ -22622,12 +20262,6 @@
               <w:right w:val="single" w:sz="6" w:space="0" w:color="1F3864"/>
             </w:tcBorders>
             <w:shd w:val="clear" w:color="auto" w:fill="D9E2F3"/>
-            <w:tcMar>
-              <w:top w:w="50" w:type="dxa"/>
-              <w:left w:w="90" w:type="dxa"/>
-              <w:bottom w:w="50" w:type="dxa"/>
-              <w:right w:w="90" w:type="dxa"/>
-            </w:tcMar>
           </w:tcPr>
           <w:p>
             <w:pPr>
@@ -22659,12 +20293,6 @@
               <w:right w:val="single" w:sz="6" w:space="0" w:color="1F3864"/>
             </w:tcBorders>
             <w:shd w:val="clear" w:color="auto" w:fill="D9E2F3"/>
-            <w:tcMar>
-              <w:top w:w="50" w:type="dxa"/>
-              <w:left w:w="90" w:type="dxa"/>
-              <w:bottom w:w="50" w:type="dxa"/>
-              <w:right w:w="90" w:type="dxa"/>
-            </w:tcMar>
           </w:tcPr>
           <w:p>
             <w:pPr>
@@ -22696,12 +20324,6 @@
               <w:right w:val="single" w:sz="6" w:space="0" w:color="1F3864"/>
             </w:tcBorders>
             <w:shd w:val="clear" w:color="auto" w:fill="D9E2F3"/>
-            <w:tcMar>
-              <w:top w:w="50" w:type="dxa"/>
-              <w:left w:w="90" w:type="dxa"/>
-              <w:bottom w:w="50" w:type="dxa"/>
-              <w:right w:w="90" w:type="dxa"/>
-            </w:tcMar>
           </w:tcPr>
           <w:p>
             <w:pPr>
@@ -22760,12 +20382,6 @@
               <w:right w:val="single" w:sz="6" w:space="0" w:color="1F3864"/>
             </w:tcBorders>
             <w:shd w:val="clear" w:color="auto" w:fill="D9E2F3"/>
-            <w:tcMar>
-              <w:top w:w="50" w:type="dxa"/>
-              <w:left w:w="90" w:type="dxa"/>
-              <w:bottom w:w="50" w:type="dxa"/>
-              <w:right w:w="90" w:type="dxa"/>
-            </w:tcMar>
           </w:tcPr>
           <w:p>
             <w:pPr>
@@ -22797,12 +20413,6 @@
               <w:right w:val="single" w:sz="6" w:space="0" w:color="1F3864"/>
             </w:tcBorders>
             <w:shd w:val="clear" w:color="auto" w:fill="D9E2F3"/>
-            <w:tcMar>
-              <w:top w:w="50" w:type="dxa"/>
-              <w:left w:w="90" w:type="dxa"/>
-              <w:bottom w:w="50" w:type="dxa"/>
-              <w:right w:w="90" w:type="dxa"/>
-            </w:tcMar>
           </w:tcPr>
           <w:p>
             <w:pPr>
@@ -22834,12 +20444,6 @@
               <w:right w:val="single" w:sz="6" w:space="0" w:color="1F3864"/>
             </w:tcBorders>
             <w:shd w:val="clear" w:color="auto" w:fill="D9E2F3"/>
-            <w:tcMar>
-              <w:top w:w="50" w:type="dxa"/>
-              <w:left w:w="90" w:type="dxa"/>
-              <w:bottom w:w="50" w:type="dxa"/>
-              <w:right w:w="90" w:type="dxa"/>
-            </w:tcMar>
           </w:tcPr>
           <w:p>
             <w:pPr>
@@ -22871,12 +20475,6 @@
               <w:right w:val="single" w:sz="6" w:space="0" w:color="1F3864"/>
             </w:tcBorders>
             <w:shd w:val="clear" w:color="auto" w:fill="D9E2F3"/>
-            <w:tcMar>
-              <w:top w:w="50" w:type="dxa"/>
-              <w:left w:w="90" w:type="dxa"/>
-              <w:bottom w:w="50" w:type="dxa"/>
-              <w:right w:w="90" w:type="dxa"/>
-            </w:tcMar>
           </w:tcPr>
           <w:p>
             <w:pPr>
@@ -22934,12 +20532,6 @@
               <w:right w:val="single" w:sz="6" w:space="0" w:color="1F3864"/>
             </w:tcBorders>
             <w:shd w:val="clear" w:color="auto" w:fill="4472C4"/>
-            <w:tcMar>
-              <w:top w:w="50" w:type="dxa"/>
-              <w:left w:w="90" w:type="dxa"/>
-              <w:bottom w:w="50" w:type="dxa"/>
-              <w:right w:w="90" w:type="dxa"/>
-            </w:tcMar>
             <w:vAlign w:val="center"/>
           </w:tcPr>
           <w:p>
@@ -22978,12 +20570,6 @@
               <w:right w:val="single" w:sz="6" w:space="0" w:color="1F3864"/>
             </w:tcBorders>
             <w:shd w:val="clear" w:color="auto" w:fill="4472C4"/>
-            <w:tcMar>
-              <w:top w:w="50" w:type="dxa"/>
-              <w:left w:w="90" w:type="dxa"/>
-              <w:bottom w:w="50" w:type="dxa"/>
-              <w:right w:w="90" w:type="dxa"/>
-            </w:tcMar>
             <w:vAlign w:val="center"/>
           </w:tcPr>
           <w:p>
@@ -23013,6 +20599,55 @@
           </w:p>
         </w:tc>
       </w:tr>
+    </w:tbl>
+    <w:p>
+      <w:pPr>
+        <w:spacing w:before="0" w:after="0" w:line="240" w:lineRule="auto"/>
+        <w:rPr>
+          <w:sz w:val="18"/>
+          <w:szCs w:val="18"/>
+        </w:rPr>
+      </w:pPr>
+    </w:p>
+    <w:tbl>
+      <w:tblPr>
+        <w:tblW w:w="9405" w:type="dxa"/>
+        <w:jc w:val="center"/>
+        <w:tblBorders>
+          <w:top w:val="single" w:sz="6" w:space="0" w:color="1F3864"/>
+          <w:left w:val="single" w:sz="6" w:space="0" w:color="1F3864"/>
+          <w:bottom w:val="single" w:sz="6" w:space="0" w:color="1F3864"/>
+          <w:right w:val="single" w:sz="6" w:space="0" w:color="1F3864"/>
+          <w:insideH w:val="single" w:sz="6" w:space="0" w:color="1F3864"/>
+          <w:insideV w:val="single" w:sz="6" w:space="0" w:color="1F3864"/>
+        </w:tblBorders>
+        <w:tblLayout w:type="fixed"/>
+        <w:tblCellMar>
+          <w:top w:w="40" w:type="dxa"/>
+          <w:left w:w="90" w:type="dxa"/>
+          <w:bottom w:w="40" w:type="dxa"/>
+          <w:right w:w="90" w:type="dxa"/>
+        </w:tblCellMar>
+        <w:tblLook w:val="0000" w:firstRow="0" w:lastRow="0" w:firstColumn="0" w:lastColumn="0" w:noHBand="0" w:noVBand="0"/>
+      </w:tblPr>
+      <w:tblGrid>
+        <w:gridCol w:w="1175"/>
+        <w:gridCol w:w="391"/>
+        <w:gridCol w:w="391"/>
+        <w:gridCol w:w="391"/>
+        <w:gridCol w:w="783"/>
+        <w:gridCol w:w="391"/>
+        <w:gridCol w:w="391"/>
+        <w:gridCol w:w="783"/>
+        <w:gridCol w:w="783"/>
+        <w:gridCol w:w="391"/>
+        <w:gridCol w:w="391"/>
+        <w:gridCol w:w="391"/>
+        <w:gridCol w:w="391"/>
+        <w:gridCol w:w="391"/>
+        <w:gridCol w:w="391"/>
+        <w:gridCol w:w="1567"/>
+      </w:tblGrid>
       <w:tr>
         <w:tc>
           <w:tcPr>
@@ -23025,12 +20660,6 @@
               <w:right w:val="single" w:sz="6" w:space="0" w:color="1F3864"/>
             </w:tcBorders>
             <w:shd w:val="clear" w:color="auto" w:fill="D9E2F3"/>
-            <w:tcMar>
-              <w:top w:w="50" w:type="dxa"/>
-              <w:left w:w="90" w:type="dxa"/>
-              <w:bottom w:w="50" w:type="dxa"/>
-              <w:right w:w="90" w:type="dxa"/>
-            </w:tcMar>
           </w:tcPr>
           <w:p>
             <w:pPr>
@@ -23379,12 +21008,6 @@
               <w:right w:val="single" w:sz="6" w:space="0" w:color="1F3864"/>
             </w:tcBorders>
             <w:shd w:val="clear" w:color="auto" w:fill="D9E2F3"/>
-            <w:tcMar>
-              <w:top w:w="50" w:type="dxa"/>
-              <w:left w:w="90" w:type="dxa"/>
-              <w:bottom w:w="50" w:type="dxa"/>
-              <w:right w:w="90" w:type="dxa"/>
-            </w:tcMar>
           </w:tcPr>
           <w:p>
             <w:pPr>
